--- a/Aprendendo Analise de Dados/Anotações sobre Analise de dados2.docx
+++ b/Aprendendo Analise de Dados/Anotações sobre Analise de dados2.docx
@@ -89,12 +89,10 @@
     </w:p>
     <w:p>
       <w:proofErr w:type="spellStart"/>
-      <w:proofErr w:type="gramStart"/>
       <w:r>
         <w:t>Pd.DataFrame</w:t>
       </w:r>
       <w:proofErr w:type="spellEnd"/>
-      <w:proofErr w:type="gramEnd"/>
       <w:r>
         <w:t>(): serve para criar uma tabela dentro do pandas</w:t>
       </w:r>
@@ -115,19 +113,16 @@
         <w:t xml:space="preserve"> o </w:t>
       </w:r>
       <w:proofErr w:type="spellStart"/>
-      <w:proofErr w:type="gramStart"/>
       <w:r>
         <w:t>pd.dataframe</w:t>
       </w:r>
       <w:proofErr w:type="spellEnd"/>
-      <w:proofErr w:type="gramEnd"/>
       <w:r>
         <w:t>() que já vai criar a tabela</w:t>
       </w:r>
     </w:p>
     <w:p>
       <w:proofErr w:type="spellStart"/>
-      <w:proofErr w:type="gramStart"/>
       <w:r>
         <w:t>pd</w:t>
       </w:r>
@@ -138,7 +133,6 @@
         </w:rPr>
         <w:t>.read</w:t>
       </w:r>
-      <w:proofErr w:type="gramEnd"/>
       <w:r>
         <w:rPr>
           <w:b/>
@@ -195,9 +189,384 @@
           <w:b/>
           <w:bCs/>
         </w:rPr>
+        <w:t>.describe</w:t>
+      </w:r>
+      <w:proofErr w:type="spellEnd"/>
+      <w:r>
+        <w:rPr>
+          <w:b/>
+          <w:bCs/>
+        </w:rPr>
+        <w:t xml:space="preserve">() </w:t>
+      </w:r>
+      <w:r>
+        <w:t xml:space="preserve"> serve para mostrar as informações resumidas</w:t>
+      </w:r>
+    </w:p>
+    <w:p>
+      <w:pPr>
+        <w:spacing w:before="240"/>
+      </w:pPr>
+      <w:proofErr w:type="spellStart"/>
+      <w:r>
+        <w:t>xxx</w:t>
+      </w:r>
+      <w:r>
+        <w:rPr>
+          <w:b/>
+          <w:bCs/>
+        </w:rPr>
+        <w:t>.sum</w:t>
+      </w:r>
+      <w:proofErr w:type="spellEnd"/>
+      <w:r>
+        <w:rPr>
+          <w:b/>
+          <w:bCs/>
+        </w:rPr>
+        <w:t xml:space="preserve">() </w:t>
+      </w:r>
+      <w:r>
+        <w:t>: serve para somar a tabela inteira</w:t>
+      </w:r>
+    </w:p>
+    <w:p>
+      <w:proofErr w:type="spellStart"/>
+      <w:r>
+        <w:t>xxx</w:t>
+      </w:r>
+      <w:r>
+        <w:rPr>
+          <w:b/>
+          <w:bCs/>
+        </w:rPr>
+        <w:t>.astype</w:t>
+      </w:r>
+      <w:proofErr w:type="spellEnd"/>
+      <w:r>
+        <w:rPr>
+          <w:b/>
+          <w:bCs/>
+        </w:rPr>
+        <w:t>(</w:t>
+      </w:r>
+      <w:proofErr w:type="spellStart"/>
+      <w:r>
+        <w:t>xxx</w:t>
+      </w:r>
+      <w:proofErr w:type="spellEnd"/>
+      <w:r>
+        <w:t xml:space="preserve">):Serve para mudar o tipo da variável, </w:t>
+      </w:r>
+      <w:proofErr w:type="spellStart"/>
+      <w:r>
+        <w:t>ex</w:t>
+      </w:r>
+      <w:proofErr w:type="spellEnd"/>
+      <w:r>
+        <w:t xml:space="preserve">: mudar </w:t>
+      </w:r>
+      <w:proofErr w:type="spellStart"/>
+      <w:r>
+        <w:t>str</w:t>
+      </w:r>
+      <w:proofErr w:type="spellEnd"/>
+      <w:r>
+        <w:t xml:space="preserve"> para </w:t>
+      </w:r>
+      <w:proofErr w:type="spellStart"/>
+      <w:r>
+        <w:t>float</w:t>
+      </w:r>
+      <w:proofErr w:type="spellEnd"/>
+      <w:r>
         <w:t>.</w:t>
       </w:r>
-      <w:proofErr w:type="gramStart"/>
+    </w:p>
+    <w:p>
+      <w:proofErr w:type="spellStart"/>
+      <w:r>
+        <w:t>xxxx</w:t>
+      </w:r>
+      <w:r>
+        <w:rPr>
+          <w:b/>
+          <w:bCs/>
+        </w:rPr>
+        <w:t>.groupby</w:t>
+      </w:r>
+      <w:proofErr w:type="spellEnd"/>
+      <w:r>
+        <w:rPr>
+          <w:b/>
+          <w:bCs/>
+        </w:rPr>
+        <w:t>(‘</w:t>
+      </w:r>
+      <w:proofErr w:type="spellStart"/>
+      <w:r>
+        <w:t>xxx</w:t>
+      </w:r>
+      <w:proofErr w:type="spellEnd"/>
+      <w:r>
+        <w:rPr>
+          <w:b/>
+          <w:bCs/>
+        </w:rPr>
+        <w:t>’)</w:t>
+      </w:r>
+      <w:r>
+        <w:t xml:space="preserve">: e para agrupar </w:t>
+      </w:r>
+      <w:r>
+        <w:t>uma coluna ou alguma coisa</w:t>
+      </w:r>
+    </w:p>
+    <w:p>
+      <w:pPr>
+        <w:spacing w:before="240"/>
+      </w:pPr>
+      <w:r>
+        <w:t>quando se adiciona vários [</w:t>
+      </w:r>
+      <w:r>
+        <w:t>[]</w:t>
+      </w:r>
+      <w:r>
+        <w:t xml:space="preserve">] e aonde vai pegar </w:t>
+      </w:r>
+      <w:proofErr w:type="spellStart"/>
+      <w:r>
+        <w:t>varias</w:t>
+      </w:r>
+      <w:proofErr w:type="spellEnd"/>
+      <w:r>
+        <w:t xml:space="preserve"> colunas</w:t>
+      </w:r>
+    </w:p>
+    <w:p>
+      <w:pPr>
+        <w:spacing w:before="240"/>
+      </w:pPr>
+      <w:proofErr w:type="spellStart"/>
+      <w:r>
+        <w:t>xxx</w:t>
+      </w:r>
+      <w:r>
+        <w:rPr>
+          <w:b/>
+          <w:bCs/>
+        </w:rPr>
+        <w:t>.head</w:t>
+      </w:r>
+      <w:proofErr w:type="spellEnd"/>
+      <w:r>
+        <w:rPr>
+          <w:b/>
+          <w:bCs/>
+        </w:rPr>
+        <w:t>():</w:t>
+      </w:r>
+      <w:r>
+        <w:t>Seve para mostrar as 5 primeiras linhas,</w:t>
+      </w:r>
+      <w:r>
+        <w:t xml:space="preserve"> </w:t>
+      </w:r>
+      <w:r>
+        <w:t xml:space="preserve">ou </w:t>
+      </w:r>
+      <w:proofErr w:type="spellStart"/>
+      <w:r>
+        <w:t>ate</w:t>
+      </w:r>
+      <w:proofErr w:type="spellEnd"/>
+      <w:r>
+        <w:t xml:space="preserve"> onde você quer q mostre</w:t>
+      </w:r>
+    </w:p>
+    <w:p>
+      <w:pPr>
+        <w:spacing w:before="240"/>
+      </w:pPr>
+      <w:proofErr w:type="spellStart"/>
+      <w:r>
+        <w:t>xxx</w:t>
+      </w:r>
+      <w:r>
+        <w:rPr>
+          <w:b/>
+          <w:bCs/>
+        </w:rPr>
+        <w:t>.tail</w:t>
+      </w:r>
+      <w:proofErr w:type="spellEnd"/>
+      <w:r>
+        <w:rPr>
+          <w:b/>
+          <w:bCs/>
+        </w:rPr>
+        <w:t>()</w:t>
+      </w:r>
+      <w:r>
+        <w:t xml:space="preserve">: Serve para mostrar as 5 ultimas linhas do </w:t>
+      </w:r>
+      <w:proofErr w:type="spellStart"/>
+      <w:r>
+        <w:t>DataFrame</w:t>
+      </w:r>
+      <w:proofErr w:type="spellEnd"/>
+    </w:p>
+    <w:p>
+      <w:pPr>
+        <w:spacing w:before="240"/>
+      </w:pPr>
+      <w:proofErr w:type="spellStart"/>
+      <w:r>
+        <w:t>xxx</w:t>
+      </w:r>
+      <w:r>
+        <w:rPr>
+          <w:b/>
+          <w:bCs/>
+        </w:rPr>
+        <w:t>.sample</w:t>
+      </w:r>
+      <w:proofErr w:type="spellEnd"/>
+      <w:r>
+        <w:rPr>
+          <w:b/>
+          <w:bCs/>
+        </w:rPr>
+        <w:t>(</w:t>
+      </w:r>
+      <w:r>
+        <w:t>x</w:t>
+      </w:r>
+      <w:r>
+        <w:rPr>
+          <w:b/>
+          <w:bCs/>
+        </w:rPr>
+        <w:t>)</w:t>
+      </w:r>
+      <w:r>
+        <w:t>: Pega o número que você escolher de linhas aleatórias do seu data frame</w:t>
+      </w:r>
+    </w:p>
+    <w:p>
+      <w:pPr>
+        <w:spacing w:before="240"/>
+      </w:pPr>
+      <w:proofErr w:type="spellStart"/>
+      <w:r>
+        <w:t>xxx</w:t>
+      </w:r>
+      <w:r>
+        <w:rPr>
+          <w:b/>
+          <w:bCs/>
+        </w:rPr>
+        <w:t>.s</w:t>
+      </w:r>
+      <w:r>
+        <w:rPr>
+          <w:b/>
+          <w:bCs/>
+        </w:rPr>
+        <w:t>h</w:t>
+      </w:r>
+      <w:r>
+        <w:rPr>
+          <w:b/>
+          <w:bCs/>
+        </w:rPr>
+        <w:t>ape</w:t>
+      </w:r>
+      <w:r>
+        <w:t>:serve</w:t>
+      </w:r>
+      <w:proofErr w:type="spellEnd"/>
+      <w:r>
+        <w:t xml:space="preserve"> para mostrar quantas linhas e quantas colunas</w:t>
+      </w:r>
+    </w:p>
+    <w:p>
+      <w:pPr>
+        <w:spacing w:before="240"/>
+      </w:pPr>
+      <w:proofErr w:type="spellStart"/>
+      <w:r>
+        <w:t>xxx</w:t>
+      </w:r>
+      <w:r>
+        <w:rPr>
+          <w:b/>
+          <w:bCs/>
+        </w:rPr>
+        <w:t>.plot.pie</w:t>
+      </w:r>
+      <w:proofErr w:type="spellEnd"/>
+      <w:r>
+        <w:rPr>
+          <w:b/>
+          <w:bCs/>
+        </w:rPr>
+        <w:t>()</w:t>
+      </w:r>
+      <w:r>
+        <w:t>:Serve para plotar gráfico de pizza</w:t>
+      </w:r>
+    </w:p>
+    <w:p>
+      <w:pPr>
+        <w:spacing w:before="240"/>
+      </w:pPr>
+      <w:proofErr w:type="spellStart"/>
+      <w:r>
+        <w:t>xxx</w:t>
+      </w:r>
+      <w:r>
+        <w:rPr>
+          <w:b/>
+          <w:bCs/>
+        </w:rPr>
+        <w:t>.qcut</w:t>
+      </w:r>
+      <w:r>
+        <w:t>:P</w:t>
+      </w:r>
+      <w:r>
+        <w:t>ermite</w:t>
+      </w:r>
+      <w:proofErr w:type="spellEnd"/>
+      <w:r>
+        <w:t xml:space="preserve"> criar categorias a partir de valores contínuos (ou de muitas categorias). Basta você partir de um princípio de ordenamento e selecionar a quantidade de categorias final que deseja</w:t>
+      </w:r>
+    </w:p>
+    <w:p>
+      <w:pPr>
+        <w:spacing w:before="240"/>
+      </w:pPr>
+      <w:r>
+        <w:rPr>
+          <w:b/>
+          <w:bCs/>
+        </w:rPr>
+        <w:t>.T</w:t>
+      </w:r>
+      <w:r>
+        <w:t>: Serve para inverter as linhas pelas colunas</w:t>
+      </w:r>
+    </w:p>
+    <w:p>
+      <w:pPr>
+        <w:spacing w:before="240"/>
+      </w:pPr>
+      <w:proofErr w:type="spellStart"/>
+      <w:r>
+        <w:t>xxx.</w:t>
+      </w:r>
       <w:r>
         <w:rPr>
           <w:b/>
@@ -211,18 +580,142 @@
           <w:b/>
           <w:bCs/>
         </w:rPr>
+        <w:t>():</w:t>
+      </w:r>
+      <w:r>
+        <w:t>Ele vai mostrar um resumo das colunas numéricas sobre a tabela</w:t>
+      </w:r>
+    </w:p>
+    <w:p>
+      <w:pPr>
+        <w:spacing w:before="240"/>
+      </w:pPr>
+      <w:r>
+        <w:t xml:space="preserve">para pegar uma coluno em </w:t>
+      </w:r>
+      <w:proofErr w:type="spellStart"/>
+      <w:r>
+        <w:t>expecifico</w:t>
+      </w:r>
+      <w:proofErr w:type="spellEnd"/>
+      <w:r>
+        <w:t xml:space="preserve">, deve-se colocar entre [ ] e o nome </w:t>
+      </w:r>
+      <w:proofErr w:type="spellStart"/>
+      <w:r>
+        <w:t>identido</w:t>
+      </w:r>
+      <w:proofErr w:type="spellEnd"/>
+      <w:r>
+        <w:t xml:space="preserve"> da coluna</w:t>
+      </w:r>
+    </w:p>
+    <w:p>
+      <w:pPr>
+        <w:spacing w:before="240"/>
+      </w:pPr>
+      <w:r>
+        <w:t>.</w:t>
+      </w:r>
+      <w:proofErr w:type="spellStart"/>
+      <w:r>
+        <w:t>loc</w:t>
+      </w:r>
+      <w:proofErr w:type="spellEnd"/>
+      <w:r>
+        <w:t xml:space="preserve"> </w:t>
+      </w:r>
+      <w:r>
+        <w:t>[</w:t>
+      </w:r>
+      <w:proofErr w:type="spellStart"/>
+      <w:r>
+        <w:t>linhas,colunas</w:t>
+      </w:r>
+      <w:proofErr w:type="spellEnd"/>
+      <w:r>
+        <w:t xml:space="preserve"> ]</w:t>
+      </w:r>
+      <w:r>
+        <w:t>:</w:t>
+      </w:r>
+      <w:r>
+        <w:t xml:space="preserve"> </w:t>
+      </w:r>
+      <w:r>
+        <w:t>- Pegar 1 linha</w:t>
+      </w:r>
+    </w:p>
+    <w:p>
+      <w:pPr>
+        <w:spacing w:before="240"/>
+      </w:pPr>
+      <w:r>
+        <w:t>- Pegar linhas de acordo com alguma condição</w:t>
+      </w:r>
+    </w:p>
+    <w:p>
+      <w:pPr>
+        <w:spacing w:before="240"/>
+      </w:pPr>
+      <w:r>
+        <w:t>- Pegar linhas e colunas específicas</w:t>
+      </w:r>
+    </w:p>
+    <w:p>
+      <w:pPr>
+        <w:spacing w:before="240"/>
+      </w:pPr>
+      <w:r>
+        <w:lastRenderedPageBreak/>
+        <w:t>- Pegar 1 valor específico</w:t>
+      </w:r>
+    </w:p>
+    <w:p>
+      <w:pPr>
+        <w:spacing w:before="240"/>
+      </w:pPr>
+      <w:r>
+        <w:t>Dois pontos “:” significa todas as linhas ou colunas</w:t>
+      </w:r>
+    </w:p>
+    <w:p>
+      <w:pPr>
+        <w:spacing w:before="240"/>
+      </w:pPr>
+      <w:proofErr w:type="spellStart"/>
+      <w:r>
+        <w:t>xxx</w:t>
+      </w:r>
+      <w:r>
+        <w:rPr>
+          <w:b/>
+          <w:bCs/>
+        </w:rPr>
+        <w:t>.append</w:t>
+      </w:r>
+      <w:proofErr w:type="spellEnd"/>
+      <w:r>
+        <w:rPr>
+          <w:b/>
+          <w:bCs/>
+        </w:rPr>
         <w:t>(</w:t>
       </w:r>
-      <w:proofErr w:type="gramEnd"/>
-      <w:r>
-        <w:rPr>
-          <w:b/>
-          <w:bCs/>
-        </w:rPr>
-        <w:t xml:space="preserve">) </w:t>
-      </w:r>
-      <w:r>
-        <w:t xml:space="preserve"> serve para mostrar as informações resumidas</w:t>
+      <w:proofErr w:type="spellStart"/>
+      <w:r>
+        <w:t>xxx</w:t>
+      </w:r>
+      <w:proofErr w:type="spellEnd"/>
+      <w:r>
+        <w:rPr>
+          <w:b/>
+          <w:bCs/>
+        </w:rPr>
+        <w:t>)</w:t>
+      </w:r>
+      <w:r>
+        <w:t>: ele adiciona outra variável</w:t>
       </w:r>
     </w:p>
     <w:p>
@@ -230,16 +723,15 @@
         <w:spacing w:before="240"/>
       </w:pPr>
       <w:proofErr w:type="spellStart"/>
-      <w:proofErr w:type="gramStart"/>
-      <w:r>
-        <w:t>xxx</w:t>
-      </w:r>
-      <w:r>
-        <w:rPr>
-          <w:b/>
-          <w:bCs/>
-        </w:rPr>
-        <w:t>.sum</w:t>
+      <w:r>
+        <w:t>xxx</w:t>
+      </w:r>
+      <w:r>
+        <w:rPr>
+          <w:b/>
+          <w:bCs/>
+        </w:rPr>
+        <w:t>.drop</w:t>
       </w:r>
       <w:proofErr w:type="spellEnd"/>
       <w:r>
@@ -249,29 +741,65 @@
         </w:rPr>
         <w:t>(</w:t>
       </w:r>
-      <w:proofErr w:type="gramEnd"/>
-      <w:r>
-        <w:rPr>
-          <w:b/>
-          <w:bCs/>
-        </w:rPr>
-        <w:t xml:space="preserve">) </w:t>
-      </w:r>
-      <w:r>
-        <w:t>: serve para somar a tabela inteira</w:t>
-      </w:r>
-    </w:p>
-    <w:p>
-      <w:proofErr w:type="spellStart"/>
-      <w:r>
-        <w:t>xxx</w:t>
-      </w:r>
-      <w:r>
-        <w:rPr>
-          <w:b/>
-          <w:bCs/>
-        </w:rPr>
-        <w:t>.astype</w:t>
+      <w:proofErr w:type="spellStart"/>
+      <w:r>
+        <w:t>xxx</w:t>
+      </w:r>
+      <w:proofErr w:type="spellEnd"/>
+      <w:r>
+        <w:t xml:space="preserve"> ou</w:t>
+      </w:r>
+      <w:r>
+        <w:t xml:space="preserve"> </w:t>
+      </w:r>
+      <w:proofErr w:type="spellStart"/>
+      <w:r>
+        <w:rPr>
+          <w:b/>
+          <w:bCs/>
+        </w:rPr>
+        <w:t>colums</w:t>
+      </w:r>
+      <w:proofErr w:type="spellEnd"/>
+      <w:r>
+        <w:rPr>
+          <w:b/>
+          <w:bCs/>
+        </w:rPr>
+        <w:t xml:space="preserve">= </w:t>
+      </w:r>
+      <w:r>
+        <w:t>x</w:t>
+      </w:r>
+      <w:r>
+        <w:rPr>
+          <w:b/>
+          <w:bCs/>
+        </w:rPr>
+        <w:t>)</w:t>
+      </w:r>
+      <w:r>
+        <w:t>: serve para excluir uma coluna ou linha</w:t>
+      </w:r>
+    </w:p>
+    <w:p>
+      <w:pPr>
+        <w:spacing w:before="240"/>
+        <w:rPr>
+          <w:b/>
+          <w:bCs/>
+        </w:rPr>
+      </w:pPr>
+      <w:proofErr w:type="spellStart"/>
+      <w:r>
+        <w:t>xxx</w:t>
+      </w:r>
+      <w:r>
+        <w:rPr>
+          <w:b/>
+          <w:bCs/>
+        </w:rPr>
+        <w:t>.dropna</w:t>
       </w:r>
       <w:proofErr w:type="spellEnd"/>
       <w:r>
@@ -283,23 +811,750 @@
       </w:r>
       <w:proofErr w:type="spellStart"/>
       <w:r>
-        <w:t>xxx</w:t>
-      </w:r>
-      <w:proofErr w:type="spellEnd"/>
-      <w:r>
-        <w:t xml:space="preserve">):Serve para mudar o tipo da variável, </w:t>
-      </w:r>
-      <w:proofErr w:type="spellStart"/>
-      <w:r>
-        <w:t>ex</w:t>
-      </w:r>
-      <w:proofErr w:type="spellEnd"/>
-      <w:r>
-        <w:t xml:space="preserve">: mudar </w:t>
-      </w:r>
-      <w:proofErr w:type="spellStart"/>
-      <w:r>
-        <w:t>str</w:t>
+        <w:rPr>
+          <w:b/>
+          <w:bCs/>
+        </w:rPr>
+        <w:t>how</w:t>
+      </w:r>
+      <w:proofErr w:type="spellEnd"/>
+      <w:r>
+        <w:rPr>
+          <w:b/>
+          <w:bCs/>
+        </w:rPr>
+        <w:t>=’</w:t>
+      </w:r>
+      <w:proofErr w:type="spellStart"/>
+      <w:r>
+        <w:rPr>
+          <w:b/>
+          <w:bCs/>
+        </w:rPr>
+        <w:t>all</w:t>
+      </w:r>
+      <w:proofErr w:type="spellEnd"/>
+      <w:r>
+        <w:rPr>
+          <w:b/>
+          <w:bCs/>
+        </w:rPr>
+        <w:t>’)</w:t>
+      </w:r>
+      <w:r>
+        <w:t>:exclui as linhas com valores vazios que são completamente vazios e se quiser colunas</w:t>
+      </w:r>
+      <w:r>
+        <w:t xml:space="preserve"> </w:t>
+      </w:r>
+      <w:proofErr w:type="spellStart"/>
+      <w:r>
+        <w:t>so</w:t>
+      </w:r>
+      <w:proofErr w:type="spellEnd"/>
+      <w:r>
+        <w:t xml:space="preserve"> colocar </w:t>
+      </w:r>
+      <w:proofErr w:type="spellStart"/>
+      <w:r>
+        <w:rPr>
+          <w:b/>
+          <w:bCs/>
+        </w:rPr>
+        <w:t>akis</w:t>
+      </w:r>
+      <w:proofErr w:type="spellEnd"/>
+      <w:r>
+        <w:rPr>
+          <w:b/>
+          <w:bCs/>
+        </w:rPr>
+        <w:t xml:space="preserve"> = 1</w:t>
+      </w:r>
+    </w:p>
+    <w:p>
+      <w:proofErr w:type="spellStart"/>
+      <w:r>
+        <w:t>xxx</w:t>
+      </w:r>
+      <w:r>
+        <w:rPr>
+          <w:b/>
+          <w:bCs/>
+        </w:rPr>
+        <w:t>.dropna</w:t>
+      </w:r>
+      <w:proofErr w:type="spellEnd"/>
+      <w:r>
+        <w:rPr>
+          <w:b/>
+          <w:bCs/>
+        </w:rPr>
+        <w:t>():</w:t>
+      </w:r>
+      <w:r>
+        <w:t xml:space="preserve"> ele exclui aonde existe qualquer linha em </w:t>
+      </w:r>
+      <w:proofErr w:type="spellStart"/>
+      <w:r>
+        <w:t>branco</w:t>
+      </w:r>
+      <w:r>
+        <w:t>,não</w:t>
+      </w:r>
+      <w:proofErr w:type="spellEnd"/>
+      <w:r>
+        <w:t xml:space="preserve"> precisa ser a linha toda, mas </w:t>
+      </w:r>
+      <w:proofErr w:type="spellStart"/>
+      <w:r>
+        <w:t>qq</w:t>
+      </w:r>
+      <w:proofErr w:type="spellEnd"/>
+      <w:r>
+        <w:t xml:space="preserve"> espaço</w:t>
+      </w:r>
+    </w:p>
+    <w:p>
+      <w:proofErr w:type="spellStart"/>
+      <w:r>
+        <w:t>xxx</w:t>
+      </w:r>
+      <w:r>
+        <w:rPr>
+          <w:b/>
+          <w:bCs/>
+        </w:rPr>
+        <w:t>.isnull</w:t>
+      </w:r>
+      <w:proofErr w:type="spellEnd"/>
+      <w:r>
+        <w:rPr>
+          <w:b/>
+          <w:bCs/>
+        </w:rPr>
+        <w:t>()</w:t>
+      </w:r>
+      <w:r>
+        <w:t xml:space="preserve">:Serve para buscar os valores faltantes ou Nulos no </w:t>
+      </w:r>
+      <w:proofErr w:type="spellStart"/>
+      <w:r>
+        <w:t>dataframe</w:t>
+      </w:r>
+      <w:proofErr w:type="spellEnd"/>
+    </w:p>
+    <w:p>
+      <w:proofErr w:type="spellStart"/>
+      <w:r>
+        <w:t>xxx</w:t>
+      </w:r>
+      <w:r>
+        <w:rPr>
+          <w:b/>
+          <w:bCs/>
+        </w:rPr>
+        <w:t>.dropna</w:t>
+      </w:r>
+      <w:proofErr w:type="spellEnd"/>
+      <w:r>
+        <w:rPr>
+          <w:b/>
+          <w:bCs/>
+        </w:rPr>
+        <w:t>(</w:t>
+      </w:r>
+      <w:proofErr w:type="spellStart"/>
+      <w:r>
+        <w:rPr>
+          <w:b/>
+          <w:bCs/>
+        </w:rPr>
+        <w:t>inplace</w:t>
+      </w:r>
+      <w:proofErr w:type="spellEnd"/>
+      <w:r>
+        <w:rPr>
+          <w:b/>
+          <w:bCs/>
+        </w:rPr>
+        <w:t>=</w:t>
+      </w:r>
+      <w:proofErr w:type="spellStart"/>
+      <w:r>
+        <w:rPr>
+          <w:b/>
+          <w:bCs/>
+        </w:rPr>
+        <w:t>True</w:t>
+      </w:r>
+      <w:proofErr w:type="spellEnd"/>
+      <w:r>
+        <w:rPr>
+          <w:b/>
+          <w:bCs/>
+        </w:rPr>
+        <w:t>)</w:t>
+      </w:r>
+      <w:r>
+        <w:t xml:space="preserve">:Serve para pegar os espaços em branco e excluir da </w:t>
+      </w:r>
+      <w:proofErr w:type="spellStart"/>
+      <w:r>
+        <w:t>variavel</w:t>
+      </w:r>
+      <w:proofErr w:type="spellEnd"/>
+    </w:p>
+    <w:p>
+      <w:proofErr w:type="spellStart"/>
+      <w:r>
+        <w:t>xxx</w:t>
+      </w:r>
+      <w:proofErr w:type="spellEnd"/>
+      <w:r>
+        <w:t>[</w:t>
+      </w:r>
+      <w:proofErr w:type="spellStart"/>
+      <w:r>
+        <w:t>xxx</w:t>
+      </w:r>
+      <w:proofErr w:type="spellEnd"/>
+      <w:r>
+        <w:t>]</w:t>
+      </w:r>
+      <w:r>
+        <w:rPr>
+          <w:b/>
+          <w:bCs/>
+        </w:rPr>
+        <w:t>.</w:t>
+      </w:r>
+      <w:proofErr w:type="spellStart"/>
+      <w:r>
+        <w:rPr>
+          <w:b/>
+          <w:bCs/>
+        </w:rPr>
+        <w:t>fillna</w:t>
+      </w:r>
+      <w:proofErr w:type="spellEnd"/>
+      <w:r>
+        <w:rPr>
+          <w:b/>
+          <w:bCs/>
+        </w:rPr>
+        <w:t>(</w:t>
+      </w:r>
+      <w:r>
+        <w:t>x</w:t>
+      </w:r>
+      <w:r>
+        <w:rPr>
+          <w:b/>
+          <w:bCs/>
+        </w:rPr>
+        <w:t>)</w:t>
+      </w:r>
+      <w:r>
+        <w:t xml:space="preserve">: serve para preencher as colunas </w:t>
+      </w:r>
+      <w:r>
+        <w:t>v</w:t>
+      </w:r>
+      <w:r>
+        <w:t>azias com alguma coisa</w:t>
+      </w:r>
+    </w:p>
+    <w:p>
+      <w:proofErr w:type="spellStart"/>
+      <w:r>
+        <w:t>xxx</w:t>
+      </w:r>
+      <w:r>
+        <w:rPr>
+          <w:b/>
+          <w:bCs/>
+        </w:rPr>
+        <w:t>.mean</w:t>
+      </w:r>
+      <w:proofErr w:type="spellEnd"/>
+      <w:r>
+        <w:rPr>
+          <w:b/>
+          <w:bCs/>
+        </w:rPr>
+        <w:t>()</w:t>
+      </w:r>
+      <w:r>
+        <w:t xml:space="preserve">: serve para calcular a </w:t>
+      </w:r>
+      <w:proofErr w:type="spellStart"/>
+      <w:r>
+        <w:t>media</w:t>
+      </w:r>
+      <w:proofErr w:type="spellEnd"/>
+      <w:r>
+        <w:t xml:space="preserve"> de uma linha ou coluna</w:t>
+      </w:r>
+    </w:p>
+    <w:p>
+      <w:proofErr w:type="spellStart"/>
+      <w:r>
+        <w:t>xxx</w:t>
+      </w:r>
+      <w:r>
+        <w:rPr>
+          <w:b/>
+          <w:bCs/>
+        </w:rPr>
+        <w:t>.fill</w:t>
+      </w:r>
+      <w:proofErr w:type="spellEnd"/>
+      <w:r>
+        <w:rPr>
+          <w:b/>
+          <w:bCs/>
+        </w:rPr>
+        <w:t>():</w:t>
+      </w:r>
+      <w:r>
+        <w:t xml:space="preserve">serve para preencher um valor que </w:t>
+      </w:r>
+      <w:proofErr w:type="spellStart"/>
+      <w:r>
+        <w:t>esta</w:t>
+      </w:r>
+      <w:proofErr w:type="spellEnd"/>
+      <w:r>
+        <w:t xml:space="preserve"> logo a cima de cada coluna correspondente</w:t>
+      </w:r>
+    </w:p>
+    <w:p>
+      <w:proofErr w:type="spellStart"/>
+      <w:r>
+        <w:t>xxx</w:t>
+      </w:r>
+      <w:r>
+        <w:rPr>
+          <w:b/>
+          <w:bCs/>
+        </w:rPr>
+        <w:t>info:</w:t>
+      </w:r>
+      <w:r>
+        <w:t>ele</w:t>
+      </w:r>
+      <w:proofErr w:type="spellEnd"/>
+      <w:r>
+        <w:t xml:space="preserve"> traz informações sobre a tabela</w:t>
+      </w:r>
+    </w:p>
+    <w:p>
+      <w:pPr>
+        <w:spacing w:before="240"/>
+      </w:pPr>
+      <w:proofErr w:type="spellStart"/>
+      <w:r>
+        <w:t>xxx</w:t>
+      </w:r>
+      <w:r>
+        <w:rPr>
+          <w:b/>
+          <w:bCs/>
+        </w:rPr>
+        <w:t>.value_counts</w:t>
+      </w:r>
+      <w:proofErr w:type="spellEnd"/>
+      <w:r>
+        <w:rPr>
+          <w:b/>
+          <w:bCs/>
+        </w:rPr>
+        <w:t>():</w:t>
+      </w:r>
+      <w:r>
+        <w:t xml:space="preserve"> serve para contar todos os valores de uma coluna as transações da coluna</w:t>
+      </w:r>
+    </w:p>
+    <w:p>
+      <w:pPr>
+        <w:spacing w:before="240"/>
+      </w:pPr>
+      <w:proofErr w:type="spellStart"/>
+      <w:r>
+        <w:t>xxx</w:t>
+      </w:r>
+      <w:r>
+        <w:rPr>
+          <w:b/>
+          <w:bCs/>
+        </w:rPr>
+        <w:t>.count</w:t>
+      </w:r>
+      <w:proofErr w:type="spellEnd"/>
+      <w:r>
+        <w:rPr>
+          <w:b/>
+          <w:bCs/>
+        </w:rPr>
+        <w:t>()</w:t>
+      </w:r>
+      <w:r>
+        <w:t>:Serve para contar as linhas de uma coluna que não estão em branco</w:t>
+      </w:r>
+    </w:p>
+    <w:p>
+      <w:pPr>
+        <w:spacing w:before="240"/>
+      </w:pPr>
+      <w:proofErr w:type="spellStart"/>
+      <w:r>
+        <w:t>xxx</w:t>
+      </w:r>
+      <w:r>
+        <w:rPr>
+          <w:b/>
+          <w:bCs/>
+        </w:rPr>
+        <w:t>.size</w:t>
+      </w:r>
+      <w:proofErr w:type="spellEnd"/>
+      <w:r>
+        <w:t xml:space="preserve">: Serve para contar todas as linhas de uma </w:t>
+      </w:r>
+      <w:proofErr w:type="spellStart"/>
+      <w:r>
+        <w:t>coluna,incluindo</w:t>
+      </w:r>
+      <w:proofErr w:type="spellEnd"/>
+      <w:r>
+        <w:t xml:space="preserve"> as linhas em branco</w:t>
+      </w:r>
+    </w:p>
+    <w:p>
+      <w:pPr>
+        <w:spacing w:before="240"/>
+      </w:pPr>
+      <w:r>
+        <w:t>normalize=</w:t>
+      </w:r>
+      <w:proofErr w:type="spellStart"/>
+      <w:r>
+        <w:t>True</w:t>
+      </w:r>
+      <w:proofErr w:type="spellEnd"/>
+      <w:r>
+        <w:t>: ele vai normalizar os valores, em vez de contar a quantidade ele vai mostrar o que aquilo representa sobre o total</w:t>
+      </w:r>
+    </w:p>
+    <w:p>
+      <w:proofErr w:type="spellStart"/>
+      <w:r>
+        <w:t>xxx</w:t>
+      </w:r>
+      <w:r>
+        <w:rPr>
+          <w:b/>
+          <w:bCs/>
+        </w:rPr>
+        <w:t>.merge</w:t>
+      </w:r>
+      <w:proofErr w:type="spellEnd"/>
+      <w:r>
+        <w:rPr>
+          <w:b/>
+          <w:bCs/>
+        </w:rPr>
+        <w:t>(</w:t>
+      </w:r>
+      <w:proofErr w:type="spellStart"/>
+      <w:r>
+        <w:t>xxx</w:t>
+      </w:r>
+      <w:proofErr w:type="spellEnd"/>
+      <w:r>
+        <w:t>)</w:t>
+      </w:r>
+      <w:r>
+        <w:t>: ela mescla uma tabela com a outr</w:t>
+      </w:r>
+      <w:r>
+        <w:t>a</w:t>
+      </w:r>
+      <w:r>
+        <w:t>, junta as tabelas</w:t>
+      </w:r>
+    </w:p>
+    <w:p>
+      <w:proofErr w:type="spellStart"/>
+      <w:r>
+        <w:t>xxx</w:t>
+      </w:r>
+      <w:r>
+        <w:rPr>
+          <w:b/>
+          <w:bCs/>
+        </w:rPr>
+        <w:t>.plot.bar</w:t>
+      </w:r>
+      <w:proofErr w:type="spellEnd"/>
+      <w:r>
+        <w:rPr>
+          <w:b/>
+          <w:bCs/>
+        </w:rPr>
+        <w:t>():</w:t>
+      </w:r>
+      <w:r>
+        <w:t xml:space="preserve"> serve para plotar qualquer gráfico</w:t>
+      </w:r>
+    </w:p>
+    <w:p>
+      <w:proofErr w:type="spellStart"/>
+      <w:r>
+        <w:t>xxx</w:t>
+      </w:r>
+      <w:r>
+        <w:rPr>
+          <w:b/>
+          <w:bCs/>
+        </w:rPr>
+        <w:t>.min</w:t>
+      </w:r>
+      <w:proofErr w:type="spellEnd"/>
+      <w:r>
+        <w:rPr>
+          <w:b/>
+          <w:bCs/>
+        </w:rPr>
+        <w:t>():</w:t>
+      </w:r>
+      <w:r>
+        <w:t>Serve para buscar o menor valor da variável</w:t>
+      </w:r>
+    </w:p>
+    <w:p>
+      <w:proofErr w:type="spellStart"/>
+      <w:r>
+        <w:t>xxx</w:t>
+      </w:r>
+      <w:r>
+        <w:rPr>
+          <w:b/>
+          <w:bCs/>
+        </w:rPr>
+        <w:t>.max</w:t>
+      </w:r>
+      <w:proofErr w:type="spellEnd"/>
+      <w:r>
+        <w:rPr>
+          <w:b/>
+          <w:bCs/>
+        </w:rPr>
+        <w:t>():</w:t>
+      </w:r>
+      <w:r>
+        <w:t>Serve para buscar o maior valor da variável</w:t>
+      </w:r>
+    </w:p>
+    <w:p>
+      <w:pPr>
+        <w:rPr>
+          <w:u w:val="single"/>
+        </w:rPr>
+      </w:pPr>
+      <w:proofErr w:type="spellStart"/>
+      <w:r>
+        <w:rPr>
+          <w:u w:val="single"/>
+        </w:rPr>
+        <w:t>xxx</w:t>
+      </w:r>
+      <w:r>
+        <w:rPr>
+          <w:b/>
+          <w:bCs/>
+          <w:u w:val="single"/>
+        </w:rPr>
+        <w:t>.std</w:t>
+      </w:r>
+      <w:proofErr w:type="spellEnd"/>
+      <w:r>
+        <w:rPr>
+          <w:b/>
+          <w:bCs/>
+          <w:u w:val="single"/>
+        </w:rPr>
+        <w:t>():</w:t>
+      </w:r>
+      <w:r>
+        <w:rPr>
+          <w:u w:val="single"/>
+        </w:rPr>
+        <w:t>Serve para buscar o desvio padrão dos valores</w:t>
+      </w:r>
+    </w:p>
+    <w:p>
+      <w:proofErr w:type="spellStart"/>
+      <w:r>
+        <w:t>xxx</w:t>
+      </w:r>
+      <w:proofErr w:type="spellEnd"/>
+      <w:r>
+        <w:t>.</w:t>
+      </w:r>
+      <w:r>
+        <w:rPr>
+          <w:b/>
+          <w:bCs/>
+        </w:rPr>
+        <w:t>.</w:t>
+      </w:r>
+      <w:proofErr w:type="spellStart"/>
+      <w:r>
+        <w:rPr>
+          <w:b/>
+          <w:bCs/>
+        </w:rPr>
+        <w:t>hist</w:t>
+      </w:r>
+      <w:proofErr w:type="spellEnd"/>
+      <w:r>
+        <w:rPr>
+          <w:b/>
+          <w:bCs/>
+        </w:rPr>
+        <w:t>()</w:t>
+      </w:r>
+      <w:r>
+        <w:t xml:space="preserve">:Serve para abrir um </w:t>
+      </w:r>
+      <w:proofErr w:type="spellStart"/>
+      <w:r>
+        <w:t>historiograma</w:t>
+      </w:r>
+      <w:proofErr w:type="spellEnd"/>
+      <w:r>
+        <w:t xml:space="preserve"> </w:t>
+      </w:r>
+    </w:p>
+    <w:p>
+      <w:proofErr w:type="spellStart"/>
+      <w:r>
+        <w:t>xxx</w:t>
+      </w:r>
+      <w:proofErr w:type="spellEnd"/>
+      <w:r>
+        <w:rPr>
+          <w:b/>
+          <w:bCs/>
+        </w:rPr>
+        <w:t xml:space="preserve">, </w:t>
+      </w:r>
+      <w:proofErr w:type="spellStart"/>
+      <w:r>
+        <w:rPr>
+          <w:b/>
+          <w:bCs/>
+        </w:rPr>
+        <w:t>sheet_name</w:t>
+      </w:r>
+      <w:proofErr w:type="spellEnd"/>
+      <w:r>
+        <w:rPr>
+          <w:b/>
+          <w:bCs/>
+        </w:rPr>
+        <w:t>=’</w:t>
+      </w:r>
+      <w:r>
+        <w:t xml:space="preserve">nome da aba </w:t>
+      </w:r>
+      <w:r>
+        <w:rPr>
+          <w:b/>
+          <w:bCs/>
+        </w:rPr>
+        <w:t>‘:</w:t>
+      </w:r>
+      <w:r>
+        <w:t xml:space="preserve">serve para selecionar uma aba </w:t>
+      </w:r>
+      <w:proofErr w:type="spellStart"/>
+      <w:r>
+        <w:t>expecifica</w:t>
+      </w:r>
+      <w:proofErr w:type="spellEnd"/>
+      <w:r>
+        <w:t xml:space="preserve"> do </w:t>
+      </w:r>
+      <w:proofErr w:type="spellStart"/>
+      <w:r>
+        <w:t>excel</w:t>
+      </w:r>
+      <w:proofErr w:type="spellEnd"/>
+    </w:p>
+    <w:p>
+      <w:proofErr w:type="spellStart"/>
+      <w:r>
+        <w:t>xxx</w:t>
+      </w:r>
+      <w:proofErr w:type="spellEnd"/>
+      <w:r>
+        <w:rPr>
+          <w:b/>
+          <w:bCs/>
+        </w:rPr>
+        <w:t xml:space="preserve">, </w:t>
+      </w:r>
+      <w:proofErr w:type="spellStart"/>
+      <w:r>
+        <w:rPr>
+          <w:b/>
+          <w:bCs/>
+        </w:rPr>
+        <w:t>sheet_name</w:t>
+      </w:r>
+      <w:proofErr w:type="spellEnd"/>
+      <w:r>
+        <w:rPr>
+          <w:b/>
+          <w:bCs/>
+        </w:rPr>
+        <w:t>=’</w:t>
+      </w:r>
+      <w:proofErr w:type="spellStart"/>
+      <w:r>
+        <w:t>xxx</w:t>
+      </w:r>
+      <w:proofErr w:type="spellEnd"/>
+      <w:r>
+        <w:t>’, header=1:Serve para tirar o cabeçalho da primeira linha</w:t>
+      </w:r>
+    </w:p>
+    <w:p>
+      <w:proofErr w:type="spellStart"/>
+      <w:r>
+        <w:t>xxx,</w:t>
+      </w:r>
+      <w:r>
+        <w:rPr>
+          <w:b/>
+          <w:bCs/>
+        </w:rPr>
+        <w:t>skipfooter</w:t>
+      </w:r>
+      <w:proofErr w:type="spellEnd"/>
+      <w:r>
+        <w:rPr>
+          <w:b/>
+          <w:bCs/>
+        </w:rPr>
+        <w:t>=</w:t>
+      </w:r>
+      <w:proofErr w:type="spellStart"/>
+      <w:r>
+        <w:t>xx:Serve</w:t>
       </w:r>
       <w:proofErr w:type="spellEnd"/>
       <w:r>
@@ -307,28 +1562,26 @@
       </w:r>
       <w:proofErr w:type="spellStart"/>
       <w:r>
-        <w:t>float</w:t>
-      </w:r>
-      <w:proofErr w:type="spellEnd"/>
-      <w:r>
-        <w:t>.</w:t>
-      </w:r>
-    </w:p>
-    <w:p>
-      <w:proofErr w:type="spellStart"/>
-      <w:proofErr w:type="gramStart"/>
-      <w:r>
-        <w:t>xxxx</w:t>
-      </w:r>
-      <w:r>
-        <w:rPr>
-          <w:b/>
-          <w:bCs/>
-        </w:rPr>
-        <w:t>.groupby</w:t>
-      </w:r>
-      <w:proofErr w:type="spellEnd"/>
-      <w:proofErr w:type="gramEnd"/>
+        <w:t>skipar</w:t>
+      </w:r>
+      <w:proofErr w:type="spellEnd"/>
+      <w:r>
+        <w:t xml:space="preserve"> uma certa quantidade de linhas</w:t>
+      </w:r>
+    </w:p>
+    <w:p>
+      <w:proofErr w:type="spellStart"/>
+      <w:r>
+        <w:t>xxx</w:t>
+      </w:r>
+      <w:r>
+        <w:rPr>
+          <w:b/>
+          <w:bCs/>
+        </w:rPr>
+        <w:t>.split</w:t>
+      </w:r>
+      <w:proofErr w:type="spellEnd"/>
       <w:r>
         <w:rPr>
           <w:b/>
@@ -336,11 +1589,9 @@
         </w:rPr>
         <w:t>(‘</w:t>
       </w:r>
-      <w:proofErr w:type="spellStart"/>
-      <w:r>
-        <w:t>xxx</w:t>
-      </w:r>
-      <w:proofErr w:type="spellEnd"/>
+      <w:r>
+        <w:t>x</w:t>
+      </w:r>
       <w:r>
         <w:rPr>
           <w:b/>
@@ -349,1251 +1600,27 @@
         <w:t>’)</w:t>
       </w:r>
       <w:r>
-        <w:t xml:space="preserve">: e para agrupar </w:t>
-      </w:r>
-      <w:r>
-        <w:t>uma coluna ou alguma coisa</w:t>
-      </w:r>
-    </w:p>
-    <w:p>
-      <w:pPr>
-        <w:spacing w:before="240"/>
-      </w:pPr>
-      <w:r>
-        <w:t>quando se adiciona vários [</w:t>
-      </w:r>
-      <w:r>
-        <w:t>[]</w:t>
-      </w:r>
-      <w:r>
-        <w:t xml:space="preserve">] e aonde vai pegar </w:t>
-      </w:r>
-      <w:proofErr w:type="spellStart"/>
-      <w:r>
-        <w:t>varias</w:t>
-      </w:r>
-      <w:proofErr w:type="spellEnd"/>
-      <w:r>
-        <w:t xml:space="preserve"> colunas</w:t>
-      </w:r>
-    </w:p>
-    <w:p>
-      <w:pPr>
-        <w:spacing w:before="240"/>
-      </w:pPr>
-      <w:proofErr w:type="spellStart"/>
-      <w:r>
-        <w:t>xxx</w:t>
-      </w:r>
-      <w:r>
-        <w:rPr>
-          <w:b/>
-          <w:bCs/>
-        </w:rPr>
-        <w:t>.</w:t>
-      </w:r>
-      <w:proofErr w:type="gramStart"/>
-      <w:r>
-        <w:rPr>
-          <w:b/>
-          <w:bCs/>
-        </w:rPr>
-        <w:t>head</w:t>
-      </w:r>
-      <w:proofErr w:type="spellEnd"/>
-      <w:r>
-        <w:rPr>
-          <w:b/>
-          <w:bCs/>
-        </w:rPr>
-        <w:t>(</w:t>
-      </w:r>
-      <w:proofErr w:type="gramEnd"/>
-      <w:r>
-        <w:rPr>
-          <w:b/>
-          <w:bCs/>
-        </w:rPr>
-        <w:t>):</w:t>
-      </w:r>
-      <w:r>
-        <w:t>Seve para mostrar as 5 primeiras linhas,</w:t>
-      </w:r>
-      <w:r>
-        <w:t xml:space="preserve"> </w:t>
-      </w:r>
-      <w:r>
-        <w:t xml:space="preserve">ou </w:t>
-      </w:r>
-      <w:proofErr w:type="spellStart"/>
-      <w:r>
-        <w:t>ate</w:t>
-      </w:r>
-      <w:proofErr w:type="spellEnd"/>
-      <w:r>
-        <w:t xml:space="preserve"> onde você quer q mostre</w:t>
-      </w:r>
-    </w:p>
-    <w:p>
-      <w:pPr>
-        <w:spacing w:before="240"/>
-      </w:pPr>
-      <w:proofErr w:type="spellStart"/>
-      <w:r>
-        <w:t>xxx</w:t>
-      </w:r>
-      <w:r>
-        <w:rPr>
-          <w:b/>
-          <w:bCs/>
-        </w:rPr>
-        <w:t>.</w:t>
-      </w:r>
-      <w:proofErr w:type="gramStart"/>
-      <w:r>
-        <w:rPr>
-          <w:b/>
-          <w:bCs/>
-        </w:rPr>
-        <w:t>tail</w:t>
-      </w:r>
-      <w:proofErr w:type="spellEnd"/>
-      <w:r>
-        <w:rPr>
-          <w:b/>
-          <w:bCs/>
-        </w:rPr>
-        <w:t>(</w:t>
-      </w:r>
-      <w:proofErr w:type="gramEnd"/>
-      <w:r>
-        <w:rPr>
-          <w:b/>
-          <w:bCs/>
-        </w:rPr>
-        <w:t>)</w:t>
-      </w:r>
-      <w:r>
-        <w:t xml:space="preserve">: Serve para mostrar as 5 ultimas linhas do </w:t>
-      </w:r>
-      <w:proofErr w:type="spellStart"/>
-      <w:r>
-        <w:t>DataFrame</w:t>
-      </w:r>
-      <w:proofErr w:type="spellEnd"/>
-    </w:p>
-    <w:p>
-      <w:pPr>
-        <w:spacing w:before="240"/>
-      </w:pPr>
-      <w:proofErr w:type="spellStart"/>
-      <w:r>
-        <w:t>xxx</w:t>
-      </w:r>
-      <w:r>
-        <w:rPr>
-          <w:b/>
-          <w:bCs/>
-        </w:rPr>
-        <w:t>.sample</w:t>
-      </w:r>
-      <w:proofErr w:type="spellEnd"/>
-      <w:r>
-        <w:rPr>
-          <w:b/>
-          <w:bCs/>
-        </w:rPr>
-        <w:t>(</w:t>
-      </w:r>
-      <w:r>
-        <w:t>x</w:t>
-      </w:r>
-      <w:r>
-        <w:rPr>
-          <w:b/>
-          <w:bCs/>
-        </w:rPr>
-        <w:t>)</w:t>
-      </w:r>
-      <w:r>
-        <w:t xml:space="preserve">: Pega o número que você escolher de linhas aleatórias do </w:t>
-      </w:r>
-      <w:proofErr w:type="gramStart"/>
-      <w:r>
-        <w:t>seu data</w:t>
-      </w:r>
-      <w:proofErr w:type="gramEnd"/>
-      <w:r>
-        <w:t xml:space="preserve"> frame</w:t>
-      </w:r>
-    </w:p>
-    <w:p>
-      <w:pPr>
-        <w:spacing w:before="240"/>
-      </w:pPr>
-      <w:proofErr w:type="spellStart"/>
-      <w:r>
-        <w:t>xxx</w:t>
-      </w:r>
-      <w:r>
-        <w:rPr>
-          <w:b/>
-          <w:bCs/>
-        </w:rPr>
-        <w:t>.s</w:t>
-      </w:r>
-      <w:r>
-        <w:rPr>
-          <w:b/>
-          <w:bCs/>
-        </w:rPr>
-        <w:t>h</w:t>
-      </w:r>
-      <w:r>
-        <w:rPr>
-          <w:b/>
-          <w:bCs/>
-        </w:rPr>
-        <w:t>ape</w:t>
-      </w:r>
-      <w:r>
-        <w:t>:serve</w:t>
-      </w:r>
-      <w:proofErr w:type="spellEnd"/>
-      <w:r>
-        <w:t xml:space="preserve"> para mostrar quantas linhas e quantas colunas</w:t>
-      </w:r>
-    </w:p>
-    <w:p>
-      <w:pPr>
-        <w:spacing w:before="240"/>
-      </w:pPr>
-      <w:proofErr w:type="gramStart"/>
-      <w:r>
-        <w:rPr>
-          <w:b/>
-          <w:bCs/>
-        </w:rPr>
-        <w:t>.T</w:t>
-      </w:r>
-      <w:proofErr w:type="gramEnd"/>
-      <w:r>
-        <w:t>: Serve para inverter as linhas pelas colunas</w:t>
-      </w:r>
-    </w:p>
-    <w:p>
-      <w:pPr>
-        <w:spacing w:before="240"/>
-      </w:pPr>
-      <w:proofErr w:type="spellStart"/>
-      <w:r>
-        <w:t>xxx.</w:t>
-      </w:r>
-      <w:proofErr w:type="gramStart"/>
-      <w:r>
-        <w:rPr>
-          <w:b/>
-          <w:bCs/>
-        </w:rPr>
-        <w:t>describe</w:t>
-      </w:r>
-      <w:proofErr w:type="spellEnd"/>
-      <w:r>
-        <w:rPr>
-          <w:b/>
-          <w:bCs/>
-        </w:rPr>
-        <w:t>(</w:t>
-      </w:r>
-      <w:proofErr w:type="gramEnd"/>
-      <w:r>
-        <w:rPr>
-          <w:b/>
-          <w:bCs/>
-        </w:rPr>
-        <w:t>):</w:t>
-      </w:r>
-      <w:r>
-        <w:t>Ele vai mostrar um resumo das colunas numéricas sobre a tabela</w:t>
-      </w:r>
-    </w:p>
-    <w:p>
-      <w:pPr>
-        <w:spacing w:before="240"/>
-      </w:pPr>
-      <w:r>
-        <w:t xml:space="preserve">para pegar uma coluno em </w:t>
-      </w:r>
-      <w:proofErr w:type="spellStart"/>
-      <w:r>
-        <w:t>expecifico</w:t>
-      </w:r>
-      <w:proofErr w:type="spellEnd"/>
-      <w:r>
-        <w:t xml:space="preserve">, deve-se colocar entre </w:t>
-      </w:r>
-      <w:proofErr w:type="gramStart"/>
-      <w:r>
-        <w:t>[ ]</w:t>
-      </w:r>
-      <w:proofErr w:type="gramEnd"/>
-      <w:r>
-        <w:t xml:space="preserve"> e o nome </w:t>
-      </w:r>
-      <w:proofErr w:type="spellStart"/>
-      <w:r>
-        <w:t>identido</w:t>
-      </w:r>
-      <w:proofErr w:type="spellEnd"/>
-      <w:r>
-        <w:t xml:space="preserve"> da coluna</w:t>
-      </w:r>
-    </w:p>
-    <w:p>
-      <w:pPr>
-        <w:spacing w:before="240"/>
-      </w:pPr>
-      <w:proofErr w:type="gramStart"/>
-      <w:r>
-        <w:t>.</w:t>
-      </w:r>
-      <w:proofErr w:type="spellStart"/>
-      <w:r>
-        <w:t>loc</w:t>
-      </w:r>
-      <w:proofErr w:type="spellEnd"/>
-      <w:proofErr w:type="gramEnd"/>
-      <w:r>
-        <w:t xml:space="preserve"> </w:t>
-      </w:r>
-      <w:r>
-        <w:t>[</w:t>
-      </w:r>
-      <w:proofErr w:type="spellStart"/>
-      <w:r>
-        <w:t>linhas,colunas</w:t>
-      </w:r>
-      <w:proofErr w:type="spellEnd"/>
-      <w:r>
-        <w:t xml:space="preserve"> ]</w:t>
-      </w:r>
-      <w:r>
-        <w:t>:</w:t>
-      </w:r>
-      <w:r>
-        <w:t xml:space="preserve"> </w:t>
-      </w:r>
-      <w:r>
-        <w:t>- Pegar 1 linha</w:t>
-      </w:r>
-    </w:p>
-    <w:p>
-      <w:pPr>
-        <w:spacing w:before="240"/>
-      </w:pPr>
-      <w:r>
-        <w:t>- Pegar linhas de acordo com alguma condição</w:t>
-      </w:r>
-    </w:p>
-    <w:p>
-      <w:pPr>
-        <w:spacing w:before="240"/>
-      </w:pPr>
-      <w:r>
-        <w:t>- Pegar linhas e colunas específicas</w:t>
-      </w:r>
-    </w:p>
-    <w:p>
-      <w:pPr>
-        <w:spacing w:before="240"/>
-      </w:pPr>
-      <w:r>
-        <w:t>- Pegar 1 valor específico</w:t>
-      </w:r>
-    </w:p>
-    <w:p>
-      <w:pPr>
-        <w:spacing w:before="240"/>
-      </w:pPr>
-      <w:r>
-        <w:t>Dois pontos “:” significa todas as linhas ou colunas</w:t>
-      </w:r>
-    </w:p>
-    <w:p>
-      <w:pPr>
-        <w:spacing w:before="240"/>
-      </w:pPr>
-      <w:proofErr w:type="spellStart"/>
-      <w:r>
-        <w:t>xxx</w:t>
-      </w:r>
-      <w:r>
-        <w:rPr>
-          <w:b/>
-          <w:bCs/>
-        </w:rPr>
-        <w:t>.append</w:t>
-      </w:r>
-      <w:proofErr w:type="spellEnd"/>
-      <w:r>
-        <w:rPr>
-          <w:b/>
-          <w:bCs/>
-        </w:rPr>
-        <w:t>(</w:t>
-      </w:r>
-      <w:proofErr w:type="spellStart"/>
-      <w:r>
-        <w:t>xxx</w:t>
-      </w:r>
-      <w:proofErr w:type="spellEnd"/>
-      <w:r>
-        <w:rPr>
-          <w:b/>
-          <w:bCs/>
-        </w:rPr>
-        <w:t>)</w:t>
-      </w:r>
-      <w:r>
-        <w:t>: ele adiciona outra variável</w:t>
-      </w:r>
-    </w:p>
-    <w:p>
-      <w:pPr>
-        <w:spacing w:before="240"/>
-      </w:pPr>
-      <w:proofErr w:type="spellStart"/>
-      <w:r>
-        <w:lastRenderedPageBreak/>
-        <w:t>xxx</w:t>
-      </w:r>
-      <w:r>
-        <w:rPr>
-          <w:b/>
-          <w:bCs/>
-        </w:rPr>
-        <w:t>.</w:t>
-      </w:r>
-      <w:proofErr w:type="gramStart"/>
-      <w:r>
-        <w:rPr>
-          <w:b/>
-          <w:bCs/>
-        </w:rPr>
-        <w:t>drop</w:t>
-      </w:r>
-      <w:proofErr w:type="spellEnd"/>
-      <w:r>
-        <w:rPr>
-          <w:b/>
-          <w:bCs/>
-        </w:rPr>
-        <w:t>(</w:t>
-      </w:r>
-      <w:proofErr w:type="spellStart"/>
-      <w:proofErr w:type="gramEnd"/>
-      <w:r>
-        <w:t>xxx</w:t>
-      </w:r>
-      <w:proofErr w:type="spellEnd"/>
-      <w:r>
-        <w:t xml:space="preserve"> ou</w:t>
-      </w:r>
-      <w:r>
-        <w:t xml:space="preserve"> </w:t>
-      </w:r>
-      <w:proofErr w:type="spellStart"/>
-      <w:r>
-        <w:rPr>
-          <w:b/>
-          <w:bCs/>
-        </w:rPr>
-        <w:t>colums</w:t>
-      </w:r>
-      <w:proofErr w:type="spellEnd"/>
-      <w:r>
-        <w:rPr>
-          <w:b/>
-          <w:bCs/>
-        </w:rPr>
-        <w:t xml:space="preserve">= </w:t>
-      </w:r>
-      <w:r>
-        <w:t>x</w:t>
-      </w:r>
-      <w:r>
-        <w:rPr>
-          <w:b/>
-          <w:bCs/>
-        </w:rPr>
-        <w:t>)</w:t>
-      </w:r>
-      <w:r>
-        <w:t>: serve para excluir uma coluna ou linha</w:t>
-      </w:r>
-    </w:p>
-    <w:p>
-      <w:pPr>
-        <w:spacing w:before="240"/>
-        <w:rPr>
-          <w:b/>
-          <w:bCs/>
-        </w:rPr>
-      </w:pPr>
-      <w:proofErr w:type="spellStart"/>
-      <w:r>
-        <w:t>xxx</w:t>
-      </w:r>
-      <w:r>
-        <w:rPr>
-          <w:b/>
-          <w:bCs/>
-        </w:rPr>
-        <w:t>.dropna</w:t>
-      </w:r>
-      <w:proofErr w:type="spellEnd"/>
-      <w:r>
-        <w:rPr>
-          <w:b/>
-          <w:bCs/>
-        </w:rPr>
-        <w:t>(</w:t>
-      </w:r>
-      <w:proofErr w:type="spellStart"/>
-      <w:r>
-        <w:rPr>
-          <w:b/>
-          <w:bCs/>
-        </w:rPr>
-        <w:t>how</w:t>
-      </w:r>
-      <w:proofErr w:type="spellEnd"/>
-      <w:r>
-        <w:rPr>
-          <w:b/>
-          <w:bCs/>
-        </w:rPr>
-        <w:t>=’</w:t>
-      </w:r>
-      <w:proofErr w:type="spellStart"/>
-      <w:r>
-        <w:rPr>
-          <w:b/>
-          <w:bCs/>
-        </w:rPr>
-        <w:t>all</w:t>
-      </w:r>
-      <w:proofErr w:type="spellEnd"/>
-      <w:r>
-        <w:rPr>
-          <w:b/>
-          <w:bCs/>
-        </w:rPr>
-        <w:t>’)</w:t>
-      </w:r>
-      <w:r>
-        <w:t>:exclui as linhas com valores vazios que são completamente vazios e se quiser colunas</w:t>
-      </w:r>
-      <w:r>
-        <w:t xml:space="preserve"> </w:t>
-      </w:r>
-      <w:proofErr w:type="spellStart"/>
-      <w:r>
-        <w:t>so</w:t>
-      </w:r>
-      <w:proofErr w:type="spellEnd"/>
-      <w:r>
-        <w:t xml:space="preserve"> colocar </w:t>
-      </w:r>
-      <w:proofErr w:type="spellStart"/>
-      <w:r>
-        <w:rPr>
-          <w:b/>
-          <w:bCs/>
-        </w:rPr>
-        <w:t>akis</w:t>
-      </w:r>
-      <w:proofErr w:type="spellEnd"/>
-      <w:r>
-        <w:rPr>
-          <w:b/>
-          <w:bCs/>
-        </w:rPr>
-        <w:t xml:space="preserve"> = 1</w:t>
-      </w:r>
-    </w:p>
-    <w:p>
-      <w:proofErr w:type="spellStart"/>
-      <w:r>
-        <w:t>xxx</w:t>
-      </w:r>
-      <w:r>
-        <w:rPr>
-          <w:b/>
-          <w:bCs/>
-        </w:rPr>
-        <w:t>.</w:t>
-      </w:r>
-      <w:proofErr w:type="gramStart"/>
-      <w:r>
-        <w:rPr>
-          <w:b/>
-          <w:bCs/>
-        </w:rPr>
-        <w:t>dropna</w:t>
-      </w:r>
-      <w:proofErr w:type="spellEnd"/>
-      <w:r>
-        <w:rPr>
-          <w:b/>
-          <w:bCs/>
-        </w:rPr>
-        <w:t>(</w:t>
-      </w:r>
-      <w:proofErr w:type="gramEnd"/>
-      <w:r>
-        <w:rPr>
-          <w:b/>
-          <w:bCs/>
-        </w:rPr>
-        <w:t>):</w:t>
-      </w:r>
-      <w:r>
-        <w:t xml:space="preserve"> ele exclui aonde existe qualquer linha em </w:t>
-      </w:r>
-      <w:proofErr w:type="spellStart"/>
-      <w:r>
-        <w:t>branco</w:t>
-      </w:r>
-      <w:r>
-        <w:t>,não</w:t>
-      </w:r>
-      <w:proofErr w:type="spellEnd"/>
-      <w:r>
-        <w:t xml:space="preserve"> precisa ser a linha toda, mas </w:t>
-      </w:r>
-      <w:proofErr w:type="spellStart"/>
-      <w:r>
-        <w:t>qq</w:t>
-      </w:r>
-      <w:proofErr w:type="spellEnd"/>
-      <w:r>
-        <w:t xml:space="preserve"> espaço</w:t>
-      </w:r>
-    </w:p>
-    <w:p>
-      <w:proofErr w:type="spellStart"/>
-      <w:r>
-        <w:t>xxx</w:t>
-      </w:r>
-      <w:r>
-        <w:rPr>
-          <w:b/>
-          <w:bCs/>
-        </w:rPr>
-        <w:t>.</w:t>
-      </w:r>
-      <w:proofErr w:type="gramStart"/>
-      <w:r>
-        <w:rPr>
-          <w:b/>
-          <w:bCs/>
-        </w:rPr>
-        <w:t>isnull</w:t>
-      </w:r>
-      <w:proofErr w:type="spellEnd"/>
-      <w:r>
-        <w:rPr>
-          <w:b/>
-          <w:bCs/>
-        </w:rPr>
-        <w:t>(</w:t>
-      </w:r>
-      <w:proofErr w:type="gramEnd"/>
-      <w:r>
-        <w:rPr>
-          <w:b/>
-          <w:bCs/>
-        </w:rPr>
-        <w:t>)</w:t>
-      </w:r>
-      <w:r>
-        <w:t xml:space="preserve">:Serve para buscar os valores faltantes ou Nulos no </w:t>
-      </w:r>
-      <w:proofErr w:type="spellStart"/>
-      <w:r>
-        <w:t>dataframe</w:t>
-      </w:r>
-      <w:proofErr w:type="spellEnd"/>
-    </w:p>
-    <w:p>
-      <w:proofErr w:type="spellStart"/>
-      <w:r>
-        <w:t>xxx</w:t>
-      </w:r>
-      <w:r>
-        <w:rPr>
-          <w:b/>
-          <w:bCs/>
-        </w:rPr>
-        <w:t>.dropna</w:t>
-      </w:r>
-      <w:proofErr w:type="spellEnd"/>
-      <w:r>
-        <w:rPr>
-          <w:b/>
-          <w:bCs/>
-        </w:rPr>
-        <w:t>(</w:t>
-      </w:r>
-      <w:proofErr w:type="spellStart"/>
-      <w:r>
-        <w:rPr>
-          <w:b/>
-          <w:bCs/>
-        </w:rPr>
-        <w:t>inplace</w:t>
-      </w:r>
-      <w:proofErr w:type="spellEnd"/>
-      <w:r>
-        <w:rPr>
-          <w:b/>
-          <w:bCs/>
-        </w:rPr>
-        <w:t>=</w:t>
-      </w:r>
-      <w:proofErr w:type="spellStart"/>
-      <w:r>
-        <w:rPr>
-          <w:b/>
-          <w:bCs/>
-        </w:rPr>
-        <w:t>True</w:t>
-      </w:r>
-      <w:proofErr w:type="spellEnd"/>
-      <w:r>
-        <w:rPr>
-          <w:b/>
-          <w:bCs/>
-        </w:rPr>
-        <w:t>)</w:t>
-      </w:r>
-      <w:r>
-        <w:t xml:space="preserve">:Serve para pegar os espaços em branco e excluir da </w:t>
-      </w:r>
-      <w:proofErr w:type="spellStart"/>
-      <w:r>
-        <w:t>variavel</w:t>
-      </w:r>
-      <w:proofErr w:type="spellEnd"/>
-    </w:p>
-    <w:p>
-      <w:proofErr w:type="spellStart"/>
-      <w:r>
-        <w:t>xxx</w:t>
-      </w:r>
-      <w:proofErr w:type="spellEnd"/>
-      <w:r>
-        <w:t>[</w:t>
-      </w:r>
-      <w:proofErr w:type="spellStart"/>
-      <w:r>
-        <w:t>xxx</w:t>
-      </w:r>
-      <w:proofErr w:type="spellEnd"/>
-      <w:proofErr w:type="gramStart"/>
-      <w:r>
-        <w:t>]</w:t>
-      </w:r>
-      <w:r>
-        <w:rPr>
-          <w:b/>
-          <w:bCs/>
-        </w:rPr>
-        <w:t>.</w:t>
-      </w:r>
-      <w:proofErr w:type="spellStart"/>
-      <w:r>
-        <w:rPr>
-          <w:b/>
-          <w:bCs/>
-        </w:rPr>
-        <w:t>fillna</w:t>
-      </w:r>
-      <w:proofErr w:type="spellEnd"/>
-      <w:proofErr w:type="gramEnd"/>
-      <w:r>
-        <w:rPr>
-          <w:b/>
-          <w:bCs/>
-        </w:rPr>
-        <w:t>(</w:t>
-      </w:r>
-      <w:r>
-        <w:t>x</w:t>
-      </w:r>
-      <w:r>
-        <w:rPr>
-          <w:b/>
-          <w:bCs/>
-        </w:rPr>
-        <w:t>)</w:t>
-      </w:r>
-      <w:r>
-        <w:t xml:space="preserve">: serve para preencher as colunas </w:t>
-      </w:r>
-      <w:r>
-        <w:t>v</w:t>
-      </w:r>
-      <w:r>
-        <w:t>azias com alguma coisa</w:t>
-      </w:r>
-    </w:p>
-    <w:p>
-      <w:proofErr w:type="spellStart"/>
-      <w:r>
-        <w:t>xxx</w:t>
-      </w:r>
-      <w:r>
-        <w:rPr>
-          <w:b/>
-          <w:bCs/>
-        </w:rPr>
-        <w:t>.</w:t>
-      </w:r>
-      <w:proofErr w:type="gramStart"/>
-      <w:r>
-        <w:rPr>
-          <w:b/>
-          <w:bCs/>
-        </w:rPr>
-        <w:t>mean</w:t>
-      </w:r>
-      <w:proofErr w:type="spellEnd"/>
-      <w:r>
-        <w:rPr>
-          <w:b/>
-          <w:bCs/>
-        </w:rPr>
-        <w:t>(</w:t>
-      </w:r>
-      <w:proofErr w:type="gramEnd"/>
-      <w:r>
-        <w:rPr>
-          <w:b/>
-          <w:bCs/>
-        </w:rPr>
-        <w:t>)</w:t>
-      </w:r>
-      <w:r>
-        <w:t xml:space="preserve">: serve para calcular a </w:t>
-      </w:r>
-      <w:proofErr w:type="spellStart"/>
-      <w:r>
-        <w:t>media</w:t>
-      </w:r>
-      <w:proofErr w:type="spellEnd"/>
-      <w:r>
-        <w:t xml:space="preserve"> de uma linha ou coluna</w:t>
-      </w:r>
-    </w:p>
-    <w:p>
-      <w:proofErr w:type="spellStart"/>
-      <w:r>
-        <w:t>xxx</w:t>
-      </w:r>
-      <w:r>
-        <w:rPr>
-          <w:b/>
-          <w:bCs/>
-        </w:rPr>
-        <w:t>.</w:t>
-      </w:r>
-      <w:proofErr w:type="gramStart"/>
-      <w:r>
-        <w:rPr>
-          <w:b/>
-          <w:bCs/>
-        </w:rPr>
-        <w:t>fill</w:t>
-      </w:r>
-      <w:proofErr w:type="spellEnd"/>
-      <w:r>
-        <w:rPr>
-          <w:b/>
-          <w:bCs/>
-        </w:rPr>
-        <w:t>(</w:t>
-      </w:r>
-      <w:proofErr w:type="gramEnd"/>
-      <w:r>
-        <w:rPr>
-          <w:b/>
-          <w:bCs/>
-        </w:rPr>
-        <w:t>):</w:t>
-      </w:r>
-      <w:r>
-        <w:t xml:space="preserve">serve para preencher um valor que </w:t>
-      </w:r>
-      <w:proofErr w:type="spellStart"/>
-      <w:r>
-        <w:t>esta</w:t>
-      </w:r>
-      <w:proofErr w:type="spellEnd"/>
-      <w:r>
-        <w:t xml:space="preserve"> logo a cima de cada coluna correspondente</w:t>
-      </w:r>
-    </w:p>
-    <w:p>
-      <w:proofErr w:type="spellStart"/>
-      <w:r>
-        <w:t>xxx</w:t>
-      </w:r>
-      <w:r>
-        <w:rPr>
-          <w:b/>
-          <w:bCs/>
-        </w:rPr>
-        <w:t>info:</w:t>
-      </w:r>
-      <w:r>
-        <w:t>ele</w:t>
-      </w:r>
-      <w:proofErr w:type="spellEnd"/>
-      <w:r>
-        <w:t xml:space="preserve"> traz informações sobre a tabela</w:t>
-      </w:r>
-    </w:p>
-    <w:p>
-      <w:pPr>
-        <w:spacing w:before="240"/>
-      </w:pPr>
-      <w:proofErr w:type="spellStart"/>
-      <w:r>
-        <w:t>xxx</w:t>
-      </w:r>
-      <w:r>
-        <w:rPr>
-          <w:b/>
-          <w:bCs/>
-        </w:rPr>
-        <w:t>.value_</w:t>
-      </w:r>
-      <w:proofErr w:type="gramStart"/>
-      <w:r>
-        <w:rPr>
-          <w:b/>
-          <w:bCs/>
-        </w:rPr>
-        <w:t>counts</w:t>
-      </w:r>
-      <w:proofErr w:type="spellEnd"/>
-      <w:r>
-        <w:rPr>
-          <w:b/>
-          <w:bCs/>
-        </w:rPr>
-        <w:t>(</w:t>
-      </w:r>
-      <w:proofErr w:type="gramEnd"/>
-      <w:r>
-        <w:rPr>
-          <w:b/>
-          <w:bCs/>
-        </w:rPr>
-        <w:t>):</w:t>
-      </w:r>
-      <w:r>
-        <w:t xml:space="preserve"> serve para contar todos os valores de uma coluna as transações da coluna</w:t>
-      </w:r>
-    </w:p>
-    <w:p>
-      <w:pPr>
-        <w:spacing w:before="240"/>
-      </w:pPr>
-      <w:proofErr w:type="spellStart"/>
-      <w:r>
-        <w:t>xxx</w:t>
-      </w:r>
-      <w:r>
-        <w:rPr>
-          <w:b/>
-          <w:bCs/>
-        </w:rPr>
-        <w:t>.</w:t>
-      </w:r>
-      <w:proofErr w:type="gramStart"/>
-      <w:r>
-        <w:rPr>
-          <w:b/>
-          <w:bCs/>
-        </w:rPr>
-        <w:t>count</w:t>
-      </w:r>
-      <w:proofErr w:type="spellEnd"/>
-      <w:r>
-        <w:rPr>
-          <w:b/>
-          <w:bCs/>
-        </w:rPr>
-        <w:t>(</w:t>
-      </w:r>
-      <w:proofErr w:type="gramEnd"/>
-      <w:r>
-        <w:rPr>
-          <w:b/>
-          <w:bCs/>
-        </w:rPr>
-        <w:t>)</w:t>
-      </w:r>
-      <w:r>
-        <w:t>:Serve para contar as linhas de uma coluna que não estão em branco</w:t>
-      </w:r>
-    </w:p>
-    <w:p>
-      <w:pPr>
-        <w:spacing w:before="240"/>
-      </w:pPr>
-      <w:proofErr w:type="spellStart"/>
-      <w:r>
-        <w:t>xxx</w:t>
-      </w:r>
-      <w:r>
-        <w:rPr>
-          <w:b/>
-          <w:bCs/>
-        </w:rPr>
-        <w:t>.size</w:t>
-      </w:r>
-      <w:proofErr w:type="spellEnd"/>
-      <w:r>
-        <w:t xml:space="preserve">: Serve para contar todas as linhas de uma </w:t>
-      </w:r>
-      <w:proofErr w:type="spellStart"/>
-      <w:proofErr w:type="gramStart"/>
-      <w:r>
-        <w:t>coluna,incluindo</w:t>
-      </w:r>
-      <w:proofErr w:type="spellEnd"/>
-      <w:proofErr w:type="gramEnd"/>
-      <w:r>
-        <w:t xml:space="preserve"> as linhas em branco</w:t>
-      </w:r>
-    </w:p>
-    <w:p>
-      <w:pPr>
-        <w:spacing w:before="240"/>
-      </w:pPr>
-      <w:r>
-        <w:t>normalize=</w:t>
-      </w:r>
-      <w:proofErr w:type="spellStart"/>
-      <w:r>
-        <w:t>True</w:t>
-      </w:r>
-      <w:proofErr w:type="spellEnd"/>
-      <w:r>
-        <w:t>: ele vai normalizar os valores, em vez de contar a quantidade ele vai mostrar o que aquilo representa sobre o total</w:t>
-      </w:r>
-    </w:p>
-    <w:p>
-      <w:proofErr w:type="spellStart"/>
-      <w:r>
-        <w:t>xxx</w:t>
-      </w:r>
-      <w:r>
-        <w:rPr>
-          <w:b/>
-          <w:bCs/>
-        </w:rPr>
-        <w:t>.merge</w:t>
-      </w:r>
-      <w:proofErr w:type="spellEnd"/>
-      <w:r>
-        <w:rPr>
-          <w:b/>
-          <w:bCs/>
-        </w:rPr>
-        <w:t>(</w:t>
-      </w:r>
-      <w:proofErr w:type="spellStart"/>
-      <w:r>
-        <w:t>xxx</w:t>
-      </w:r>
-      <w:proofErr w:type="spellEnd"/>
-      <w:r>
-        <w:t>)</w:t>
-      </w:r>
-      <w:r>
-        <w:t>: ela mescla uma tabela com a outr</w:t>
-      </w:r>
-      <w:r>
-        <w:t>a</w:t>
-      </w:r>
-      <w:r>
-        <w:t>, junta as tabelas</w:t>
-      </w:r>
-    </w:p>
-    <w:p>
-      <w:proofErr w:type="spellStart"/>
-      <w:proofErr w:type="gramStart"/>
-      <w:r>
-        <w:t>xxx</w:t>
-      </w:r>
-      <w:r>
-        <w:rPr>
-          <w:b/>
-          <w:bCs/>
-        </w:rPr>
-        <w:t>.plot.bar</w:t>
-      </w:r>
-      <w:proofErr w:type="spellEnd"/>
-      <w:r>
-        <w:rPr>
-          <w:b/>
-          <w:bCs/>
-        </w:rPr>
-        <w:t>(</w:t>
-      </w:r>
-      <w:proofErr w:type="gramEnd"/>
-      <w:r>
-        <w:rPr>
-          <w:b/>
-          <w:bCs/>
-        </w:rPr>
-        <w:t>):</w:t>
-      </w:r>
-      <w:r>
-        <w:t xml:space="preserve"> serve para plotar qualquer gráfico</w:t>
-      </w:r>
-    </w:p>
-    <w:p>
-      <w:proofErr w:type="spellStart"/>
-      <w:proofErr w:type="gramStart"/>
-      <w:r>
-        <w:t>xxx</w:t>
-      </w:r>
-      <w:r>
-        <w:rPr>
-          <w:b/>
-          <w:bCs/>
-        </w:rPr>
-        <w:t>.min</w:t>
-      </w:r>
-      <w:proofErr w:type="spellEnd"/>
-      <w:r>
-        <w:rPr>
-          <w:b/>
-          <w:bCs/>
-        </w:rPr>
-        <w:t>(</w:t>
-      </w:r>
-      <w:proofErr w:type="gramEnd"/>
-      <w:r>
-        <w:rPr>
-          <w:b/>
-          <w:bCs/>
-        </w:rPr>
-        <w:t>):</w:t>
-      </w:r>
-      <w:r>
-        <w:t>Serve para buscar o menor valor da variável</w:t>
-      </w:r>
-    </w:p>
-    <w:p>
-      <w:proofErr w:type="spellStart"/>
-      <w:proofErr w:type="gramStart"/>
-      <w:r>
-        <w:t>xxx</w:t>
-      </w:r>
-      <w:r>
-        <w:rPr>
-          <w:b/>
-          <w:bCs/>
-        </w:rPr>
-        <w:t>.max</w:t>
-      </w:r>
-      <w:proofErr w:type="spellEnd"/>
-      <w:r>
-        <w:rPr>
-          <w:b/>
-          <w:bCs/>
-        </w:rPr>
-        <w:t>(</w:t>
-      </w:r>
-      <w:proofErr w:type="gramEnd"/>
-      <w:r>
-        <w:rPr>
-          <w:b/>
-          <w:bCs/>
-        </w:rPr>
-        <w:t>):</w:t>
-      </w:r>
-      <w:r>
-        <w:t>Serve para buscar o maior valor da variável</w:t>
-      </w:r>
-    </w:p>
-    <w:p>
-      <w:proofErr w:type="spellStart"/>
-      <w:proofErr w:type="gramStart"/>
-      <w:r>
-        <w:t>xxx</w:t>
-      </w:r>
-      <w:r>
-        <w:rPr>
-          <w:b/>
-          <w:bCs/>
-        </w:rPr>
-        <w:t>.std</w:t>
-      </w:r>
-      <w:proofErr w:type="spellEnd"/>
-      <w:r>
-        <w:rPr>
-          <w:b/>
-          <w:bCs/>
-        </w:rPr>
-        <w:t>(</w:t>
-      </w:r>
-      <w:proofErr w:type="gramEnd"/>
-      <w:r>
-        <w:rPr>
-          <w:b/>
-          <w:bCs/>
-        </w:rPr>
-        <w:t>):</w:t>
-      </w:r>
-      <w:r>
-        <w:t>Serve para buscar o desvio padrão dos valores</w:t>
-      </w:r>
-    </w:p>
-    <w:p>
-      <w:proofErr w:type="spellStart"/>
-      <w:proofErr w:type="gramStart"/>
-      <w:r>
-        <w:t>xxx</w:t>
-      </w:r>
-      <w:proofErr w:type="spellEnd"/>
-      <w:r>
-        <w:t>.</w:t>
-      </w:r>
-      <w:r>
-        <w:rPr>
-          <w:b/>
-          <w:bCs/>
-        </w:rPr>
-        <w:t>.</w:t>
-      </w:r>
-      <w:proofErr w:type="spellStart"/>
-      <w:r>
-        <w:rPr>
-          <w:b/>
-          <w:bCs/>
-        </w:rPr>
-        <w:t>hist</w:t>
-      </w:r>
-      <w:proofErr w:type="spellEnd"/>
-      <w:proofErr w:type="gramEnd"/>
+        <w:t xml:space="preserve">:Serve para dividir o conteúdo de uma </w:t>
+      </w:r>
+      <w:proofErr w:type="spellStart"/>
+      <w:r>
+        <w:t>string</w:t>
+      </w:r>
+      <w:proofErr w:type="spellEnd"/>
+    </w:p>
+    <w:p>
+      <w:proofErr w:type="spellStart"/>
+      <w:r>
+        <w:t>xxx</w:t>
+      </w:r>
+      <w:r>
+        <w:rPr>
+          <w:b/>
+          <w:bCs/>
+        </w:rPr>
+        <w:t>.nunique</w:t>
+      </w:r>
+      <w:proofErr w:type="spellEnd"/>
       <w:r>
         <w:rPr>
           <w:b/>
@@ -1602,55 +1629,8 @@
         <w:t>()</w:t>
       </w:r>
       <w:r>
-        <w:t xml:space="preserve">:Serve para abrir um </w:t>
-      </w:r>
-      <w:proofErr w:type="spellStart"/>
-      <w:r>
-        <w:t>historiograma</w:t>
-      </w:r>
-      <w:proofErr w:type="spellEnd"/>
-      <w:r>
-        <w:t xml:space="preserve"> </w:t>
-      </w:r>
-    </w:p>
-    <w:p>
-      <w:proofErr w:type="spellStart"/>
-      <w:r>
-        <w:t>xxx</w:t>
-      </w:r>
-      <w:r>
-        <w:rPr>
-          <w:b/>
-          <w:bCs/>
-        </w:rPr>
-        <w:t>.split</w:t>
-      </w:r>
-      <w:proofErr w:type="spellEnd"/>
-      <w:r>
-        <w:rPr>
-          <w:b/>
-          <w:bCs/>
-        </w:rPr>
-        <w:t>(‘</w:t>
-      </w:r>
-      <w:r>
-        <w:t>x</w:t>
-      </w:r>
-      <w:r>
-        <w:rPr>
-          <w:b/>
-          <w:bCs/>
-        </w:rPr>
-        <w:t>’)</w:t>
-      </w:r>
-      <w:r>
-        <w:t xml:space="preserve">:Serve para dividir o conteúdo de uma </w:t>
-      </w:r>
-      <w:proofErr w:type="spellStart"/>
-      <w:r>
-        <w:t>string</w:t>
-      </w:r>
-      <w:proofErr w:type="spellEnd"/>
+        <w:t>: Serve para mostrar valores únicos que existem em cada coluna</w:t>
+      </w:r>
     </w:p>
     <w:p>
       <w:r>
@@ -1698,38 +1678,23 @@
     <w:p>
       <w:proofErr w:type="spellStart"/>
       <w:r>
-        <w:t>xxx</w:t>
-      </w:r>
-      <w:r>
-        <w:rPr>
-          <w:b/>
-          <w:bCs/>
-        </w:rPr>
-        <w:t>.sort_</w:t>
-      </w:r>
-      <w:proofErr w:type="gramStart"/>
-      <w:r>
-        <w:rPr>
-          <w:b/>
-          <w:bCs/>
-        </w:rPr>
-        <w:t>values</w:t>
-      </w:r>
-      <w:proofErr w:type="spellEnd"/>
-      <w:r>
-        <w:rPr>
-          <w:b/>
-          <w:bCs/>
-        </w:rPr>
-        <w:t>(</w:t>
-      </w:r>
-      <w:proofErr w:type="gramEnd"/>
-      <w:r>
-        <w:rPr>
-          <w:b/>
-          <w:bCs/>
-        </w:rPr>
-        <w:t>)</w:t>
+        <w:lastRenderedPageBreak/>
+        <w:t>xxx</w:t>
+      </w:r>
+      <w:r>
+        <w:rPr>
+          <w:b/>
+          <w:bCs/>
+        </w:rPr>
+        <w:t>.sort_values</w:t>
+      </w:r>
+      <w:proofErr w:type="spellEnd"/>
+      <w:r>
+        <w:rPr>
+          <w:b/>
+          <w:bCs/>
+        </w:rPr>
+        <w:t>()</w:t>
       </w:r>
       <w:r>
         <w:t xml:space="preserve">:Serve para </w:t>
@@ -1756,7 +1721,6 @@
         <w:t>-</w:t>
       </w:r>
       <w:proofErr w:type="spellStart"/>
-      <w:proofErr w:type="gramStart"/>
       <w:r>
         <w:rPr>
           <w:b/>
@@ -1765,7 +1729,6 @@
         <w:t>by</w:t>
       </w:r>
       <w:proofErr w:type="spellEnd"/>
-      <w:proofErr w:type="gramEnd"/>
       <w:r>
         <w:rPr>
           <w:b/>
@@ -1782,25 +1745,18 @@
         <w:t>-</w:t>
       </w:r>
       <w:proofErr w:type="spellStart"/>
-      <w:proofErr w:type="gramStart"/>
       <w:r>
         <w:t>ascending</w:t>
       </w:r>
       <w:proofErr w:type="spellEnd"/>
-      <w:proofErr w:type="gramEnd"/>
       <w:r>
         <w:t xml:space="preserve">=False: Serve para pegarmos os itens em ordem decrescente </w:t>
       </w:r>
     </w:p>
     <w:p>
       <w:r>
-        <w:t xml:space="preserve">&amp;:Significa E, e | </w:t>
-      </w:r>
-      <w:proofErr w:type="gramStart"/>
-      <w:r>
-        <w:t>significa Ou</w:t>
-      </w:r>
-      <w:proofErr w:type="gramEnd"/>
+        <w:t>&amp;:Significa E, e | significa Ou</w:t>
+      </w:r>
     </w:p>
     <w:p>
       <w:r>
@@ -1961,7 +1917,6 @@
           <w:bdr w:val="none" w:sz="0" w:space="0" w:color="auto" w:frame="1"/>
           <w:lang w:eastAsia="pt-BR"/>
         </w:rPr>
-        <w:lastRenderedPageBreak/>
         <w:t xml:space="preserve">2. 'Shift + </w:t>
       </w:r>
       <w:proofErr w:type="spellStart"/>
@@ -2418,29 +2373,7 @@
           <w:bdr w:val="none" w:sz="0" w:space="0" w:color="auto" w:frame="1"/>
           <w:lang w:eastAsia="pt-BR"/>
         </w:rPr>
-        <w:t xml:space="preserve">11. </w:t>
-      </w:r>
-      <w:proofErr w:type="gramStart"/>
-      <w:r>
-        <w:rPr>
-          <w:rFonts w:ascii="Consolas" w:eastAsia="Times New Roman" w:hAnsi="Consolas" w:cs="Courier New"/>
-          <w:sz w:val="21"/>
-          <w:szCs w:val="21"/>
-          <w:bdr w:val="none" w:sz="0" w:space="0" w:color="auto" w:frame="1"/>
-          <w:lang w:eastAsia="pt-BR"/>
-        </w:rPr>
-        <w:t>'?função</w:t>
-      </w:r>
-      <w:proofErr w:type="gramEnd"/>
-      <w:r>
-        <w:rPr>
-          <w:rFonts w:ascii="Consolas" w:eastAsia="Times New Roman" w:hAnsi="Consolas" w:cs="Courier New"/>
-          <w:sz w:val="21"/>
-          <w:szCs w:val="21"/>
-          <w:bdr w:val="none" w:sz="0" w:space="0" w:color="auto" w:frame="1"/>
-          <w:lang w:eastAsia="pt-BR"/>
-        </w:rPr>
-        <w:t>' - Mostra a documentação de uma dada função</w:t>
+        <w:t>11. '?função' - Mostra a documentação de uma dada função</w:t>
       </w:r>
     </w:p>
     <w:p>

--- a/Aprendendo Analise de Dados/Anotações sobre Analise de dados2.docx
+++ b/Aprendendo Analise de Dados/Anotações sobre Analise de dados2.docx
@@ -1,6 +1,6 @@
 
 <file path=word/document.xml><?xml version="1.0" encoding="utf-8"?>
-<w:document xmlns:wpc="http://schemas.microsoft.com/office/word/2010/wordprocessingCanvas" xmlns:cx="http://schemas.microsoft.com/office/drawing/2014/chartex" xmlns:cx1="http://schemas.microsoft.com/office/drawing/2015/9/8/chartex" xmlns:cx2="http://schemas.microsoft.com/office/drawing/2015/10/21/chartex" xmlns:cx3="http://schemas.microsoft.com/office/drawing/2016/5/9/chartex" xmlns:cx4="http://schemas.microsoft.com/office/drawing/2016/5/10/chartex" xmlns:cx5="http://schemas.microsoft.com/office/drawing/2016/5/11/chartex" xmlns:cx6="http://schemas.microsoft.com/office/drawing/2016/5/12/chartex" xmlns:cx7="http://schemas.microsoft.com/office/drawing/2016/5/13/chartex" xmlns:cx8="http://schemas.microsoft.com/office/drawing/2016/5/14/chartex" xmlns:mc="http://schemas.openxmlformats.org/markup-compatibility/2006" xmlns:aink="http://schemas.microsoft.com/office/drawing/2016/ink" xmlns:am3d="http://schemas.microsoft.com/office/drawing/2017/model3d" xmlns:o="urn:schemas-microsoft-com:office:office" xmlns:r="http://schemas.openxmlformats.org/officeDocument/2006/relationships" xmlns:m="http://schemas.openxmlformats.org/officeDocument/2006/math" xmlns:v="urn:schemas-microsoft-com:vml" xmlns:wp14="http://schemas.microsoft.com/office/word/2010/wordprocessingDrawing" xmlns:wp="http://schemas.openxmlformats.org/drawingml/2006/wordprocessingDrawing" xmlns:w10="urn:schemas-microsoft-com:office:word" xmlns:w="http://schemas.openxmlformats.org/wordprocessingml/2006/main" xmlns:w14="http://schemas.microsoft.com/office/word/2010/wordml" xmlns:w15="http://schemas.microsoft.com/office/word/2012/wordml" xmlns:w16cex="http://schemas.microsoft.com/office/word/2018/wordml/cex" xmlns:w16cid="http://schemas.microsoft.com/office/word/2016/wordml/cid" xmlns:w16="http://schemas.microsoft.com/office/word/2018/wordml" xmlns:w16sdtdh="http://schemas.microsoft.com/office/word/2020/wordml/sdtdatahash" xmlns:w16se="http://schemas.microsoft.com/office/word/2015/wordml/symex" xmlns:wpg="http://schemas.microsoft.com/office/word/2010/wordprocessingGroup" xmlns:wpi="http://schemas.microsoft.com/office/word/2010/wordprocessingInk" xmlns:wne="http://schemas.microsoft.com/office/word/2006/wordml" xmlns:wps="http://schemas.microsoft.com/office/word/2010/wordprocessingShape" mc:Ignorable="w14 w15 w16se w16cid w16 w16cex w16sdtdh wp14">
+<w:document xmlns:wpc="http://schemas.microsoft.com/office/word/2010/wordprocessingCanvas" xmlns:cx="http://schemas.microsoft.com/office/drawing/2014/chartex" xmlns:cx1="http://schemas.microsoft.com/office/drawing/2015/9/8/chartex" xmlns:cx2="http://schemas.microsoft.com/office/drawing/2015/10/21/chartex" xmlns:cx3="http://schemas.microsoft.com/office/drawing/2016/5/9/chartex" xmlns:cx4="http://schemas.microsoft.com/office/drawing/2016/5/10/chartex" xmlns:cx5="http://schemas.microsoft.com/office/drawing/2016/5/11/chartex" xmlns:cx6="http://schemas.microsoft.com/office/drawing/2016/5/12/chartex" xmlns:cx7="http://schemas.microsoft.com/office/drawing/2016/5/13/chartex" xmlns:cx8="http://schemas.microsoft.com/office/drawing/2016/5/14/chartex" xmlns:mc="http://schemas.openxmlformats.org/markup-compatibility/2006" xmlns:aink="http://schemas.microsoft.com/office/drawing/2016/ink" xmlns:am3d="http://schemas.microsoft.com/office/drawing/2017/model3d" xmlns:o="urn:schemas-microsoft-com:office:office" xmlns:oel="http://schemas.microsoft.com/office/2019/extlst" xmlns:r="http://schemas.openxmlformats.org/officeDocument/2006/relationships" xmlns:m="http://schemas.openxmlformats.org/officeDocument/2006/math" xmlns:v="urn:schemas-microsoft-com:vml" xmlns:wp14="http://schemas.microsoft.com/office/word/2010/wordprocessingDrawing" xmlns:wp="http://schemas.openxmlformats.org/drawingml/2006/wordprocessingDrawing" xmlns:w10="urn:schemas-microsoft-com:office:word" xmlns:w="http://schemas.openxmlformats.org/wordprocessingml/2006/main" xmlns:w14="http://schemas.microsoft.com/office/word/2010/wordml" xmlns:w15="http://schemas.microsoft.com/office/word/2012/wordml" xmlns:w16cex="http://schemas.microsoft.com/office/word/2018/wordml/cex" xmlns:w16cid="http://schemas.microsoft.com/office/word/2016/wordml/cid" xmlns:w16="http://schemas.microsoft.com/office/word/2018/wordml" xmlns:w16sdtdh="http://schemas.microsoft.com/office/word/2020/wordml/sdtdatahash" xmlns:w16se="http://schemas.microsoft.com/office/word/2015/wordml/symex" xmlns:wpg="http://schemas.microsoft.com/office/word/2010/wordprocessingGroup" xmlns:wpi="http://schemas.microsoft.com/office/word/2010/wordprocessingInk" xmlns:wne="http://schemas.microsoft.com/office/word/2006/wordml" xmlns:wps="http://schemas.microsoft.com/office/word/2010/wordprocessingShape" mc:Ignorable="w14 w15 w16se w16cid w16 w16cex w16sdtdh wp14">
   <w:body>
     <w:p>
       <w:pPr>
@@ -8,972 +8,3759 @@
         <w:jc w:val="center"/>
       </w:pPr>
       <w:r>
-        <w:t>Aprendendo Analise de dados/Mexer no jupyter notebook</w:t>
-      </w:r>
-    </w:p>
-    <w:p>
-      <w:pPr>
-        <w:rPr>
-          <w:b/>
-          <w:bCs/>
-        </w:rPr>
-      </w:pPr>
-    </w:p>
-    <w:p>
-      <w:r>
-        <w:rPr>
-          <w:b/>
-          <w:bCs/>
+        <w:t xml:space="preserve">Aprendendo Analise de dados/Mexer no </w:t>
+      </w:r>
+      <w:proofErr w:type="spellStart"/>
+      <w:r>
+        <w:t>jupyter</w:t>
+      </w:r>
+      <w:proofErr w:type="spellEnd"/>
+      <w:r>
+        <w:t xml:space="preserve"> notebook</w:t>
+      </w:r>
+    </w:p>
+    <w:p>
+      <w:pPr>
+        <w:rPr>
+          <w:b/>
+          <w:bCs/>
+        </w:rPr>
+      </w:pPr>
+    </w:p>
+    <w:p>
+      <w:pPr>
+        <w:rPr>
+          <w:sz w:val="32"/>
+          <w:szCs w:val="32"/>
+        </w:rPr>
+      </w:pPr>
+      <w:proofErr w:type="spellStart"/>
+      <w:r>
+        <w:rPr>
+          <w:b/>
+          <w:bCs/>
+          <w:sz w:val="32"/>
+          <w:szCs w:val="32"/>
         </w:rPr>
         <w:t>Import</w:t>
       </w:r>
-      <w:r>
+      <w:proofErr w:type="spellEnd"/>
+      <w:r>
+        <w:rPr>
+          <w:sz w:val="32"/>
+          <w:szCs w:val="32"/>
+        </w:rPr>
         <w:t xml:space="preserve"> pandas</w:t>
       </w:r>
       <w:r>
         <w:rPr>
           <w:b/>
           <w:bCs/>
+          <w:sz w:val="32"/>
+          <w:szCs w:val="32"/>
         </w:rPr>
         <w:t xml:space="preserve"> as</w:t>
       </w:r>
       <w:r>
-        <w:t xml:space="preserve"> pd: para importar alguma biblioteca</w:t>
-      </w:r>
-    </w:p>
-    <w:p>
-      <w:pPr>
-        <w:rPr>
-          <w:b/>
-          <w:bCs/>
-        </w:rPr>
-      </w:pPr>
-      <w:r>
-        <w:t xml:space="preserve">Biblioteca boa para ver gráficos com python </w:t>
-      </w:r>
-      <w:r>
-        <w:rPr>
-          <w:b/>
-          <w:bCs/>
+        <w:rPr>
+          <w:sz w:val="32"/>
+          <w:szCs w:val="32"/>
+        </w:rPr>
+        <w:t xml:space="preserve"> </w:t>
+      </w:r>
+      <w:proofErr w:type="spellStart"/>
+      <w:r>
+        <w:rPr>
+          <w:sz w:val="32"/>
+          <w:szCs w:val="32"/>
+        </w:rPr>
+        <w:t>pd</w:t>
+      </w:r>
+      <w:proofErr w:type="spellEnd"/>
+      <w:r>
+        <w:rPr>
+          <w:sz w:val="32"/>
+          <w:szCs w:val="32"/>
+        </w:rPr>
+        <w:t>: para importar alguma biblioteca</w:t>
+      </w:r>
+    </w:p>
+    <w:p>
+      <w:pPr>
+        <w:rPr>
+          <w:b/>
+          <w:bCs/>
+          <w:sz w:val="32"/>
+          <w:szCs w:val="32"/>
+        </w:rPr>
+      </w:pPr>
+      <w:r>
+        <w:rPr>
+          <w:sz w:val="32"/>
+          <w:szCs w:val="32"/>
+        </w:rPr>
+        <w:t xml:space="preserve">Biblioteca boa para ver gráficos com </w:t>
+      </w:r>
+      <w:proofErr w:type="spellStart"/>
+      <w:r>
+        <w:rPr>
+          <w:sz w:val="32"/>
+          <w:szCs w:val="32"/>
+        </w:rPr>
+        <w:t>python</w:t>
+      </w:r>
+      <w:proofErr w:type="spellEnd"/>
+      <w:r>
+        <w:rPr>
+          <w:sz w:val="32"/>
+          <w:szCs w:val="32"/>
+        </w:rPr>
+        <w:t xml:space="preserve"> </w:t>
+      </w:r>
+      <w:proofErr w:type="spellStart"/>
+      <w:r>
+        <w:rPr>
+          <w:b/>
+          <w:bCs/>
+          <w:sz w:val="32"/>
+          <w:szCs w:val="32"/>
         </w:rPr>
         <w:t>plotly</w:t>
       </w:r>
-    </w:p>
-    <w:p>
-      <w:r>
-        <w:t>Pd.DataFrame(): serve para criar uma tabela dentro do pandas</w:t>
-      </w:r>
-    </w:p>
-    <w:p>
-      <w:r>
+      <w:proofErr w:type="spellEnd"/>
+    </w:p>
+    <w:p>
+      <w:pPr>
+        <w:rPr>
+          <w:sz w:val="32"/>
+          <w:szCs w:val="32"/>
+        </w:rPr>
+      </w:pPr>
+      <w:proofErr w:type="spellStart"/>
+      <w:proofErr w:type="gramStart"/>
+      <w:r>
+        <w:rPr>
+          <w:sz w:val="32"/>
+          <w:szCs w:val="32"/>
+        </w:rPr>
+        <w:t>Pd.DataFrame</w:t>
+      </w:r>
+      <w:proofErr w:type="spellEnd"/>
+      <w:proofErr w:type="gramEnd"/>
+      <w:r>
+        <w:rPr>
+          <w:sz w:val="32"/>
+          <w:szCs w:val="32"/>
+        </w:rPr>
+        <w:t>(): serve para criar uma tabela dentro do pandas</w:t>
+      </w:r>
+    </w:p>
+    <w:p>
+      <w:pPr>
+        <w:rPr>
+          <w:sz w:val="32"/>
+          <w:szCs w:val="32"/>
+        </w:rPr>
+      </w:pPr>
+      <w:r>
+        <w:rPr>
+          <w:sz w:val="32"/>
+          <w:szCs w:val="32"/>
+        </w:rPr>
         <w:t>Para facilitar</w:t>
       </w:r>
       <w:r>
-        <w:t xml:space="preserve"> declara uma variável e poe o pd.dataframe() que já vai criar a tabela</w:t>
-      </w:r>
-    </w:p>
-    <w:p>
-      <w:r>
+        <w:rPr>
+          <w:sz w:val="32"/>
+          <w:szCs w:val="32"/>
+        </w:rPr>
+        <w:t xml:space="preserve"> declara uma variável e </w:t>
+      </w:r>
+      <w:proofErr w:type="spellStart"/>
+      <w:r>
+        <w:rPr>
+          <w:sz w:val="32"/>
+          <w:szCs w:val="32"/>
+        </w:rPr>
+        <w:t>poe</w:t>
+      </w:r>
+      <w:proofErr w:type="spellEnd"/>
+      <w:r>
+        <w:rPr>
+          <w:sz w:val="32"/>
+          <w:szCs w:val="32"/>
+        </w:rPr>
+        <w:t xml:space="preserve"> o </w:t>
+      </w:r>
+      <w:proofErr w:type="spellStart"/>
+      <w:proofErr w:type="gramStart"/>
+      <w:r>
+        <w:rPr>
+          <w:sz w:val="32"/>
+          <w:szCs w:val="32"/>
+        </w:rPr>
+        <w:t>pd.dataframe</w:t>
+      </w:r>
+      <w:proofErr w:type="spellEnd"/>
+      <w:proofErr w:type="gramEnd"/>
+      <w:r>
+        <w:rPr>
+          <w:sz w:val="32"/>
+          <w:szCs w:val="32"/>
+        </w:rPr>
+        <w:t>() que já vai criar a tabela</w:t>
+      </w:r>
+    </w:p>
+    <w:p>
+      <w:pPr>
+        <w:rPr>
+          <w:sz w:val="32"/>
+          <w:szCs w:val="32"/>
+        </w:rPr>
+      </w:pPr>
+      <w:proofErr w:type="spellStart"/>
+      <w:proofErr w:type="gramStart"/>
+      <w:r>
+        <w:rPr>
+          <w:sz w:val="32"/>
+          <w:szCs w:val="32"/>
+        </w:rPr>
         <w:t>pd</w:t>
       </w:r>
       <w:r>
         <w:rPr>
           <w:b/>
           <w:bCs/>
+          <w:sz w:val="32"/>
+          <w:szCs w:val="32"/>
         </w:rPr>
         <w:t>.read</w:t>
       </w:r>
-      <w:r>
-        <w:rPr>
-          <w:b/>
-          <w:bCs/>
-        </w:rPr>
-        <w:t xml:space="preserve">_excel </w:t>
-      </w:r>
-      <w:r>
-        <w:rPr>
-          <w:b/>
-          <w:bCs/>
+      <w:proofErr w:type="gramEnd"/>
+      <w:r>
+        <w:rPr>
+          <w:b/>
+          <w:bCs/>
+          <w:sz w:val="32"/>
+          <w:szCs w:val="32"/>
+        </w:rPr>
+        <w:t>_excel</w:t>
+      </w:r>
+      <w:proofErr w:type="spellEnd"/>
+      <w:r>
+        <w:rPr>
+          <w:b/>
+          <w:bCs/>
+          <w:sz w:val="32"/>
+          <w:szCs w:val="32"/>
+        </w:rPr>
+        <w:t xml:space="preserve"> </w:t>
+      </w:r>
+      <w:r>
+        <w:rPr>
+          <w:b/>
+          <w:bCs/>
+          <w:sz w:val="32"/>
+          <w:szCs w:val="32"/>
+        </w:rPr>
+        <w:t xml:space="preserve">(): </w:t>
+      </w:r>
+      <w:r>
+        <w:rPr>
+          <w:sz w:val="32"/>
+          <w:szCs w:val="32"/>
+        </w:rPr>
+        <w:t>para ler uma arquivo</w:t>
+      </w:r>
+    </w:p>
+    <w:p>
+      <w:pPr>
+        <w:rPr>
+          <w:sz w:val="32"/>
+          <w:szCs w:val="32"/>
+        </w:rPr>
+      </w:pPr>
+      <w:proofErr w:type="spellStart"/>
+      <w:r>
+        <w:rPr>
+          <w:sz w:val="32"/>
+          <w:szCs w:val="32"/>
+        </w:rPr>
+        <w:t>df.to_</w:t>
+      </w:r>
+      <w:proofErr w:type="gramStart"/>
+      <w:r>
+        <w:rPr>
+          <w:sz w:val="32"/>
+          <w:szCs w:val="32"/>
+        </w:rPr>
+        <w:t>xxx</w:t>
+      </w:r>
+      <w:proofErr w:type="spellEnd"/>
+      <w:r>
+        <w:rPr>
+          <w:sz w:val="32"/>
+          <w:szCs w:val="32"/>
+        </w:rPr>
+        <w:t>( serve</w:t>
+      </w:r>
+      <w:proofErr w:type="gramEnd"/>
+      <w:r>
+        <w:rPr>
+          <w:sz w:val="32"/>
+          <w:szCs w:val="32"/>
+        </w:rPr>
+        <w:t xml:space="preserve"> para salvar um arquivo desse modo</w:t>
+      </w:r>
+    </w:p>
+    <w:p>
+      <w:pPr>
+        <w:rPr>
+          <w:sz w:val="32"/>
+          <w:szCs w:val="32"/>
+        </w:rPr>
+      </w:pPr>
+      <w:r>
+        <w:rPr>
+          <w:sz w:val="32"/>
+          <w:szCs w:val="32"/>
+        </w:rPr>
+        <w:t>display(</w:t>
+      </w:r>
+      <w:proofErr w:type="spellStart"/>
+      <w:r>
+        <w:rPr>
+          <w:sz w:val="32"/>
+          <w:szCs w:val="32"/>
+        </w:rPr>
+        <w:t>xxx</w:t>
+      </w:r>
+      <w:proofErr w:type="spellEnd"/>
+      <w:r>
+        <w:rPr>
+          <w:sz w:val="32"/>
+          <w:szCs w:val="32"/>
+        </w:rPr>
+        <w:t xml:space="preserve">): é como se fosse um print só que estilizada </w:t>
+      </w:r>
+    </w:p>
+    <w:p>
+      <w:pPr>
+        <w:rPr>
+          <w:sz w:val="32"/>
+          <w:szCs w:val="32"/>
+        </w:rPr>
+      </w:pPr>
+      <w:proofErr w:type="spellStart"/>
+      <w:r>
+        <w:rPr>
+          <w:sz w:val="32"/>
+          <w:szCs w:val="32"/>
+        </w:rPr>
+        <w:t>xxx</w:t>
+      </w:r>
+      <w:r>
+        <w:rPr>
+          <w:b/>
+          <w:bCs/>
+          <w:sz w:val="32"/>
+          <w:szCs w:val="32"/>
+        </w:rPr>
+        <w:t>.</w:t>
+      </w:r>
+      <w:proofErr w:type="gramStart"/>
+      <w:r>
+        <w:rPr>
+          <w:b/>
+          <w:bCs/>
+          <w:sz w:val="32"/>
+          <w:szCs w:val="32"/>
+        </w:rPr>
+        <w:t>describe</w:t>
+      </w:r>
+      <w:proofErr w:type="spellEnd"/>
+      <w:r>
+        <w:rPr>
+          <w:b/>
+          <w:bCs/>
+          <w:sz w:val="32"/>
+          <w:szCs w:val="32"/>
+        </w:rPr>
+        <w:t>(</w:t>
+      </w:r>
+      <w:proofErr w:type="gramEnd"/>
+      <w:r>
+        <w:rPr>
+          <w:b/>
+          <w:bCs/>
+          <w:sz w:val="32"/>
+          <w:szCs w:val="32"/>
+        </w:rPr>
+        <w:t xml:space="preserve">) </w:t>
+      </w:r>
+      <w:r>
+        <w:rPr>
+          <w:sz w:val="32"/>
+          <w:szCs w:val="32"/>
+        </w:rPr>
+        <w:t xml:space="preserve"> serve para mostrar as informações resumidas</w:t>
+      </w:r>
+    </w:p>
+    <w:p>
+      <w:pPr>
+        <w:spacing w:before="240"/>
+        <w:rPr>
+          <w:sz w:val="32"/>
+          <w:szCs w:val="32"/>
+        </w:rPr>
+      </w:pPr>
+      <w:proofErr w:type="spellStart"/>
+      <w:proofErr w:type="gramStart"/>
+      <w:r>
+        <w:rPr>
+          <w:sz w:val="32"/>
+          <w:szCs w:val="32"/>
+        </w:rPr>
+        <w:t>xxx</w:t>
+      </w:r>
+      <w:r>
+        <w:rPr>
+          <w:b/>
+          <w:bCs/>
+          <w:sz w:val="32"/>
+          <w:szCs w:val="32"/>
+        </w:rPr>
+        <w:t>.sum</w:t>
+      </w:r>
+      <w:proofErr w:type="spellEnd"/>
+      <w:r>
+        <w:rPr>
+          <w:b/>
+          <w:bCs/>
+          <w:sz w:val="32"/>
+          <w:szCs w:val="32"/>
+        </w:rPr>
+        <w:t>(</w:t>
+      </w:r>
+      <w:proofErr w:type="gramEnd"/>
+      <w:r>
+        <w:rPr>
+          <w:b/>
+          <w:bCs/>
+          <w:sz w:val="32"/>
+          <w:szCs w:val="32"/>
+        </w:rPr>
+        <w:t xml:space="preserve">) </w:t>
+      </w:r>
+      <w:r>
+        <w:rPr>
+          <w:sz w:val="32"/>
+          <w:szCs w:val="32"/>
+        </w:rPr>
+        <w:t>: serve para somar a tabela inteira</w:t>
+      </w:r>
+    </w:p>
+    <w:p>
+      <w:pPr>
+        <w:rPr>
+          <w:sz w:val="32"/>
+          <w:szCs w:val="32"/>
+        </w:rPr>
+      </w:pPr>
+      <w:proofErr w:type="spellStart"/>
+      <w:r>
+        <w:rPr>
+          <w:sz w:val="32"/>
+          <w:szCs w:val="32"/>
+        </w:rPr>
+        <w:t>xxx</w:t>
+      </w:r>
+      <w:r>
+        <w:rPr>
+          <w:b/>
+          <w:bCs/>
+          <w:sz w:val="32"/>
+          <w:szCs w:val="32"/>
+        </w:rPr>
+        <w:t>.astype</w:t>
+      </w:r>
+      <w:proofErr w:type="spellEnd"/>
+      <w:r>
+        <w:rPr>
+          <w:b/>
+          <w:bCs/>
+          <w:sz w:val="32"/>
+          <w:szCs w:val="32"/>
+        </w:rPr>
+        <w:t>(</w:t>
+      </w:r>
+      <w:proofErr w:type="spellStart"/>
+      <w:r>
+        <w:rPr>
+          <w:sz w:val="32"/>
+          <w:szCs w:val="32"/>
+        </w:rPr>
+        <w:t>xxx</w:t>
+      </w:r>
+      <w:proofErr w:type="spellEnd"/>
+      <w:r>
+        <w:rPr>
+          <w:sz w:val="32"/>
+          <w:szCs w:val="32"/>
+        </w:rPr>
+        <w:t xml:space="preserve">):Serve para mudar o tipo da variável, </w:t>
+      </w:r>
+      <w:proofErr w:type="spellStart"/>
+      <w:r>
+        <w:rPr>
+          <w:sz w:val="32"/>
+          <w:szCs w:val="32"/>
+        </w:rPr>
+        <w:t>ex</w:t>
+      </w:r>
+      <w:proofErr w:type="spellEnd"/>
+      <w:r>
+        <w:rPr>
+          <w:sz w:val="32"/>
+          <w:szCs w:val="32"/>
+        </w:rPr>
+        <w:t xml:space="preserve">: mudar </w:t>
+      </w:r>
+      <w:proofErr w:type="spellStart"/>
+      <w:r>
+        <w:rPr>
+          <w:sz w:val="32"/>
+          <w:szCs w:val="32"/>
+        </w:rPr>
+        <w:t>str</w:t>
+      </w:r>
+      <w:proofErr w:type="spellEnd"/>
+      <w:r>
+        <w:rPr>
+          <w:sz w:val="32"/>
+          <w:szCs w:val="32"/>
+        </w:rPr>
+        <w:t xml:space="preserve"> para </w:t>
+      </w:r>
+      <w:proofErr w:type="spellStart"/>
+      <w:r>
+        <w:rPr>
+          <w:sz w:val="32"/>
+          <w:szCs w:val="32"/>
+        </w:rPr>
+        <w:t>float</w:t>
+      </w:r>
+      <w:proofErr w:type="spellEnd"/>
+      <w:r>
+        <w:rPr>
+          <w:sz w:val="32"/>
+          <w:szCs w:val="32"/>
+        </w:rPr>
+        <w:t>.</w:t>
+      </w:r>
+    </w:p>
+    <w:p>
+      <w:pPr>
+        <w:rPr>
+          <w:sz w:val="32"/>
+          <w:szCs w:val="32"/>
+        </w:rPr>
+      </w:pPr>
+      <w:proofErr w:type="spellStart"/>
+      <w:proofErr w:type="gramStart"/>
+      <w:r>
+        <w:rPr>
+          <w:sz w:val="32"/>
+          <w:szCs w:val="32"/>
+        </w:rPr>
+        <w:t>xxxx</w:t>
+      </w:r>
+      <w:r>
+        <w:rPr>
+          <w:b/>
+          <w:bCs/>
+          <w:sz w:val="32"/>
+          <w:szCs w:val="32"/>
+        </w:rPr>
+        <w:t>.groupby</w:t>
+      </w:r>
+      <w:proofErr w:type="spellEnd"/>
+      <w:proofErr w:type="gramEnd"/>
+      <w:r>
+        <w:rPr>
+          <w:b/>
+          <w:bCs/>
+          <w:sz w:val="32"/>
+          <w:szCs w:val="32"/>
+        </w:rPr>
+        <w:t>(‘</w:t>
+      </w:r>
+      <w:proofErr w:type="spellStart"/>
+      <w:r>
+        <w:rPr>
+          <w:sz w:val="32"/>
+          <w:szCs w:val="32"/>
+        </w:rPr>
+        <w:t>xxx</w:t>
+      </w:r>
+      <w:proofErr w:type="spellEnd"/>
+      <w:r>
+        <w:rPr>
+          <w:b/>
+          <w:bCs/>
+          <w:sz w:val="32"/>
+          <w:szCs w:val="32"/>
+        </w:rPr>
+        <w:t>’)</w:t>
+      </w:r>
+      <w:r>
+        <w:rPr>
+          <w:sz w:val="32"/>
+          <w:szCs w:val="32"/>
+        </w:rPr>
+        <w:t xml:space="preserve">: e para agrupar </w:t>
+      </w:r>
+      <w:r>
+        <w:rPr>
+          <w:sz w:val="32"/>
+          <w:szCs w:val="32"/>
+        </w:rPr>
+        <w:t>uma coluna ou alguma coisa</w:t>
+      </w:r>
+    </w:p>
+    <w:p>
+      <w:pPr>
+        <w:spacing w:before="240"/>
+        <w:rPr>
+          <w:sz w:val="32"/>
+          <w:szCs w:val="32"/>
+        </w:rPr>
+      </w:pPr>
+      <w:r>
+        <w:rPr>
+          <w:sz w:val="32"/>
+          <w:szCs w:val="32"/>
+        </w:rPr>
+        <w:t>quando se adiciona vários [</w:t>
+      </w:r>
+      <w:r>
+        <w:rPr>
+          <w:sz w:val="32"/>
+          <w:szCs w:val="32"/>
+        </w:rPr>
+        <w:t>[]</w:t>
+      </w:r>
+      <w:r>
+        <w:rPr>
+          <w:sz w:val="32"/>
+          <w:szCs w:val="32"/>
+        </w:rPr>
+        <w:t xml:space="preserve">] e aonde vai pegar </w:t>
+      </w:r>
+      <w:proofErr w:type="spellStart"/>
+      <w:r>
+        <w:rPr>
+          <w:sz w:val="32"/>
+          <w:szCs w:val="32"/>
+        </w:rPr>
+        <w:t>varias</w:t>
+      </w:r>
+      <w:proofErr w:type="spellEnd"/>
+      <w:r>
+        <w:rPr>
+          <w:sz w:val="32"/>
+          <w:szCs w:val="32"/>
+        </w:rPr>
+        <w:t xml:space="preserve"> colunas</w:t>
+      </w:r>
+    </w:p>
+    <w:p>
+      <w:pPr>
+        <w:spacing w:before="240"/>
+        <w:rPr>
+          <w:sz w:val="32"/>
+          <w:szCs w:val="32"/>
+        </w:rPr>
+      </w:pPr>
+      <w:proofErr w:type="spellStart"/>
+      <w:r>
+        <w:rPr>
+          <w:sz w:val="32"/>
+          <w:szCs w:val="32"/>
+        </w:rPr>
+        <w:t>xxx</w:t>
+      </w:r>
+      <w:r>
+        <w:rPr>
+          <w:b/>
+          <w:bCs/>
+          <w:sz w:val="32"/>
+          <w:szCs w:val="32"/>
+        </w:rPr>
+        <w:t>.</w:t>
+      </w:r>
+      <w:proofErr w:type="gramStart"/>
+      <w:r>
+        <w:rPr>
+          <w:b/>
+          <w:bCs/>
+          <w:sz w:val="32"/>
+          <w:szCs w:val="32"/>
+        </w:rPr>
+        <w:t>head</w:t>
+      </w:r>
+      <w:proofErr w:type="spellEnd"/>
+      <w:r>
+        <w:rPr>
+          <w:b/>
+          <w:bCs/>
+          <w:sz w:val="32"/>
+          <w:szCs w:val="32"/>
+        </w:rPr>
+        <w:t>(</w:t>
+      </w:r>
+      <w:proofErr w:type="gramEnd"/>
+      <w:r>
+        <w:rPr>
+          <w:b/>
+          <w:bCs/>
+          <w:sz w:val="32"/>
+          <w:szCs w:val="32"/>
+        </w:rPr>
+        <w:t>):</w:t>
+      </w:r>
+      <w:r>
+        <w:rPr>
+          <w:sz w:val="32"/>
+          <w:szCs w:val="32"/>
+        </w:rPr>
+        <w:t>Seve para mostrar as 5 primeiras linhas,</w:t>
+      </w:r>
+      <w:r>
+        <w:rPr>
+          <w:sz w:val="32"/>
+          <w:szCs w:val="32"/>
+        </w:rPr>
+        <w:t xml:space="preserve"> </w:t>
+      </w:r>
+      <w:r>
+        <w:rPr>
+          <w:sz w:val="32"/>
+          <w:szCs w:val="32"/>
+        </w:rPr>
+        <w:t xml:space="preserve">ou </w:t>
+      </w:r>
+      <w:proofErr w:type="spellStart"/>
+      <w:r>
+        <w:rPr>
+          <w:sz w:val="32"/>
+          <w:szCs w:val="32"/>
+        </w:rPr>
+        <w:t>ate</w:t>
+      </w:r>
+      <w:proofErr w:type="spellEnd"/>
+      <w:r>
+        <w:rPr>
+          <w:sz w:val="32"/>
+          <w:szCs w:val="32"/>
+        </w:rPr>
+        <w:t xml:space="preserve"> onde você quer q mostre</w:t>
+      </w:r>
+    </w:p>
+    <w:p>
+      <w:pPr>
+        <w:spacing w:before="240"/>
+        <w:rPr>
+          <w:sz w:val="32"/>
+          <w:szCs w:val="32"/>
+        </w:rPr>
+      </w:pPr>
+      <w:proofErr w:type="spellStart"/>
+      <w:r>
+        <w:rPr>
+          <w:sz w:val="32"/>
+          <w:szCs w:val="32"/>
+        </w:rPr>
+        <w:t>xxx</w:t>
+      </w:r>
+      <w:r>
+        <w:rPr>
+          <w:b/>
+          <w:bCs/>
+          <w:sz w:val="32"/>
+          <w:szCs w:val="32"/>
+        </w:rPr>
+        <w:t>.</w:t>
+      </w:r>
+      <w:proofErr w:type="gramStart"/>
+      <w:r>
+        <w:rPr>
+          <w:b/>
+          <w:bCs/>
+          <w:sz w:val="32"/>
+          <w:szCs w:val="32"/>
+        </w:rPr>
+        <w:t>tail</w:t>
+      </w:r>
+      <w:proofErr w:type="spellEnd"/>
+      <w:r>
+        <w:rPr>
+          <w:b/>
+          <w:bCs/>
+          <w:sz w:val="32"/>
+          <w:szCs w:val="32"/>
+        </w:rPr>
+        <w:t>(</w:t>
+      </w:r>
+      <w:proofErr w:type="gramEnd"/>
+      <w:r>
+        <w:rPr>
+          <w:b/>
+          <w:bCs/>
+          <w:sz w:val="32"/>
+          <w:szCs w:val="32"/>
+        </w:rPr>
+        <w:t>)</w:t>
+      </w:r>
+      <w:r>
+        <w:rPr>
+          <w:sz w:val="32"/>
+          <w:szCs w:val="32"/>
+        </w:rPr>
+        <w:t xml:space="preserve">: Serve para mostrar as 5 ultimas linhas do </w:t>
+      </w:r>
+      <w:proofErr w:type="spellStart"/>
+      <w:r>
+        <w:rPr>
+          <w:sz w:val="32"/>
+          <w:szCs w:val="32"/>
+        </w:rPr>
+        <w:t>DataFrame</w:t>
+      </w:r>
+      <w:proofErr w:type="spellEnd"/>
+    </w:p>
+    <w:p>
+      <w:pPr>
+        <w:spacing w:before="240"/>
+        <w:rPr>
+          <w:sz w:val="32"/>
+          <w:szCs w:val="32"/>
+        </w:rPr>
+      </w:pPr>
+      <w:proofErr w:type="spellStart"/>
+      <w:r>
+        <w:rPr>
+          <w:sz w:val="32"/>
+          <w:szCs w:val="32"/>
+        </w:rPr>
+        <w:t>xxx</w:t>
+      </w:r>
+      <w:r>
+        <w:rPr>
+          <w:b/>
+          <w:bCs/>
+          <w:sz w:val="32"/>
+          <w:szCs w:val="32"/>
+        </w:rPr>
+        <w:t>.sample</w:t>
+      </w:r>
+      <w:proofErr w:type="spellEnd"/>
+      <w:r>
+        <w:rPr>
+          <w:b/>
+          <w:bCs/>
+          <w:sz w:val="32"/>
+          <w:szCs w:val="32"/>
+        </w:rPr>
+        <w:t>(</w:t>
+      </w:r>
+      <w:r>
+        <w:rPr>
+          <w:sz w:val="32"/>
+          <w:szCs w:val="32"/>
+        </w:rPr>
+        <w:t>x</w:t>
+      </w:r>
+      <w:r>
+        <w:rPr>
+          <w:b/>
+          <w:bCs/>
+          <w:sz w:val="32"/>
+          <w:szCs w:val="32"/>
+        </w:rPr>
+        <w:t>)</w:t>
+      </w:r>
+      <w:r>
+        <w:rPr>
+          <w:sz w:val="32"/>
+          <w:szCs w:val="32"/>
+        </w:rPr>
+        <w:t xml:space="preserve">: Pega o número que você escolher de linhas aleatórias do </w:t>
+      </w:r>
+      <w:proofErr w:type="gramStart"/>
+      <w:r>
+        <w:rPr>
+          <w:sz w:val="32"/>
+          <w:szCs w:val="32"/>
+        </w:rPr>
+        <w:t>seu data</w:t>
+      </w:r>
+      <w:proofErr w:type="gramEnd"/>
+      <w:r>
+        <w:rPr>
+          <w:sz w:val="32"/>
+          <w:szCs w:val="32"/>
+        </w:rPr>
+        <w:t xml:space="preserve"> frame</w:t>
+      </w:r>
+    </w:p>
+    <w:p>
+      <w:pPr>
+        <w:spacing w:before="240"/>
+        <w:rPr>
+          <w:sz w:val="32"/>
+          <w:szCs w:val="32"/>
+        </w:rPr>
+      </w:pPr>
+      <w:proofErr w:type="spellStart"/>
+      <w:r>
+        <w:rPr>
+          <w:sz w:val="32"/>
+          <w:szCs w:val="32"/>
+        </w:rPr>
+        <w:t>xxx</w:t>
+      </w:r>
+      <w:r>
+        <w:rPr>
+          <w:b/>
+          <w:bCs/>
+          <w:sz w:val="32"/>
+          <w:szCs w:val="32"/>
+        </w:rPr>
+        <w:t>.s</w:t>
+      </w:r>
+      <w:r>
+        <w:rPr>
+          <w:b/>
+          <w:bCs/>
+          <w:sz w:val="32"/>
+          <w:szCs w:val="32"/>
+        </w:rPr>
+        <w:t>h</w:t>
+      </w:r>
+      <w:r>
+        <w:rPr>
+          <w:b/>
+          <w:bCs/>
+          <w:sz w:val="32"/>
+          <w:szCs w:val="32"/>
+        </w:rPr>
+        <w:t>ape</w:t>
+      </w:r>
+      <w:r>
+        <w:rPr>
+          <w:sz w:val="32"/>
+          <w:szCs w:val="32"/>
+        </w:rPr>
+        <w:t>:serve</w:t>
+      </w:r>
+      <w:proofErr w:type="spellEnd"/>
+      <w:r>
+        <w:rPr>
+          <w:sz w:val="32"/>
+          <w:szCs w:val="32"/>
+        </w:rPr>
+        <w:t xml:space="preserve"> para mostrar quantas linhas e quantas colunas</w:t>
+      </w:r>
+    </w:p>
+    <w:p>
+      <w:pPr>
+        <w:spacing w:before="240"/>
+        <w:rPr>
+          <w:sz w:val="32"/>
+          <w:szCs w:val="32"/>
+        </w:rPr>
+      </w:pPr>
+      <w:proofErr w:type="spellStart"/>
+      <w:proofErr w:type="gramStart"/>
+      <w:r>
+        <w:rPr>
+          <w:sz w:val="32"/>
+          <w:szCs w:val="32"/>
+        </w:rPr>
+        <w:t>xxx</w:t>
+      </w:r>
+      <w:r>
+        <w:rPr>
+          <w:b/>
+          <w:bCs/>
+          <w:sz w:val="32"/>
+          <w:szCs w:val="32"/>
+        </w:rPr>
+        <w:t>.plot.pie</w:t>
+      </w:r>
+      <w:proofErr w:type="spellEnd"/>
+      <w:r>
+        <w:rPr>
+          <w:b/>
+          <w:bCs/>
+          <w:sz w:val="32"/>
+          <w:szCs w:val="32"/>
+        </w:rPr>
+        <w:t>(</w:t>
+      </w:r>
+      <w:proofErr w:type="gramEnd"/>
+      <w:r>
+        <w:rPr>
+          <w:b/>
+          <w:bCs/>
+          <w:sz w:val="32"/>
+          <w:szCs w:val="32"/>
+        </w:rPr>
+        <w:t>)</w:t>
+      </w:r>
+      <w:r>
+        <w:rPr>
+          <w:sz w:val="32"/>
+          <w:szCs w:val="32"/>
+        </w:rPr>
+        <w:t>:Serve para plotar gráfico de pizza</w:t>
+      </w:r>
+    </w:p>
+    <w:p>
+      <w:pPr>
+        <w:spacing w:before="240"/>
+        <w:rPr>
+          <w:sz w:val="32"/>
+          <w:szCs w:val="32"/>
+        </w:rPr>
+      </w:pPr>
+      <w:proofErr w:type="spellStart"/>
+      <w:r>
+        <w:rPr>
+          <w:sz w:val="32"/>
+          <w:szCs w:val="32"/>
+        </w:rPr>
+        <w:lastRenderedPageBreak/>
+        <w:t>to_numeric</w:t>
+      </w:r>
+      <w:proofErr w:type="spellEnd"/>
+      <w:r>
+        <w:rPr>
+          <w:sz w:val="32"/>
+          <w:szCs w:val="32"/>
+        </w:rPr>
+        <w:t>(</w:t>
+      </w:r>
+      <w:proofErr w:type="spellStart"/>
+      <w:r>
+        <w:rPr>
+          <w:sz w:val="32"/>
+          <w:szCs w:val="32"/>
+        </w:rPr>
+        <w:t>xxx</w:t>
+      </w:r>
+      <w:proofErr w:type="spellEnd"/>
+      <w:r>
+        <w:rPr>
+          <w:sz w:val="32"/>
+          <w:szCs w:val="32"/>
+        </w:rPr>
+        <w:t>[“</w:t>
+      </w:r>
+      <w:proofErr w:type="spellStart"/>
+      <w:r>
+        <w:rPr>
+          <w:sz w:val="32"/>
+          <w:szCs w:val="32"/>
+        </w:rPr>
+        <w:t>xxx</w:t>
+      </w:r>
+      <w:proofErr w:type="spellEnd"/>
+      <w:r>
+        <w:rPr>
+          <w:sz w:val="32"/>
+          <w:szCs w:val="32"/>
+        </w:rPr>
+        <w:t>”], erros = “</w:t>
+      </w:r>
+      <w:proofErr w:type="spellStart"/>
+      <w:proofErr w:type="gramStart"/>
+      <w:r>
+        <w:rPr>
+          <w:sz w:val="32"/>
+          <w:szCs w:val="32"/>
+        </w:rPr>
+        <w:t>coerce</w:t>
+      </w:r>
+      <w:proofErr w:type="spellEnd"/>
+      <w:r>
+        <w:rPr>
+          <w:sz w:val="32"/>
+          <w:szCs w:val="32"/>
+        </w:rPr>
+        <w:t>”(</w:t>
+      </w:r>
+      <w:proofErr w:type="gramEnd"/>
+      <w:r>
+        <w:rPr>
+          <w:sz w:val="32"/>
+          <w:szCs w:val="32"/>
+        </w:rPr>
+        <w:t xml:space="preserve">Serve para se houver </w:t>
+      </w:r>
+      <w:proofErr w:type="spellStart"/>
+      <w:r>
+        <w:rPr>
+          <w:sz w:val="32"/>
+          <w:szCs w:val="32"/>
+        </w:rPr>
+        <w:t>error</w:t>
+      </w:r>
+      <w:proofErr w:type="spellEnd"/>
+      <w:r>
+        <w:rPr>
+          <w:sz w:val="32"/>
+          <w:szCs w:val="32"/>
+        </w:rPr>
+        <w:t xml:space="preserve"> deixa ela vazia))</w:t>
+      </w:r>
+    </w:p>
+    <w:p>
+      <w:pPr>
+        <w:spacing w:before="240"/>
+        <w:rPr>
+          <w:sz w:val="32"/>
+          <w:szCs w:val="32"/>
+        </w:rPr>
+      </w:pPr>
+      <w:proofErr w:type="spellStart"/>
+      <w:r>
+        <w:rPr>
+          <w:sz w:val="32"/>
+          <w:szCs w:val="32"/>
+        </w:rPr>
+        <w:t>xxx</w:t>
+      </w:r>
+      <w:r>
+        <w:rPr>
+          <w:b/>
+          <w:bCs/>
+          <w:sz w:val="32"/>
+          <w:szCs w:val="32"/>
+        </w:rPr>
+        <w:t>.qcut</w:t>
+      </w:r>
+      <w:r>
+        <w:rPr>
+          <w:sz w:val="32"/>
+          <w:szCs w:val="32"/>
+        </w:rPr>
+        <w:t>:Permite</w:t>
+      </w:r>
+      <w:proofErr w:type="spellEnd"/>
+      <w:r>
+        <w:rPr>
+          <w:sz w:val="32"/>
+          <w:szCs w:val="32"/>
+        </w:rPr>
+        <w:t xml:space="preserve"> criar categorias a partir de valores contínuos (ou de muitas categorias). Basta você partir de um princípio de ordenamento e selecionar a quantidade de categorias final que deseja</w:t>
+      </w:r>
+    </w:p>
+    <w:p>
+      <w:pPr>
+        <w:spacing w:before="240"/>
+        <w:rPr>
+          <w:sz w:val="32"/>
+          <w:szCs w:val="32"/>
+        </w:rPr>
+      </w:pPr>
+      <w:proofErr w:type="gramStart"/>
+      <w:r>
+        <w:rPr>
+          <w:b/>
+          <w:bCs/>
+          <w:sz w:val="32"/>
+          <w:szCs w:val="32"/>
+        </w:rPr>
+        <w:t>.T</w:t>
+      </w:r>
+      <w:proofErr w:type="gramEnd"/>
+      <w:r>
+        <w:rPr>
+          <w:sz w:val="32"/>
+          <w:szCs w:val="32"/>
+        </w:rPr>
+        <w:t>: Serve para inverter as linhas pelas colunas</w:t>
+      </w:r>
+    </w:p>
+    <w:p>
+      <w:pPr>
+        <w:spacing w:before="240"/>
+        <w:rPr>
+          <w:sz w:val="32"/>
+          <w:szCs w:val="32"/>
+        </w:rPr>
+      </w:pPr>
+      <w:proofErr w:type="spellStart"/>
+      <w:r>
+        <w:rPr>
+          <w:sz w:val="32"/>
+          <w:szCs w:val="32"/>
+        </w:rPr>
+        <w:t>xxx.</w:t>
+      </w:r>
+      <w:proofErr w:type="gramStart"/>
+      <w:r>
+        <w:rPr>
+          <w:b/>
+          <w:bCs/>
+          <w:sz w:val="32"/>
+          <w:szCs w:val="32"/>
+        </w:rPr>
+        <w:t>describe</w:t>
+      </w:r>
+      <w:proofErr w:type="spellEnd"/>
+      <w:r>
+        <w:rPr>
+          <w:b/>
+          <w:bCs/>
+          <w:sz w:val="32"/>
+          <w:szCs w:val="32"/>
+        </w:rPr>
+        <w:t>(</w:t>
+      </w:r>
+      <w:proofErr w:type="gramEnd"/>
+      <w:r>
+        <w:rPr>
+          <w:b/>
+          <w:bCs/>
+          <w:sz w:val="32"/>
+          <w:szCs w:val="32"/>
+        </w:rPr>
+        <w:t>):</w:t>
+      </w:r>
+      <w:r>
+        <w:rPr>
+          <w:sz w:val="32"/>
+          <w:szCs w:val="32"/>
+        </w:rPr>
+        <w:t>Ele vai mostrar um resumo das colunas numéricas sobre a tabela</w:t>
+      </w:r>
+    </w:p>
+    <w:p>
+      <w:pPr>
+        <w:spacing w:before="240"/>
+        <w:rPr>
+          <w:sz w:val="32"/>
+          <w:szCs w:val="32"/>
+        </w:rPr>
+      </w:pPr>
+      <w:r>
+        <w:rPr>
+          <w:sz w:val="32"/>
+          <w:szCs w:val="32"/>
+        </w:rPr>
+        <w:t xml:space="preserve">para pegar uma coluno em </w:t>
+      </w:r>
+      <w:proofErr w:type="spellStart"/>
+      <w:r>
+        <w:rPr>
+          <w:sz w:val="32"/>
+          <w:szCs w:val="32"/>
+        </w:rPr>
+        <w:t>expecifico</w:t>
+      </w:r>
+      <w:proofErr w:type="spellEnd"/>
+      <w:r>
+        <w:rPr>
+          <w:sz w:val="32"/>
+          <w:szCs w:val="32"/>
+        </w:rPr>
+        <w:t xml:space="preserve">, deve-se colocar entre </w:t>
+      </w:r>
+      <w:proofErr w:type="gramStart"/>
+      <w:r>
+        <w:rPr>
+          <w:sz w:val="32"/>
+          <w:szCs w:val="32"/>
+        </w:rPr>
+        <w:t>[ ]</w:t>
+      </w:r>
+      <w:proofErr w:type="gramEnd"/>
+      <w:r>
+        <w:rPr>
+          <w:sz w:val="32"/>
+          <w:szCs w:val="32"/>
+        </w:rPr>
+        <w:t xml:space="preserve"> e o nome </w:t>
+      </w:r>
+      <w:proofErr w:type="spellStart"/>
+      <w:r>
+        <w:rPr>
+          <w:sz w:val="32"/>
+          <w:szCs w:val="32"/>
+        </w:rPr>
+        <w:t>identido</w:t>
+      </w:r>
+      <w:proofErr w:type="spellEnd"/>
+      <w:r>
+        <w:rPr>
+          <w:sz w:val="32"/>
+          <w:szCs w:val="32"/>
+        </w:rPr>
+        <w:t xml:space="preserve"> da coluna</w:t>
+      </w:r>
+    </w:p>
+    <w:p>
+      <w:pPr>
+        <w:spacing w:before="240"/>
+        <w:rPr>
+          <w:sz w:val="32"/>
+          <w:szCs w:val="32"/>
+        </w:rPr>
+      </w:pPr>
+      <w:proofErr w:type="gramStart"/>
+      <w:r>
+        <w:rPr>
+          <w:sz w:val="32"/>
+          <w:szCs w:val="32"/>
+        </w:rPr>
+        <w:t>.</w:t>
+      </w:r>
+      <w:proofErr w:type="spellStart"/>
+      <w:r>
+        <w:rPr>
+          <w:sz w:val="32"/>
+          <w:szCs w:val="32"/>
+        </w:rPr>
+        <w:t>loc</w:t>
+      </w:r>
+      <w:proofErr w:type="spellEnd"/>
+      <w:proofErr w:type="gramEnd"/>
+      <w:r>
+        <w:rPr>
+          <w:sz w:val="32"/>
+          <w:szCs w:val="32"/>
+        </w:rPr>
+        <w:t xml:space="preserve"> </w:t>
+      </w:r>
+      <w:r>
+        <w:rPr>
+          <w:sz w:val="32"/>
+          <w:szCs w:val="32"/>
+        </w:rPr>
+        <w:t>[</w:t>
+      </w:r>
+      <w:proofErr w:type="spellStart"/>
+      <w:r>
+        <w:rPr>
+          <w:sz w:val="32"/>
+          <w:szCs w:val="32"/>
+        </w:rPr>
+        <w:t>linhas,colunas</w:t>
+      </w:r>
+      <w:proofErr w:type="spellEnd"/>
+      <w:r>
+        <w:rPr>
+          <w:sz w:val="32"/>
+          <w:szCs w:val="32"/>
+        </w:rPr>
+        <w:t xml:space="preserve"> ]</w:t>
+      </w:r>
+      <w:r>
+        <w:rPr>
+          <w:sz w:val="32"/>
+          <w:szCs w:val="32"/>
+        </w:rPr>
+        <w:t>: - Pegar 1 linha</w:t>
+      </w:r>
+    </w:p>
+    <w:p>
+      <w:pPr>
+        <w:spacing w:before="240"/>
+      </w:pPr>
+      <w:r>
+        <w:rPr>
+          <w:sz w:val="32"/>
+          <w:szCs w:val="32"/>
+        </w:rPr>
+        <w:t>- Pegar linhas de acordo com alguma condição</w:t>
+      </w:r>
+    </w:p>
+    <w:p>
+      <w:pPr>
+        <w:spacing w:before="240"/>
+        <w:rPr>
+          <w:sz w:val="32"/>
+          <w:szCs w:val="32"/>
+        </w:rPr>
+      </w:pPr>
+      <w:r>
+        <w:rPr>
+          <w:sz w:val="32"/>
+          <w:szCs w:val="32"/>
+        </w:rPr>
+        <w:t>- Pegar linhas e colunas específicas</w:t>
+      </w:r>
+    </w:p>
+    <w:p>
+      <w:pPr>
+        <w:spacing w:before="240"/>
+        <w:rPr>
+          <w:sz w:val="32"/>
+          <w:szCs w:val="32"/>
+        </w:rPr>
+      </w:pPr>
+      <w:r>
+        <w:rPr>
+          <w:sz w:val="32"/>
+          <w:szCs w:val="32"/>
+        </w:rPr>
+        <w:t>- Pegar 1 valor específico</w:t>
+      </w:r>
+    </w:p>
+    <w:p>
+      <w:pPr>
+        <w:spacing w:before="240"/>
+        <w:rPr>
+          <w:sz w:val="32"/>
+          <w:szCs w:val="32"/>
+        </w:rPr>
+      </w:pPr>
+      <w:r>
+        <w:rPr>
+          <w:sz w:val="32"/>
+          <w:szCs w:val="32"/>
+        </w:rPr>
+        <w:t>Dois pontos “:” significa todas as linhas ou colunas</w:t>
+      </w:r>
+    </w:p>
+    <w:p>
+      <w:pPr>
+        <w:spacing w:before="240"/>
+        <w:rPr>
+          <w:sz w:val="32"/>
+          <w:szCs w:val="32"/>
+        </w:rPr>
+      </w:pPr>
+      <w:proofErr w:type="spellStart"/>
+      <w:r>
+        <w:rPr>
+          <w:sz w:val="32"/>
+          <w:szCs w:val="32"/>
+        </w:rPr>
+        <w:t>xxx</w:t>
+      </w:r>
+      <w:r>
+        <w:rPr>
+          <w:b/>
+          <w:bCs/>
+          <w:sz w:val="32"/>
+          <w:szCs w:val="32"/>
+        </w:rPr>
+        <w:t>.append</w:t>
+      </w:r>
+      <w:proofErr w:type="spellEnd"/>
+      <w:r>
+        <w:rPr>
+          <w:b/>
+          <w:bCs/>
+          <w:sz w:val="32"/>
+          <w:szCs w:val="32"/>
+        </w:rPr>
+        <w:t>(</w:t>
+      </w:r>
+      <w:proofErr w:type="spellStart"/>
+      <w:r>
+        <w:rPr>
+          <w:sz w:val="32"/>
+          <w:szCs w:val="32"/>
+        </w:rPr>
+        <w:t>xxx</w:t>
+      </w:r>
+      <w:proofErr w:type="spellEnd"/>
+      <w:r>
+        <w:rPr>
+          <w:b/>
+          <w:bCs/>
+          <w:sz w:val="32"/>
+          <w:szCs w:val="32"/>
+        </w:rPr>
+        <w:t>)</w:t>
+      </w:r>
+      <w:r>
+        <w:rPr>
+          <w:sz w:val="32"/>
+          <w:szCs w:val="32"/>
+        </w:rPr>
+        <w:t>: ele adiciona outra variável</w:t>
+      </w:r>
+    </w:p>
+    <w:p>
+      <w:pPr>
+        <w:spacing w:before="240"/>
+        <w:rPr>
+          <w:sz w:val="32"/>
+          <w:szCs w:val="32"/>
+        </w:rPr>
+      </w:pPr>
+      <w:proofErr w:type="spellStart"/>
+      <w:r>
+        <w:rPr>
+          <w:sz w:val="32"/>
+          <w:szCs w:val="32"/>
+        </w:rPr>
+        <w:t>xxx</w:t>
+      </w:r>
+      <w:r>
+        <w:rPr>
+          <w:b/>
+          <w:bCs/>
+          <w:sz w:val="32"/>
+          <w:szCs w:val="32"/>
+        </w:rPr>
+        <w:t>.</w:t>
+      </w:r>
+      <w:proofErr w:type="gramStart"/>
+      <w:r>
+        <w:rPr>
+          <w:b/>
+          <w:bCs/>
+          <w:sz w:val="32"/>
+          <w:szCs w:val="32"/>
+        </w:rPr>
+        <w:t>drop</w:t>
+      </w:r>
+      <w:proofErr w:type="spellEnd"/>
+      <w:r>
+        <w:rPr>
+          <w:b/>
+          <w:bCs/>
+          <w:sz w:val="32"/>
+          <w:szCs w:val="32"/>
+        </w:rPr>
+        <w:t>(</w:t>
+      </w:r>
+      <w:proofErr w:type="spellStart"/>
+      <w:proofErr w:type="gramEnd"/>
+      <w:r>
+        <w:rPr>
+          <w:sz w:val="32"/>
+          <w:szCs w:val="32"/>
+        </w:rPr>
+        <w:t>xxx</w:t>
+      </w:r>
+      <w:proofErr w:type="spellEnd"/>
+      <w:r>
+        <w:rPr>
+          <w:sz w:val="32"/>
+          <w:szCs w:val="32"/>
+        </w:rPr>
+        <w:t xml:space="preserve"> ou</w:t>
+      </w:r>
+      <w:r>
+        <w:rPr>
+          <w:sz w:val="32"/>
+          <w:szCs w:val="32"/>
+        </w:rPr>
+        <w:t xml:space="preserve"> </w:t>
+      </w:r>
+      <w:proofErr w:type="spellStart"/>
+      <w:r>
+        <w:rPr>
+          <w:b/>
+          <w:bCs/>
+          <w:sz w:val="32"/>
+          <w:szCs w:val="32"/>
+        </w:rPr>
+        <w:t>colums</w:t>
+      </w:r>
+      <w:proofErr w:type="spellEnd"/>
+      <w:r>
+        <w:rPr>
+          <w:b/>
+          <w:bCs/>
+          <w:sz w:val="32"/>
+          <w:szCs w:val="32"/>
+        </w:rPr>
+        <w:t xml:space="preserve">= </w:t>
+      </w:r>
+      <w:r>
+        <w:rPr>
+          <w:sz w:val="32"/>
+          <w:szCs w:val="32"/>
+        </w:rPr>
+        <w:t>x</w:t>
+      </w:r>
+      <w:r>
+        <w:rPr>
+          <w:b/>
+          <w:bCs/>
+          <w:sz w:val="32"/>
+          <w:szCs w:val="32"/>
+        </w:rPr>
+        <w:t>)</w:t>
+      </w:r>
+      <w:r>
+        <w:rPr>
+          <w:sz w:val="32"/>
+          <w:szCs w:val="32"/>
+        </w:rPr>
+        <w:t>: serve para excluir uma coluna ou linha</w:t>
+      </w:r>
+    </w:p>
+    <w:p>
+      <w:pPr>
+        <w:spacing w:before="240"/>
+        <w:rPr>
+          <w:b/>
+          <w:bCs/>
+          <w:sz w:val="32"/>
+          <w:szCs w:val="32"/>
+        </w:rPr>
+      </w:pPr>
+      <w:proofErr w:type="spellStart"/>
+      <w:r>
+        <w:rPr>
+          <w:sz w:val="32"/>
+          <w:szCs w:val="32"/>
+        </w:rPr>
+        <w:t>xxx</w:t>
+      </w:r>
+      <w:r>
+        <w:rPr>
+          <w:b/>
+          <w:bCs/>
+          <w:sz w:val="32"/>
+          <w:szCs w:val="32"/>
+        </w:rPr>
+        <w:t>.dropna</w:t>
+      </w:r>
+      <w:proofErr w:type="spellEnd"/>
+      <w:r>
+        <w:rPr>
+          <w:b/>
+          <w:bCs/>
+          <w:sz w:val="32"/>
+          <w:szCs w:val="32"/>
+        </w:rPr>
+        <w:t>(</w:t>
+      </w:r>
+      <w:proofErr w:type="spellStart"/>
+      <w:r>
+        <w:rPr>
+          <w:b/>
+          <w:bCs/>
+          <w:sz w:val="32"/>
+          <w:szCs w:val="32"/>
+        </w:rPr>
+        <w:t>how</w:t>
+      </w:r>
+      <w:proofErr w:type="spellEnd"/>
+      <w:r>
+        <w:rPr>
+          <w:b/>
+          <w:bCs/>
+          <w:sz w:val="32"/>
+          <w:szCs w:val="32"/>
+        </w:rPr>
+        <w:t>=’</w:t>
+      </w:r>
+      <w:proofErr w:type="spellStart"/>
+      <w:r>
+        <w:rPr>
+          <w:b/>
+          <w:bCs/>
+          <w:sz w:val="32"/>
+          <w:szCs w:val="32"/>
+        </w:rPr>
+        <w:t>all</w:t>
+      </w:r>
+      <w:proofErr w:type="spellEnd"/>
+      <w:r>
+        <w:rPr>
+          <w:b/>
+          <w:bCs/>
+          <w:sz w:val="32"/>
+          <w:szCs w:val="32"/>
+        </w:rPr>
+        <w:t>’)</w:t>
+      </w:r>
+      <w:r>
+        <w:rPr>
+          <w:sz w:val="32"/>
+          <w:szCs w:val="32"/>
+        </w:rPr>
+        <w:t xml:space="preserve">:exclui as </w:t>
+      </w:r>
+      <w:r>
+        <w:rPr>
+          <w:sz w:val="32"/>
+          <w:szCs w:val="32"/>
+        </w:rPr>
+        <w:t>linhas</w:t>
+      </w:r>
+      <w:r>
+        <w:rPr>
+          <w:sz w:val="32"/>
+          <w:szCs w:val="32"/>
+        </w:rPr>
+        <w:t xml:space="preserve"> com valores vazios que são completamente vazios e se quiser colunas</w:t>
+      </w:r>
+      <w:r>
+        <w:rPr>
+          <w:sz w:val="32"/>
+          <w:szCs w:val="32"/>
+        </w:rPr>
+        <w:t xml:space="preserve"> </w:t>
+      </w:r>
+      <w:proofErr w:type="spellStart"/>
+      <w:r>
+        <w:rPr>
+          <w:sz w:val="32"/>
+          <w:szCs w:val="32"/>
+        </w:rPr>
+        <w:t>so</w:t>
+      </w:r>
+      <w:proofErr w:type="spellEnd"/>
+      <w:r>
+        <w:rPr>
+          <w:sz w:val="32"/>
+          <w:szCs w:val="32"/>
+        </w:rPr>
+        <w:t xml:space="preserve"> colocar </w:t>
+      </w:r>
+      <w:proofErr w:type="spellStart"/>
+      <w:r>
+        <w:rPr>
+          <w:b/>
+          <w:bCs/>
+          <w:sz w:val="32"/>
+          <w:szCs w:val="32"/>
+        </w:rPr>
+        <w:t>a</w:t>
+      </w:r>
+      <w:r>
+        <w:rPr>
+          <w:b/>
+          <w:bCs/>
+          <w:sz w:val="32"/>
+          <w:szCs w:val="32"/>
+        </w:rPr>
+        <w:t>x</w:t>
+      </w:r>
+      <w:r>
+        <w:rPr>
+          <w:b/>
+          <w:bCs/>
+          <w:sz w:val="32"/>
+          <w:szCs w:val="32"/>
+        </w:rPr>
+        <w:t>is</w:t>
+      </w:r>
+      <w:proofErr w:type="spellEnd"/>
+      <w:r>
+        <w:rPr>
+          <w:b/>
+          <w:bCs/>
+          <w:sz w:val="32"/>
+          <w:szCs w:val="32"/>
+        </w:rPr>
+        <w:t xml:space="preserve"> = 1</w:t>
+      </w:r>
+    </w:p>
+    <w:p>
+      <w:pPr>
+        <w:spacing w:before="240"/>
+        <w:rPr>
+          <w:sz w:val="32"/>
+          <w:szCs w:val="32"/>
+        </w:rPr>
+      </w:pPr>
+      <w:proofErr w:type="spellStart"/>
+      <w:r>
+        <w:rPr>
+          <w:b/>
+          <w:bCs/>
+          <w:sz w:val="32"/>
+          <w:szCs w:val="32"/>
+        </w:rPr>
+        <w:t>xxx.</w:t>
+      </w:r>
+      <w:proofErr w:type="gramStart"/>
+      <w:r>
+        <w:rPr>
+          <w:b/>
+          <w:bCs/>
+          <w:sz w:val="32"/>
+          <w:szCs w:val="32"/>
+        </w:rPr>
+        <w:t>dropna</w:t>
+      </w:r>
+      <w:proofErr w:type="spellEnd"/>
+      <w:r>
+        <w:rPr>
+          <w:b/>
+          <w:bCs/>
+          <w:sz w:val="32"/>
+          <w:szCs w:val="32"/>
+        </w:rPr>
+        <w:t>(</w:t>
+      </w:r>
+      <w:proofErr w:type="gramEnd"/>
+      <w:r>
+        <w:rPr>
+          <w:b/>
+          <w:bCs/>
+          <w:sz w:val="32"/>
+          <w:szCs w:val="32"/>
+        </w:rPr>
+        <w:t>how”</w:t>
+      </w:r>
+      <w:proofErr w:type="spellStart"/>
+      <w:r>
+        <w:rPr>
+          <w:b/>
+          <w:bCs/>
+          <w:sz w:val="32"/>
+          <w:szCs w:val="32"/>
+        </w:rPr>
+        <w:t>any</w:t>
+      </w:r>
+      <w:proofErr w:type="spellEnd"/>
+      <w:r>
+        <w:rPr>
+          <w:b/>
+          <w:bCs/>
+          <w:sz w:val="32"/>
+          <w:szCs w:val="32"/>
+        </w:rPr>
+        <w:t>”,</w:t>
+      </w:r>
+      <w:proofErr w:type="spellStart"/>
+      <w:r>
+        <w:rPr>
+          <w:b/>
+          <w:bCs/>
+          <w:sz w:val="32"/>
+          <w:szCs w:val="32"/>
+        </w:rPr>
+        <w:t>axis</w:t>
+      </w:r>
+      <w:proofErr w:type="spellEnd"/>
+      <w:r>
+        <w:rPr>
+          <w:b/>
+          <w:bCs/>
+          <w:sz w:val="32"/>
+          <w:szCs w:val="32"/>
+        </w:rPr>
+        <w:t xml:space="preserve"> = 0) </w:t>
+      </w:r>
+      <w:r>
+        <w:rPr>
+          <w:sz w:val="32"/>
+          <w:szCs w:val="32"/>
+        </w:rPr>
+        <w:t>Exclui linhas que tem algum valor vazio vazias</w:t>
+      </w:r>
+    </w:p>
+    <w:p>
+      <w:pPr>
+        <w:rPr>
+          <w:sz w:val="32"/>
+          <w:szCs w:val="32"/>
+        </w:rPr>
+      </w:pPr>
+      <w:proofErr w:type="spellStart"/>
+      <w:r>
+        <w:rPr>
+          <w:sz w:val="32"/>
+          <w:szCs w:val="32"/>
+        </w:rPr>
+        <w:t>xxx</w:t>
+      </w:r>
+      <w:r>
+        <w:rPr>
+          <w:b/>
+          <w:bCs/>
+          <w:sz w:val="32"/>
+          <w:szCs w:val="32"/>
+        </w:rPr>
+        <w:t>.</w:t>
+      </w:r>
+      <w:proofErr w:type="gramStart"/>
+      <w:r>
+        <w:rPr>
+          <w:b/>
+          <w:bCs/>
+          <w:sz w:val="32"/>
+          <w:szCs w:val="32"/>
+        </w:rPr>
+        <w:t>dropna</w:t>
+      </w:r>
+      <w:proofErr w:type="spellEnd"/>
+      <w:r>
+        <w:rPr>
+          <w:b/>
+          <w:bCs/>
+          <w:sz w:val="32"/>
+          <w:szCs w:val="32"/>
+        </w:rPr>
+        <w:t>(</w:t>
+      </w:r>
+      <w:proofErr w:type="gramEnd"/>
+      <w:r>
+        <w:rPr>
+          <w:b/>
+          <w:bCs/>
+          <w:sz w:val="32"/>
+          <w:szCs w:val="32"/>
+        </w:rPr>
+        <w:t>):</w:t>
+      </w:r>
+      <w:r>
+        <w:rPr>
+          <w:sz w:val="32"/>
+          <w:szCs w:val="32"/>
+        </w:rPr>
+        <w:t xml:space="preserve"> ele exclui aonde existe qualquer linha em </w:t>
+      </w:r>
+      <w:proofErr w:type="spellStart"/>
+      <w:r>
+        <w:rPr>
+          <w:sz w:val="32"/>
+          <w:szCs w:val="32"/>
+        </w:rPr>
+        <w:t>branco</w:t>
+      </w:r>
+      <w:r>
+        <w:rPr>
+          <w:sz w:val="32"/>
+          <w:szCs w:val="32"/>
+        </w:rPr>
+        <w:t>,não</w:t>
+      </w:r>
+      <w:proofErr w:type="spellEnd"/>
+      <w:r>
+        <w:rPr>
+          <w:sz w:val="32"/>
+          <w:szCs w:val="32"/>
+        </w:rPr>
+        <w:t xml:space="preserve"> precisa ser a linha toda, mas </w:t>
+      </w:r>
+      <w:proofErr w:type="spellStart"/>
+      <w:r>
+        <w:rPr>
+          <w:sz w:val="32"/>
+          <w:szCs w:val="32"/>
+        </w:rPr>
+        <w:t>qq</w:t>
+      </w:r>
+      <w:proofErr w:type="spellEnd"/>
+      <w:r>
+        <w:rPr>
+          <w:sz w:val="32"/>
+          <w:szCs w:val="32"/>
+        </w:rPr>
+        <w:t xml:space="preserve"> espaço</w:t>
+      </w:r>
+    </w:p>
+    <w:p>
+      <w:pPr>
+        <w:rPr>
+          <w:sz w:val="32"/>
+          <w:szCs w:val="32"/>
+        </w:rPr>
+      </w:pPr>
+      <w:proofErr w:type="spellStart"/>
+      <w:r>
+        <w:rPr>
+          <w:sz w:val="32"/>
+          <w:szCs w:val="32"/>
+        </w:rPr>
+        <w:lastRenderedPageBreak/>
+        <w:t>xxx</w:t>
+      </w:r>
+      <w:r>
+        <w:rPr>
+          <w:b/>
+          <w:bCs/>
+          <w:sz w:val="32"/>
+          <w:szCs w:val="32"/>
+        </w:rPr>
+        <w:t>.</w:t>
+      </w:r>
+      <w:proofErr w:type="gramStart"/>
+      <w:r>
+        <w:rPr>
+          <w:b/>
+          <w:bCs/>
+          <w:sz w:val="32"/>
+          <w:szCs w:val="32"/>
+        </w:rPr>
+        <w:t>isnull</w:t>
+      </w:r>
+      <w:proofErr w:type="spellEnd"/>
+      <w:r>
+        <w:rPr>
+          <w:b/>
+          <w:bCs/>
+          <w:sz w:val="32"/>
+          <w:szCs w:val="32"/>
+        </w:rPr>
+        <w:t>(</w:t>
+      </w:r>
+      <w:proofErr w:type="gramEnd"/>
+      <w:r>
+        <w:rPr>
+          <w:b/>
+          <w:bCs/>
+          <w:sz w:val="32"/>
+          <w:szCs w:val="32"/>
+        </w:rPr>
+        <w:t>)</w:t>
+      </w:r>
+      <w:r>
+        <w:rPr>
+          <w:sz w:val="32"/>
+          <w:szCs w:val="32"/>
+        </w:rPr>
+        <w:t xml:space="preserve">:Serve para buscar os valores faltantes ou Nulos no </w:t>
+      </w:r>
+      <w:proofErr w:type="spellStart"/>
+      <w:r>
+        <w:rPr>
+          <w:sz w:val="32"/>
+          <w:szCs w:val="32"/>
+        </w:rPr>
+        <w:t>dataframe</w:t>
+      </w:r>
+      <w:proofErr w:type="spellEnd"/>
+    </w:p>
+    <w:p>
+      <w:pPr>
+        <w:rPr>
+          <w:sz w:val="32"/>
+          <w:szCs w:val="32"/>
+        </w:rPr>
+      </w:pPr>
+    </w:p>
+    <w:p>
+      <w:pPr>
+        <w:rPr>
+          <w:sz w:val="32"/>
+          <w:szCs w:val="32"/>
+        </w:rPr>
+      </w:pPr>
+      <w:proofErr w:type="spellStart"/>
+      <w:r>
+        <w:rPr>
+          <w:sz w:val="32"/>
+          <w:szCs w:val="32"/>
+        </w:rPr>
+        <w:t>xxx</w:t>
+      </w:r>
+      <w:r>
+        <w:rPr>
+          <w:b/>
+          <w:bCs/>
+          <w:sz w:val="32"/>
+          <w:szCs w:val="32"/>
+        </w:rPr>
+        <w:t>.dropna</w:t>
+      </w:r>
+      <w:proofErr w:type="spellEnd"/>
+      <w:r>
+        <w:rPr>
+          <w:b/>
+          <w:bCs/>
+          <w:sz w:val="32"/>
+          <w:szCs w:val="32"/>
+        </w:rPr>
+        <w:t>(</w:t>
+      </w:r>
+      <w:proofErr w:type="spellStart"/>
+      <w:r>
+        <w:rPr>
+          <w:b/>
+          <w:bCs/>
+          <w:sz w:val="32"/>
+          <w:szCs w:val="32"/>
+        </w:rPr>
+        <w:t>inplace</w:t>
+      </w:r>
+      <w:proofErr w:type="spellEnd"/>
+      <w:r>
+        <w:rPr>
+          <w:b/>
+          <w:bCs/>
+          <w:sz w:val="32"/>
+          <w:szCs w:val="32"/>
+        </w:rPr>
+        <w:t>=</w:t>
+      </w:r>
+      <w:proofErr w:type="spellStart"/>
+      <w:r>
+        <w:rPr>
+          <w:b/>
+          <w:bCs/>
+          <w:sz w:val="32"/>
+          <w:szCs w:val="32"/>
+        </w:rPr>
+        <w:t>True</w:t>
+      </w:r>
+      <w:proofErr w:type="spellEnd"/>
+      <w:r>
+        <w:rPr>
+          <w:b/>
+          <w:bCs/>
+          <w:sz w:val="32"/>
+          <w:szCs w:val="32"/>
+        </w:rPr>
+        <w:t>)</w:t>
+      </w:r>
+      <w:r>
+        <w:rPr>
+          <w:sz w:val="32"/>
+          <w:szCs w:val="32"/>
+        </w:rPr>
+        <w:t xml:space="preserve">:Serve para pegar os espaços em branco e excluir da </w:t>
+      </w:r>
+      <w:proofErr w:type="spellStart"/>
+      <w:r>
+        <w:rPr>
+          <w:sz w:val="32"/>
+          <w:szCs w:val="32"/>
+        </w:rPr>
+        <w:t>variavel</w:t>
+      </w:r>
+      <w:proofErr w:type="spellEnd"/>
+    </w:p>
+    <w:p>
+      <w:pPr>
+        <w:rPr>
+          <w:sz w:val="32"/>
+          <w:szCs w:val="32"/>
+        </w:rPr>
+      </w:pPr>
+      <w:proofErr w:type="spellStart"/>
+      <w:r>
+        <w:rPr>
+          <w:sz w:val="32"/>
+          <w:szCs w:val="32"/>
+        </w:rPr>
+        <w:t>xxx</w:t>
+      </w:r>
+      <w:proofErr w:type="spellEnd"/>
+      <w:r>
+        <w:rPr>
+          <w:sz w:val="32"/>
+          <w:szCs w:val="32"/>
+        </w:rPr>
+        <w:t>[</w:t>
+      </w:r>
+      <w:proofErr w:type="spellStart"/>
+      <w:r>
+        <w:rPr>
+          <w:sz w:val="32"/>
+          <w:szCs w:val="32"/>
+        </w:rPr>
+        <w:t>xxx</w:t>
+      </w:r>
+      <w:proofErr w:type="spellEnd"/>
+      <w:proofErr w:type="gramStart"/>
+      <w:r>
+        <w:rPr>
+          <w:sz w:val="32"/>
+          <w:szCs w:val="32"/>
+        </w:rPr>
+        <w:t>]</w:t>
+      </w:r>
+      <w:r>
+        <w:rPr>
+          <w:b/>
+          <w:bCs/>
+          <w:sz w:val="32"/>
+          <w:szCs w:val="32"/>
+        </w:rPr>
+        <w:t>.</w:t>
+      </w:r>
+      <w:proofErr w:type="spellStart"/>
+      <w:r>
+        <w:rPr>
+          <w:b/>
+          <w:bCs/>
+          <w:sz w:val="32"/>
+          <w:szCs w:val="32"/>
+        </w:rPr>
+        <w:t>fillna</w:t>
+      </w:r>
+      <w:proofErr w:type="spellEnd"/>
+      <w:proofErr w:type="gramEnd"/>
+      <w:r>
+        <w:rPr>
+          <w:b/>
+          <w:bCs/>
+          <w:sz w:val="32"/>
+          <w:szCs w:val="32"/>
+        </w:rPr>
+        <w:t>(</w:t>
+      </w:r>
+      <w:r>
+        <w:rPr>
+          <w:sz w:val="32"/>
+          <w:szCs w:val="32"/>
+        </w:rPr>
+        <w:t>x</w:t>
+      </w:r>
+      <w:r>
+        <w:rPr>
+          <w:b/>
+          <w:bCs/>
+          <w:sz w:val="32"/>
+          <w:szCs w:val="32"/>
+        </w:rPr>
+        <w:t>)</w:t>
+      </w:r>
+      <w:r>
+        <w:rPr>
+          <w:sz w:val="32"/>
+          <w:szCs w:val="32"/>
+        </w:rPr>
+        <w:t xml:space="preserve">: serve para preencher as colunas </w:t>
+      </w:r>
+      <w:r>
+        <w:rPr>
+          <w:sz w:val="32"/>
+          <w:szCs w:val="32"/>
+        </w:rPr>
+        <w:t>v</w:t>
+      </w:r>
+      <w:r>
+        <w:rPr>
+          <w:sz w:val="32"/>
+          <w:szCs w:val="32"/>
+        </w:rPr>
+        <w:t>azias com alguma coisa</w:t>
+      </w:r>
+    </w:p>
+    <w:p>
+      <w:pPr>
+        <w:rPr>
+          <w:sz w:val="32"/>
+          <w:szCs w:val="32"/>
+        </w:rPr>
+      </w:pPr>
+      <w:proofErr w:type="spellStart"/>
+      <w:r>
+        <w:rPr>
+          <w:sz w:val="32"/>
+          <w:szCs w:val="32"/>
+        </w:rPr>
+        <w:t>xxx</w:t>
+      </w:r>
+      <w:r>
+        <w:rPr>
+          <w:b/>
+          <w:bCs/>
+          <w:sz w:val="32"/>
+          <w:szCs w:val="32"/>
+        </w:rPr>
+        <w:t>.</w:t>
+      </w:r>
+      <w:proofErr w:type="gramStart"/>
+      <w:r>
+        <w:rPr>
+          <w:b/>
+          <w:bCs/>
+          <w:sz w:val="32"/>
+          <w:szCs w:val="32"/>
+        </w:rPr>
+        <w:t>mean</w:t>
+      </w:r>
+      <w:proofErr w:type="spellEnd"/>
+      <w:r>
+        <w:rPr>
+          <w:b/>
+          <w:bCs/>
+          <w:sz w:val="32"/>
+          <w:szCs w:val="32"/>
+        </w:rPr>
+        <w:t>(</w:t>
+      </w:r>
+      <w:proofErr w:type="gramEnd"/>
+      <w:r>
+        <w:rPr>
+          <w:b/>
+          <w:bCs/>
+          <w:sz w:val="32"/>
+          <w:szCs w:val="32"/>
+        </w:rPr>
+        <w:t>)</w:t>
+      </w:r>
+      <w:r>
+        <w:rPr>
+          <w:sz w:val="32"/>
+          <w:szCs w:val="32"/>
+        </w:rPr>
+        <w:t xml:space="preserve">: serve para calcular a </w:t>
+      </w:r>
+      <w:proofErr w:type="spellStart"/>
+      <w:r>
+        <w:rPr>
+          <w:sz w:val="32"/>
+          <w:szCs w:val="32"/>
+        </w:rPr>
+        <w:t>media</w:t>
+      </w:r>
+      <w:proofErr w:type="spellEnd"/>
+      <w:r>
+        <w:rPr>
+          <w:sz w:val="32"/>
+          <w:szCs w:val="32"/>
+        </w:rPr>
+        <w:t xml:space="preserve"> de uma linha ou coluna</w:t>
+      </w:r>
+    </w:p>
+    <w:p>
+      <w:pPr>
+        <w:rPr>
+          <w:sz w:val="32"/>
+          <w:szCs w:val="32"/>
+        </w:rPr>
+      </w:pPr>
+      <w:proofErr w:type="spellStart"/>
+      <w:r>
+        <w:rPr>
+          <w:sz w:val="32"/>
+          <w:szCs w:val="32"/>
+        </w:rPr>
+        <w:t>xxx</w:t>
+      </w:r>
+      <w:r>
+        <w:rPr>
+          <w:b/>
+          <w:bCs/>
+          <w:sz w:val="32"/>
+          <w:szCs w:val="32"/>
+        </w:rPr>
+        <w:t>.</w:t>
+      </w:r>
+      <w:proofErr w:type="gramStart"/>
+      <w:r>
+        <w:rPr>
+          <w:b/>
+          <w:bCs/>
+          <w:sz w:val="32"/>
+          <w:szCs w:val="32"/>
+        </w:rPr>
+        <w:t>fill</w:t>
+      </w:r>
+      <w:proofErr w:type="spellEnd"/>
+      <w:r>
+        <w:rPr>
+          <w:b/>
+          <w:bCs/>
+          <w:sz w:val="32"/>
+          <w:szCs w:val="32"/>
+        </w:rPr>
+        <w:t>(</w:t>
+      </w:r>
+      <w:proofErr w:type="gramEnd"/>
+      <w:r>
+        <w:rPr>
+          <w:b/>
+          <w:bCs/>
+          <w:sz w:val="32"/>
+          <w:szCs w:val="32"/>
+        </w:rPr>
+        <w:t>):</w:t>
+      </w:r>
+      <w:r>
+        <w:rPr>
+          <w:sz w:val="32"/>
+          <w:szCs w:val="32"/>
+        </w:rPr>
+        <w:t xml:space="preserve">serve para preencher um valor que </w:t>
+      </w:r>
+      <w:proofErr w:type="spellStart"/>
+      <w:r>
+        <w:rPr>
+          <w:sz w:val="32"/>
+          <w:szCs w:val="32"/>
+        </w:rPr>
+        <w:t>esta</w:t>
+      </w:r>
+      <w:proofErr w:type="spellEnd"/>
+      <w:r>
+        <w:rPr>
+          <w:sz w:val="32"/>
+          <w:szCs w:val="32"/>
+        </w:rPr>
+        <w:t xml:space="preserve"> logo a cima de cada coluna correspondente</w:t>
+      </w:r>
+    </w:p>
+    <w:p>
+      <w:pPr>
+        <w:rPr>
+          <w:sz w:val="32"/>
+          <w:szCs w:val="32"/>
+        </w:rPr>
+      </w:pPr>
+      <w:proofErr w:type="spellStart"/>
+      <w:r>
+        <w:rPr>
+          <w:sz w:val="32"/>
+          <w:szCs w:val="32"/>
+        </w:rPr>
+        <w:t>xxx</w:t>
+      </w:r>
+      <w:r>
+        <w:rPr>
+          <w:b/>
+          <w:bCs/>
+          <w:sz w:val="32"/>
+          <w:szCs w:val="32"/>
+        </w:rPr>
+        <w:t>info:</w:t>
+      </w:r>
+      <w:r>
+        <w:rPr>
+          <w:sz w:val="32"/>
+          <w:szCs w:val="32"/>
+        </w:rPr>
+        <w:t>ele</w:t>
+      </w:r>
+      <w:proofErr w:type="spellEnd"/>
+      <w:r>
+        <w:rPr>
+          <w:sz w:val="32"/>
+          <w:szCs w:val="32"/>
+        </w:rPr>
+        <w:t xml:space="preserve"> traz informações sobre a tabela</w:t>
+      </w:r>
+    </w:p>
+    <w:p>
+      <w:pPr>
+        <w:spacing w:before="240"/>
+        <w:rPr>
+          <w:sz w:val="32"/>
+          <w:szCs w:val="32"/>
+        </w:rPr>
+      </w:pPr>
+      <w:proofErr w:type="spellStart"/>
+      <w:r>
+        <w:rPr>
+          <w:sz w:val="32"/>
+          <w:szCs w:val="32"/>
+        </w:rPr>
+        <w:t>xxx</w:t>
+      </w:r>
+      <w:r>
+        <w:rPr>
+          <w:b/>
+          <w:bCs/>
+          <w:sz w:val="32"/>
+          <w:szCs w:val="32"/>
+        </w:rPr>
+        <w:t>.value_</w:t>
+      </w:r>
+      <w:proofErr w:type="gramStart"/>
+      <w:r>
+        <w:rPr>
+          <w:b/>
+          <w:bCs/>
+          <w:sz w:val="32"/>
+          <w:szCs w:val="32"/>
+        </w:rPr>
+        <w:t>counts</w:t>
+      </w:r>
+      <w:proofErr w:type="spellEnd"/>
+      <w:r>
+        <w:rPr>
+          <w:b/>
+          <w:bCs/>
+          <w:sz w:val="32"/>
+          <w:szCs w:val="32"/>
+        </w:rPr>
+        <w:t>(</w:t>
+      </w:r>
+      <w:proofErr w:type="gramEnd"/>
+      <w:r>
+        <w:rPr>
+          <w:b/>
+          <w:bCs/>
+          <w:sz w:val="32"/>
+          <w:szCs w:val="32"/>
+        </w:rPr>
+        <w:t>):</w:t>
+      </w:r>
+      <w:r>
+        <w:rPr>
+          <w:sz w:val="32"/>
+          <w:szCs w:val="32"/>
+        </w:rPr>
+        <w:t xml:space="preserve"> serve para contar todos os valores de uma coluna as transações da coluna</w:t>
+      </w:r>
+    </w:p>
+    <w:p>
+      <w:pPr>
+        <w:spacing w:before="240"/>
+        <w:rPr>
+          <w:sz w:val="32"/>
+          <w:szCs w:val="32"/>
+        </w:rPr>
+      </w:pPr>
+      <w:r>
+        <w:rPr>
+          <w:sz w:val="32"/>
+          <w:szCs w:val="32"/>
+        </w:rPr>
+        <w:t xml:space="preserve">(normalize = </w:t>
+      </w:r>
+      <w:proofErr w:type="spellStart"/>
+      <w:r>
+        <w:rPr>
+          <w:sz w:val="32"/>
+          <w:szCs w:val="32"/>
+        </w:rPr>
+        <w:t>True</w:t>
+      </w:r>
+      <w:proofErr w:type="spellEnd"/>
+      <w:r>
+        <w:rPr>
+          <w:sz w:val="32"/>
+          <w:szCs w:val="32"/>
+        </w:rPr>
+        <w:t>): serve para mostrar os valores em percentual</w:t>
+      </w:r>
+    </w:p>
+    <w:p>
+      <w:pPr>
+        <w:spacing w:before="240"/>
+        <w:rPr>
+          <w:sz w:val="32"/>
+          <w:szCs w:val="32"/>
+        </w:rPr>
+      </w:pPr>
+      <w:proofErr w:type="spellStart"/>
+      <w:r>
+        <w:rPr>
+          <w:sz w:val="32"/>
+          <w:szCs w:val="32"/>
+        </w:rPr>
+        <w:t>xxx</w:t>
+      </w:r>
+      <w:r>
+        <w:rPr>
+          <w:b/>
+          <w:bCs/>
+          <w:sz w:val="32"/>
+          <w:szCs w:val="32"/>
+        </w:rPr>
+        <w:t>.</w:t>
+      </w:r>
+      <w:proofErr w:type="gramStart"/>
+      <w:r>
+        <w:rPr>
+          <w:b/>
+          <w:bCs/>
+          <w:sz w:val="32"/>
+          <w:szCs w:val="32"/>
+        </w:rPr>
+        <w:t>count</w:t>
+      </w:r>
+      <w:proofErr w:type="spellEnd"/>
+      <w:r>
+        <w:rPr>
+          <w:b/>
+          <w:bCs/>
+          <w:sz w:val="32"/>
+          <w:szCs w:val="32"/>
+        </w:rPr>
+        <w:t>(</w:t>
+      </w:r>
+      <w:proofErr w:type="gramEnd"/>
+      <w:r>
+        <w:rPr>
+          <w:b/>
+          <w:bCs/>
+          <w:sz w:val="32"/>
+          <w:szCs w:val="32"/>
+        </w:rPr>
+        <w:t>)</w:t>
+      </w:r>
+      <w:r>
+        <w:rPr>
+          <w:sz w:val="32"/>
+          <w:szCs w:val="32"/>
+        </w:rPr>
+        <w:t>:Serve para contar as linhas de uma coluna que não estão em branco</w:t>
+      </w:r>
+    </w:p>
+    <w:p>
+      <w:pPr>
+        <w:spacing w:before="240"/>
+        <w:rPr>
+          <w:sz w:val="32"/>
+          <w:szCs w:val="32"/>
+        </w:rPr>
+      </w:pPr>
+      <w:proofErr w:type="spellStart"/>
+      <w:r>
+        <w:rPr>
+          <w:sz w:val="32"/>
+          <w:szCs w:val="32"/>
+        </w:rPr>
+        <w:t>xxx</w:t>
+      </w:r>
+      <w:r>
+        <w:rPr>
+          <w:b/>
+          <w:bCs/>
+          <w:sz w:val="32"/>
+          <w:szCs w:val="32"/>
+        </w:rPr>
+        <w:t>.size</w:t>
+      </w:r>
+      <w:proofErr w:type="spellEnd"/>
+      <w:r>
+        <w:rPr>
+          <w:sz w:val="32"/>
+          <w:szCs w:val="32"/>
+        </w:rPr>
+        <w:t xml:space="preserve">: Serve para contar todas as linhas de uma </w:t>
+      </w:r>
+      <w:proofErr w:type="spellStart"/>
+      <w:proofErr w:type="gramStart"/>
+      <w:r>
+        <w:rPr>
+          <w:sz w:val="32"/>
+          <w:szCs w:val="32"/>
+        </w:rPr>
+        <w:t>coluna,incluindo</w:t>
+      </w:r>
+      <w:proofErr w:type="spellEnd"/>
+      <w:proofErr w:type="gramEnd"/>
+      <w:r>
+        <w:rPr>
+          <w:sz w:val="32"/>
+          <w:szCs w:val="32"/>
+        </w:rPr>
+        <w:t xml:space="preserve"> as linhas em branco</w:t>
+      </w:r>
+    </w:p>
+    <w:p>
+      <w:pPr>
+        <w:spacing w:before="240"/>
+        <w:rPr>
+          <w:sz w:val="32"/>
+          <w:szCs w:val="32"/>
+        </w:rPr>
+      </w:pPr>
+      <w:r>
+        <w:rPr>
+          <w:sz w:val="32"/>
+          <w:szCs w:val="32"/>
+        </w:rPr>
+        <w:t>normalize=</w:t>
+      </w:r>
+      <w:proofErr w:type="spellStart"/>
+      <w:r>
+        <w:rPr>
+          <w:sz w:val="32"/>
+          <w:szCs w:val="32"/>
+        </w:rPr>
+        <w:t>True</w:t>
+      </w:r>
+      <w:proofErr w:type="spellEnd"/>
+      <w:r>
+        <w:rPr>
+          <w:sz w:val="32"/>
+          <w:szCs w:val="32"/>
+        </w:rPr>
+        <w:t>: ele vai normalizar os valores, em vez de contar a quantidade ele vai mostrar o que aquilo representa sobre o total</w:t>
+      </w:r>
+    </w:p>
+    <w:p>
+      <w:pPr>
+        <w:rPr>
+          <w:sz w:val="32"/>
+          <w:szCs w:val="32"/>
+        </w:rPr>
+      </w:pPr>
+      <w:proofErr w:type="spellStart"/>
+      <w:r>
+        <w:rPr>
+          <w:sz w:val="32"/>
+          <w:szCs w:val="32"/>
+        </w:rPr>
+        <w:t>xxx</w:t>
+      </w:r>
+      <w:r>
+        <w:rPr>
+          <w:b/>
+          <w:bCs/>
+          <w:sz w:val="32"/>
+          <w:szCs w:val="32"/>
+        </w:rPr>
+        <w:t>.merge</w:t>
+      </w:r>
+      <w:proofErr w:type="spellEnd"/>
+      <w:r>
+        <w:rPr>
+          <w:b/>
+          <w:bCs/>
+          <w:sz w:val="32"/>
+          <w:szCs w:val="32"/>
+        </w:rPr>
+        <w:t>(</w:t>
+      </w:r>
+      <w:proofErr w:type="spellStart"/>
+      <w:r>
+        <w:rPr>
+          <w:sz w:val="32"/>
+          <w:szCs w:val="32"/>
+        </w:rPr>
+        <w:t>xxx</w:t>
+      </w:r>
+      <w:proofErr w:type="spellEnd"/>
+      <w:r>
+        <w:rPr>
+          <w:sz w:val="32"/>
+          <w:szCs w:val="32"/>
+        </w:rPr>
+        <w:t>)</w:t>
+      </w:r>
+      <w:r>
+        <w:rPr>
+          <w:sz w:val="32"/>
+          <w:szCs w:val="32"/>
+        </w:rPr>
+        <w:t>: ela mescla uma tabela com a outr</w:t>
+      </w:r>
+      <w:r>
+        <w:rPr>
+          <w:sz w:val="32"/>
+          <w:szCs w:val="32"/>
+        </w:rPr>
+        <w:t>a</w:t>
+      </w:r>
+      <w:r>
+        <w:rPr>
+          <w:sz w:val="32"/>
+          <w:szCs w:val="32"/>
+        </w:rPr>
+        <w:t>, junta as tabelas</w:t>
+      </w:r>
+    </w:p>
+    <w:p>
+      <w:pPr>
+        <w:rPr>
+          <w:sz w:val="32"/>
+          <w:szCs w:val="32"/>
+        </w:rPr>
+      </w:pPr>
+      <w:proofErr w:type="spellStart"/>
+      <w:proofErr w:type="gramStart"/>
+      <w:r>
+        <w:rPr>
+          <w:sz w:val="32"/>
+          <w:szCs w:val="32"/>
+        </w:rPr>
+        <w:t>xxx</w:t>
+      </w:r>
+      <w:r>
+        <w:rPr>
+          <w:b/>
+          <w:bCs/>
+          <w:sz w:val="32"/>
+          <w:szCs w:val="32"/>
+        </w:rPr>
+        <w:t>.plot.bar</w:t>
+      </w:r>
+      <w:proofErr w:type="spellEnd"/>
+      <w:r>
+        <w:rPr>
+          <w:b/>
+          <w:bCs/>
+          <w:sz w:val="32"/>
+          <w:szCs w:val="32"/>
+        </w:rPr>
+        <w:t>(</w:t>
+      </w:r>
+      <w:proofErr w:type="gramEnd"/>
+      <w:r>
+        <w:rPr>
+          <w:b/>
+          <w:bCs/>
+          <w:sz w:val="32"/>
+          <w:szCs w:val="32"/>
+        </w:rPr>
+        <w:t>):</w:t>
+      </w:r>
+      <w:r>
+        <w:rPr>
+          <w:sz w:val="32"/>
+          <w:szCs w:val="32"/>
+        </w:rPr>
+        <w:t xml:space="preserve"> serve para plotar qualquer gráfico</w:t>
+      </w:r>
+    </w:p>
+    <w:p>
+      <w:pPr>
+        <w:rPr>
+          <w:sz w:val="32"/>
+          <w:szCs w:val="32"/>
+        </w:rPr>
+      </w:pPr>
+      <w:proofErr w:type="spellStart"/>
+      <w:proofErr w:type="gramStart"/>
+      <w:r>
+        <w:rPr>
+          <w:sz w:val="32"/>
+          <w:szCs w:val="32"/>
+        </w:rPr>
+        <w:t>xxx</w:t>
+      </w:r>
+      <w:r>
+        <w:rPr>
+          <w:b/>
+          <w:bCs/>
+          <w:sz w:val="32"/>
+          <w:szCs w:val="32"/>
+        </w:rPr>
+        <w:t>.min</w:t>
+      </w:r>
+      <w:proofErr w:type="spellEnd"/>
+      <w:r>
+        <w:rPr>
+          <w:b/>
+          <w:bCs/>
+          <w:sz w:val="32"/>
+          <w:szCs w:val="32"/>
+        </w:rPr>
+        <w:t>(</w:t>
+      </w:r>
+      <w:proofErr w:type="gramEnd"/>
+      <w:r>
+        <w:rPr>
+          <w:b/>
+          <w:bCs/>
+          <w:sz w:val="32"/>
+          <w:szCs w:val="32"/>
+        </w:rPr>
+        <w:t>):</w:t>
+      </w:r>
+      <w:r>
+        <w:rPr>
+          <w:sz w:val="32"/>
+          <w:szCs w:val="32"/>
+        </w:rPr>
+        <w:t>Serve para buscar o menor valor da variável</w:t>
+      </w:r>
+    </w:p>
+    <w:p>
+      <w:pPr>
+        <w:rPr>
+          <w:sz w:val="32"/>
+          <w:szCs w:val="32"/>
+        </w:rPr>
+      </w:pPr>
+      <w:proofErr w:type="spellStart"/>
+      <w:proofErr w:type="gramStart"/>
+      <w:r>
+        <w:rPr>
+          <w:sz w:val="32"/>
+          <w:szCs w:val="32"/>
+        </w:rPr>
+        <w:t>xxx</w:t>
+      </w:r>
+      <w:r>
+        <w:rPr>
+          <w:b/>
+          <w:bCs/>
+          <w:sz w:val="32"/>
+          <w:szCs w:val="32"/>
+        </w:rPr>
+        <w:t>.max</w:t>
+      </w:r>
+      <w:proofErr w:type="spellEnd"/>
+      <w:r>
+        <w:rPr>
+          <w:b/>
+          <w:bCs/>
+          <w:sz w:val="32"/>
+          <w:szCs w:val="32"/>
+        </w:rPr>
+        <w:t>(</w:t>
+      </w:r>
+      <w:proofErr w:type="gramEnd"/>
+      <w:r>
+        <w:rPr>
+          <w:b/>
+          <w:bCs/>
+          <w:sz w:val="32"/>
+          <w:szCs w:val="32"/>
+        </w:rPr>
+        <w:t>):</w:t>
+      </w:r>
+      <w:r>
+        <w:rPr>
+          <w:sz w:val="32"/>
+          <w:szCs w:val="32"/>
+        </w:rPr>
+        <w:t>Serve para buscar o maior valor da variável</w:t>
+      </w:r>
+    </w:p>
+    <w:p>
+      <w:pPr>
+        <w:rPr>
+          <w:sz w:val="32"/>
+          <w:szCs w:val="32"/>
+          <w:u w:val="single"/>
+        </w:rPr>
+      </w:pPr>
+      <w:proofErr w:type="spellStart"/>
+      <w:proofErr w:type="gramStart"/>
+      <w:r>
+        <w:rPr>
+          <w:sz w:val="32"/>
+          <w:szCs w:val="32"/>
+          <w:u w:val="single"/>
+        </w:rPr>
+        <w:t>xxx</w:t>
+      </w:r>
+      <w:r>
+        <w:rPr>
+          <w:b/>
+          <w:bCs/>
+          <w:sz w:val="32"/>
+          <w:szCs w:val="32"/>
+          <w:u w:val="single"/>
+        </w:rPr>
+        <w:t>.std</w:t>
+      </w:r>
+      <w:proofErr w:type="spellEnd"/>
+      <w:r>
+        <w:rPr>
+          <w:b/>
+          <w:bCs/>
+          <w:sz w:val="32"/>
+          <w:szCs w:val="32"/>
+          <w:u w:val="single"/>
+        </w:rPr>
+        <w:t>(</w:t>
+      </w:r>
+      <w:proofErr w:type="gramEnd"/>
+      <w:r>
+        <w:rPr>
+          <w:b/>
+          <w:bCs/>
+          <w:sz w:val="32"/>
+          <w:szCs w:val="32"/>
+          <w:u w:val="single"/>
+        </w:rPr>
+        <w:t>):</w:t>
+      </w:r>
+      <w:r>
+        <w:rPr>
+          <w:sz w:val="32"/>
+          <w:szCs w:val="32"/>
+          <w:u w:val="single"/>
+        </w:rPr>
+        <w:t>Serve para buscar o desvio padrão dos valores</w:t>
+      </w:r>
+    </w:p>
+    <w:p>
+      <w:pPr>
+        <w:rPr>
+          <w:sz w:val="32"/>
+          <w:szCs w:val="32"/>
+        </w:rPr>
+      </w:pPr>
+      <w:proofErr w:type="spellStart"/>
+      <w:proofErr w:type="gramStart"/>
+      <w:r>
+        <w:rPr>
+          <w:sz w:val="32"/>
+          <w:szCs w:val="32"/>
+        </w:rPr>
+        <w:lastRenderedPageBreak/>
+        <w:t>xxx</w:t>
+      </w:r>
+      <w:proofErr w:type="spellEnd"/>
+      <w:r>
+        <w:rPr>
+          <w:sz w:val="32"/>
+          <w:szCs w:val="32"/>
+        </w:rPr>
+        <w:t>.</w:t>
+      </w:r>
+      <w:r>
+        <w:rPr>
+          <w:b/>
+          <w:bCs/>
+          <w:sz w:val="32"/>
+          <w:szCs w:val="32"/>
+        </w:rPr>
+        <w:t>.</w:t>
+      </w:r>
+      <w:proofErr w:type="spellStart"/>
+      <w:r>
+        <w:rPr>
+          <w:b/>
+          <w:bCs/>
+          <w:sz w:val="32"/>
+          <w:szCs w:val="32"/>
+        </w:rPr>
+        <w:t>hist</w:t>
+      </w:r>
+      <w:proofErr w:type="spellEnd"/>
+      <w:proofErr w:type="gramEnd"/>
+      <w:r>
+        <w:rPr>
+          <w:b/>
+          <w:bCs/>
+          <w:sz w:val="32"/>
+          <w:szCs w:val="32"/>
         </w:rPr>
         <w:t>()</w:t>
       </w:r>
       <w:r>
         <w:rPr>
-          <w:b/>
-          <w:bCs/>
-        </w:rPr>
-        <w:t xml:space="preserve">: </w:t>
-      </w:r>
-      <w:r>
-        <w:t>para ler uma arquivo</w:t>
-      </w:r>
-    </w:p>
-    <w:p>
-      <w:r>
-        <w:t>df.to_xxx( serve para salvar um arquivo desse modo</w:t>
-      </w:r>
-    </w:p>
-    <w:p>
-      <w:r>
-        <w:t xml:space="preserve">display(xxx): é como se fosse um print só que estilizada </w:t>
-      </w:r>
-    </w:p>
-    <w:p>
-      <w:r>
+          <w:sz w:val="32"/>
+          <w:szCs w:val="32"/>
+        </w:rPr>
+        <w:t xml:space="preserve">:Serve para abrir um </w:t>
+      </w:r>
+      <w:proofErr w:type="spellStart"/>
+      <w:r>
+        <w:rPr>
+          <w:sz w:val="32"/>
+          <w:szCs w:val="32"/>
+        </w:rPr>
+        <w:t>historiograma</w:t>
+      </w:r>
+      <w:proofErr w:type="spellEnd"/>
+      <w:r>
+        <w:rPr>
+          <w:sz w:val="32"/>
+          <w:szCs w:val="32"/>
+        </w:rPr>
+        <w:t xml:space="preserve"> </w:t>
+      </w:r>
+    </w:p>
+    <w:p>
+      <w:pPr>
+        <w:rPr>
+          <w:sz w:val="32"/>
+          <w:szCs w:val="32"/>
+        </w:rPr>
+      </w:pPr>
+      <w:proofErr w:type="spellStart"/>
+      <w:r>
+        <w:rPr>
+          <w:sz w:val="32"/>
+          <w:szCs w:val="32"/>
+        </w:rPr>
         <w:t>xxx</w:t>
       </w:r>
-      <w:r>
-        <w:rPr>
-          <w:b/>
-          <w:bCs/>
-        </w:rPr>
-        <w:t xml:space="preserve">.describe() </w:t>
-      </w:r>
-      <w:r>
-        <w:t xml:space="preserve"> serve para mostrar as informações resumidas</w:t>
-      </w:r>
-    </w:p>
-    <w:p>
-      <w:pPr>
-        <w:spacing w:before="240"/>
-      </w:pPr>
-      <w:r>
+      <w:proofErr w:type="spellEnd"/>
+      <w:r>
+        <w:rPr>
+          <w:b/>
+          <w:bCs/>
+          <w:sz w:val="32"/>
+          <w:szCs w:val="32"/>
+        </w:rPr>
+        <w:t xml:space="preserve">, </w:t>
+      </w:r>
+      <w:proofErr w:type="spellStart"/>
+      <w:r>
+        <w:rPr>
+          <w:b/>
+          <w:bCs/>
+          <w:sz w:val="32"/>
+          <w:szCs w:val="32"/>
+        </w:rPr>
+        <w:t>sheet_name</w:t>
+      </w:r>
+      <w:proofErr w:type="spellEnd"/>
+      <w:r>
+        <w:rPr>
+          <w:b/>
+          <w:bCs/>
+          <w:sz w:val="32"/>
+          <w:szCs w:val="32"/>
+        </w:rPr>
+        <w:t>=’</w:t>
+      </w:r>
+      <w:r>
+        <w:rPr>
+          <w:sz w:val="32"/>
+          <w:szCs w:val="32"/>
+        </w:rPr>
+        <w:t xml:space="preserve">nome da aba </w:t>
+      </w:r>
+      <w:r>
+        <w:rPr>
+          <w:b/>
+          <w:bCs/>
+          <w:sz w:val="32"/>
+          <w:szCs w:val="32"/>
+        </w:rPr>
+        <w:t>‘:</w:t>
+      </w:r>
+      <w:r>
+        <w:rPr>
+          <w:sz w:val="32"/>
+          <w:szCs w:val="32"/>
+        </w:rPr>
+        <w:t xml:space="preserve">serve para selecionar uma aba </w:t>
+      </w:r>
+      <w:proofErr w:type="spellStart"/>
+      <w:r>
+        <w:rPr>
+          <w:sz w:val="32"/>
+          <w:szCs w:val="32"/>
+        </w:rPr>
+        <w:t>expecifica</w:t>
+      </w:r>
+      <w:proofErr w:type="spellEnd"/>
+      <w:r>
+        <w:rPr>
+          <w:sz w:val="32"/>
+          <w:szCs w:val="32"/>
+        </w:rPr>
+        <w:t xml:space="preserve"> do </w:t>
+      </w:r>
+      <w:proofErr w:type="spellStart"/>
+      <w:r>
+        <w:rPr>
+          <w:sz w:val="32"/>
+          <w:szCs w:val="32"/>
+        </w:rPr>
+        <w:t>excel</w:t>
+      </w:r>
+      <w:proofErr w:type="spellEnd"/>
+    </w:p>
+    <w:p>
+      <w:pPr>
+        <w:rPr>
+          <w:sz w:val="32"/>
+          <w:szCs w:val="32"/>
+        </w:rPr>
+      </w:pPr>
+      <w:proofErr w:type="spellStart"/>
+      <w:r>
+        <w:rPr>
+          <w:sz w:val="32"/>
+          <w:szCs w:val="32"/>
+        </w:rPr>
         <w:t>xxx</w:t>
       </w:r>
-      <w:r>
-        <w:rPr>
-          <w:b/>
-          <w:bCs/>
-        </w:rPr>
-        <w:t xml:space="preserve">.sum() </w:t>
-      </w:r>
-      <w:r>
-        <w:t>: serve para somar a tabela inteira</w:t>
-      </w:r>
-    </w:p>
-    <w:p>
-      <w:r>
+      <w:proofErr w:type="spellEnd"/>
+      <w:r>
+        <w:rPr>
+          <w:b/>
+          <w:bCs/>
+          <w:sz w:val="32"/>
+          <w:szCs w:val="32"/>
+        </w:rPr>
+        <w:t xml:space="preserve">, </w:t>
+      </w:r>
+      <w:proofErr w:type="spellStart"/>
+      <w:r>
+        <w:rPr>
+          <w:b/>
+          <w:bCs/>
+          <w:sz w:val="32"/>
+          <w:szCs w:val="32"/>
+        </w:rPr>
+        <w:t>sheet_name</w:t>
+      </w:r>
+      <w:proofErr w:type="spellEnd"/>
+      <w:r>
+        <w:rPr>
+          <w:b/>
+          <w:bCs/>
+          <w:sz w:val="32"/>
+          <w:szCs w:val="32"/>
+        </w:rPr>
+        <w:t>=’</w:t>
+      </w:r>
+      <w:proofErr w:type="spellStart"/>
+      <w:r>
+        <w:rPr>
+          <w:sz w:val="32"/>
+          <w:szCs w:val="32"/>
+        </w:rPr>
         <w:t>xxx</w:t>
       </w:r>
-      <w:r>
-        <w:rPr>
-          <w:b/>
-          <w:bCs/>
-        </w:rPr>
-        <w:t>.astype(</w:t>
-      </w:r>
-      <w:r>
-        <w:t>xxx):Serve para mudar o tipo da variável, ex: mudar str para float.</w:t>
-      </w:r>
-    </w:p>
-    <w:p>
-      <w:r>
-        <w:t>xxxx</w:t>
-      </w:r>
-      <w:r>
-        <w:rPr>
-          <w:b/>
-          <w:bCs/>
-        </w:rPr>
-        <w:t>.groupby(‘</w:t>
-      </w:r>
-      <w:r>
+      <w:proofErr w:type="spellEnd"/>
+      <w:r>
+        <w:rPr>
+          <w:sz w:val="32"/>
+          <w:szCs w:val="32"/>
+        </w:rPr>
+        <w:t>’, header=1:Serve para tirar o cabeçalho da primeira linha</w:t>
+      </w:r>
+    </w:p>
+    <w:p>
+      <w:pPr>
+        <w:rPr>
+          <w:sz w:val="32"/>
+          <w:szCs w:val="32"/>
+        </w:rPr>
+      </w:pPr>
+      <w:proofErr w:type="spellStart"/>
+      <w:proofErr w:type="gramStart"/>
+      <w:r>
+        <w:rPr>
+          <w:sz w:val="32"/>
+          <w:szCs w:val="32"/>
+        </w:rPr>
+        <w:t>xxx,</w:t>
+      </w:r>
+      <w:r>
+        <w:rPr>
+          <w:b/>
+          <w:bCs/>
+          <w:sz w:val="32"/>
+          <w:szCs w:val="32"/>
+        </w:rPr>
+        <w:t>skipfooter</w:t>
+      </w:r>
+      <w:proofErr w:type="spellEnd"/>
+      <w:proofErr w:type="gramEnd"/>
+      <w:r>
+        <w:rPr>
+          <w:b/>
+          <w:bCs/>
+          <w:sz w:val="32"/>
+          <w:szCs w:val="32"/>
+        </w:rPr>
+        <w:t>=</w:t>
+      </w:r>
+      <w:proofErr w:type="spellStart"/>
+      <w:r>
+        <w:rPr>
+          <w:sz w:val="32"/>
+          <w:szCs w:val="32"/>
+        </w:rPr>
+        <w:t>xx:Serve</w:t>
+      </w:r>
+      <w:proofErr w:type="spellEnd"/>
+      <w:r>
+        <w:rPr>
+          <w:sz w:val="32"/>
+          <w:szCs w:val="32"/>
+        </w:rPr>
+        <w:t xml:space="preserve"> para </w:t>
+      </w:r>
+      <w:proofErr w:type="spellStart"/>
+      <w:r>
+        <w:rPr>
+          <w:sz w:val="32"/>
+          <w:szCs w:val="32"/>
+        </w:rPr>
+        <w:t>skipar</w:t>
+      </w:r>
+      <w:proofErr w:type="spellEnd"/>
+      <w:r>
+        <w:rPr>
+          <w:sz w:val="32"/>
+          <w:szCs w:val="32"/>
+        </w:rPr>
+        <w:t xml:space="preserve"> uma certa quantidade de linhas</w:t>
+      </w:r>
+    </w:p>
+    <w:p>
+      <w:pPr>
+        <w:rPr>
+          <w:sz w:val="32"/>
+          <w:szCs w:val="32"/>
+        </w:rPr>
+      </w:pPr>
+      <w:proofErr w:type="spellStart"/>
+      <w:r>
+        <w:rPr>
+          <w:sz w:val="32"/>
+          <w:szCs w:val="32"/>
+        </w:rPr>
         <w:t>xxx</w:t>
       </w:r>
       <w:r>
         <w:rPr>
           <w:b/>
           <w:bCs/>
+          <w:sz w:val="32"/>
+          <w:szCs w:val="32"/>
+        </w:rPr>
+        <w:t>.split</w:t>
+      </w:r>
+      <w:proofErr w:type="spellEnd"/>
+      <w:r>
+        <w:rPr>
+          <w:b/>
+          <w:bCs/>
+          <w:sz w:val="32"/>
+          <w:szCs w:val="32"/>
+        </w:rPr>
+        <w:t>(‘</w:t>
+      </w:r>
+      <w:r>
+        <w:rPr>
+          <w:sz w:val="32"/>
+          <w:szCs w:val="32"/>
+        </w:rPr>
+        <w:t>x</w:t>
+      </w:r>
+      <w:r>
+        <w:rPr>
+          <w:b/>
+          <w:bCs/>
+          <w:sz w:val="32"/>
+          <w:szCs w:val="32"/>
         </w:rPr>
         <w:t>’)</w:t>
       </w:r>
       <w:r>
-        <w:t xml:space="preserve">: e para agrupar </w:t>
-      </w:r>
-      <w:r>
-        <w:t>uma coluna ou alguma coisa</w:t>
-      </w:r>
-    </w:p>
-    <w:p>
-      <w:pPr>
-        <w:spacing w:before="240"/>
-      </w:pPr>
-      <w:r>
-        <w:t>quando se adiciona vários [</w:t>
-      </w:r>
-      <w:r>
-        <w:t>[]</w:t>
-      </w:r>
-      <w:r>
-        <w:t>] e aonde vai pegar varias colunas</w:t>
-      </w:r>
-    </w:p>
-    <w:p>
-      <w:pPr>
-        <w:spacing w:before="240"/>
-      </w:pPr>
-      <w:r>
+        <w:rPr>
+          <w:sz w:val="32"/>
+          <w:szCs w:val="32"/>
+        </w:rPr>
+        <w:t xml:space="preserve">:Serve para dividir o conteúdo de uma </w:t>
+      </w:r>
+      <w:proofErr w:type="spellStart"/>
+      <w:r>
+        <w:rPr>
+          <w:sz w:val="32"/>
+          <w:szCs w:val="32"/>
+        </w:rPr>
+        <w:t>string</w:t>
+      </w:r>
+      <w:proofErr w:type="spellEnd"/>
+    </w:p>
+    <w:p>
+      <w:pPr>
+        <w:rPr>
+          <w:sz w:val="32"/>
+          <w:szCs w:val="32"/>
+        </w:rPr>
+      </w:pPr>
+      <w:proofErr w:type="spellStart"/>
+      <w:r>
+        <w:rPr>
+          <w:sz w:val="32"/>
+          <w:szCs w:val="32"/>
+        </w:rPr>
         <w:t>xxx</w:t>
       </w:r>
       <w:r>
         <w:rPr>
           <w:b/>
           <w:bCs/>
-        </w:rPr>
-        <w:t>.head():</w:t>
-      </w:r>
-      <w:r>
-        <w:t>Seve para mostrar as 5 primeiras linhas,</w:t>
-      </w:r>
-      <w:r>
-        <w:t xml:space="preserve"> </w:t>
-      </w:r>
-      <w:r>
-        <w:t>ou ate onde você quer q mostre</w:t>
-      </w:r>
-    </w:p>
-    <w:p>
-      <w:pPr>
-        <w:spacing w:before="240"/>
-      </w:pPr>
-      <w:r>
-        <w:t>xxx</w:t>
-      </w:r>
-      <w:r>
-        <w:rPr>
-          <w:b/>
-          <w:bCs/>
-        </w:rPr>
-        <w:t>.tail()</w:t>
-      </w:r>
-      <w:r>
-        <w:t>: Serve para mostrar as 5 ultimas linhas do DataFrame</w:t>
-      </w:r>
-    </w:p>
-    <w:p>
-      <w:pPr>
-        <w:spacing w:before="240"/>
-      </w:pPr>
-      <w:r>
-        <w:t>xxx</w:t>
-      </w:r>
-      <w:r>
-        <w:rPr>
-          <w:b/>
-          <w:bCs/>
-        </w:rPr>
-        <w:t>.sample(</w:t>
-      </w:r>
-      <w:r>
-        <w:t>x</w:t>
-      </w:r>
-      <w:r>
-        <w:rPr>
-          <w:b/>
-          <w:bCs/>
+          <w:sz w:val="32"/>
+          <w:szCs w:val="32"/>
+        </w:rPr>
+        <w:t>.</w:t>
+      </w:r>
+      <w:proofErr w:type="gramStart"/>
+      <w:r>
+        <w:rPr>
+          <w:b/>
+          <w:bCs/>
+          <w:sz w:val="32"/>
+          <w:szCs w:val="32"/>
+        </w:rPr>
+        <w:t>nunique</w:t>
+      </w:r>
+      <w:proofErr w:type="spellEnd"/>
+      <w:r>
+        <w:rPr>
+          <w:b/>
+          <w:bCs/>
+          <w:sz w:val="32"/>
+          <w:szCs w:val="32"/>
+        </w:rPr>
+        <w:t>(</w:t>
+      </w:r>
+      <w:proofErr w:type="gramEnd"/>
+      <w:r>
+        <w:rPr>
+          <w:b/>
+          <w:bCs/>
+          <w:sz w:val="32"/>
+          <w:szCs w:val="32"/>
         </w:rPr>
         <w:t>)</w:t>
       </w:r>
       <w:r>
-        <w:t>: Pega o número que você escolher de linhas aleatórias do seu data frame</w:t>
-      </w:r>
-    </w:p>
-    <w:p>
-      <w:pPr>
-        <w:spacing w:before="240"/>
-      </w:pPr>
-      <w:r>
-        <w:t>xxx</w:t>
-      </w:r>
-      <w:r>
-        <w:rPr>
-          <w:b/>
-          <w:bCs/>
-        </w:rPr>
-        <w:t>.s</w:t>
-      </w:r>
-      <w:r>
-        <w:rPr>
-          <w:b/>
-          <w:bCs/>
-        </w:rPr>
-        <w:t>h</w:t>
-      </w:r>
-      <w:r>
-        <w:rPr>
-          <w:b/>
-          <w:bCs/>
-        </w:rPr>
-        <w:t>ape</w:t>
-      </w:r>
-      <w:r>
-        <w:t>:serve para mostrar quantas linhas e quantas colunas</w:t>
-      </w:r>
-    </w:p>
-    <w:p>
-      <w:pPr>
-        <w:spacing w:before="240"/>
-      </w:pPr>
-      <w:r>
-        <w:t>xxx</w:t>
-      </w:r>
-      <w:r>
-        <w:rPr>
-          <w:b/>
-          <w:bCs/>
-        </w:rPr>
-        <w:t>.plot.pie()</w:t>
-      </w:r>
-      <w:r>
-        <w:t>:Serve para plotar gráfico de pizza</w:t>
-      </w:r>
-    </w:p>
-    <w:p>
-      <w:pPr>
-        <w:spacing w:before="240"/>
-      </w:pPr>
-      <w:r>
-        <w:t>xxx</w:t>
-      </w:r>
-      <w:r>
-        <w:rPr>
-          <w:b/>
-          <w:bCs/>
-        </w:rPr>
-        <w:t>.qcut</w:t>
-      </w:r>
-      <w:r>
-        <w:t>:P</w:t>
-      </w:r>
-      <w:r>
-        <w:t>ermite criar categorias a partir de valores contínuos (ou de muitas categorias). Basta você partir de um princípio de ordenamento e selecionar a quantidade de categorias final que deseja</w:t>
-      </w:r>
-    </w:p>
-    <w:p>
-      <w:pPr>
-        <w:spacing w:before="240"/>
-      </w:pPr>
-      <w:r>
-        <w:rPr>
-          <w:b/>
-          <w:bCs/>
-        </w:rPr>
-        <w:t>.T</w:t>
-      </w:r>
-      <w:r>
-        <w:t>: Serve para inverter as linhas pelas colunas</w:t>
-      </w:r>
-    </w:p>
-    <w:p>
-      <w:pPr>
-        <w:spacing w:before="240"/>
-      </w:pPr>
-      <w:r>
-        <w:t>xxx.</w:t>
-      </w:r>
-      <w:r>
-        <w:rPr>
-          <w:b/>
-          <w:bCs/>
-        </w:rPr>
-        <w:t>describe():</w:t>
-      </w:r>
-      <w:r>
-        <w:t>Ele vai mostrar um resumo das colunas numéricas sobre a tabela</w:t>
-      </w:r>
-    </w:p>
-    <w:p>
-      <w:pPr>
-        <w:spacing w:before="240"/>
-      </w:pPr>
-      <w:r>
-        <w:t>para pegar uma coluno em expecifico, deve-se colocar entre [ ] e o nome identido da coluna</w:t>
-      </w:r>
-    </w:p>
-    <w:p>
-      <w:pPr>
-        <w:spacing w:before="240"/>
-      </w:pPr>
-      <w:r>
-        <w:t xml:space="preserve">.loc </w:t>
-      </w:r>
-      <w:r>
-        <w:t>[linhas,colunas ]</w:t>
-      </w:r>
-      <w:r>
-        <w:t>:</w:t>
-      </w:r>
-      <w:r>
-        <w:t xml:space="preserve"> </w:t>
-      </w:r>
-      <w:r>
-        <w:t>- Pegar 1 linha</w:t>
-      </w:r>
-    </w:p>
-    <w:p>
-      <w:pPr>
-        <w:spacing w:before="240"/>
-      </w:pPr>
-      <w:r>
-        <w:t>- Pegar linhas de acordo com alguma condição</w:t>
-      </w:r>
-    </w:p>
-    <w:p>
-      <w:pPr>
-        <w:spacing w:before="240"/>
-      </w:pPr>
-      <w:r>
-        <w:lastRenderedPageBreak/>
-        <w:t>- Pegar linhas e colunas específicas</w:t>
-      </w:r>
-    </w:p>
-    <w:p>
-      <w:pPr>
-        <w:spacing w:before="240"/>
-      </w:pPr>
-      <w:r>
-        <w:t>- Pegar 1 valor específico</w:t>
-      </w:r>
-    </w:p>
-    <w:p>
-      <w:pPr>
-        <w:spacing w:before="240"/>
-      </w:pPr>
-      <w:r>
-        <w:t>Dois pontos “:” significa todas as linhas ou colunas</w:t>
-      </w:r>
-    </w:p>
-    <w:p>
-      <w:pPr>
-        <w:spacing w:before="240"/>
-      </w:pPr>
-      <w:r>
-        <w:t>xxx</w:t>
-      </w:r>
-      <w:r>
-        <w:rPr>
-          <w:b/>
-          <w:bCs/>
-        </w:rPr>
-        <w:t>.append(</w:t>
-      </w:r>
-      <w:r>
-        <w:t>xxx</w:t>
-      </w:r>
-      <w:r>
-        <w:rPr>
-          <w:b/>
-          <w:bCs/>
+        <w:rPr>
+          <w:sz w:val="32"/>
+          <w:szCs w:val="32"/>
+        </w:rPr>
+        <w:t>: Serve para mostrar valores únicos que existem em cada coluna</w:t>
+      </w:r>
+    </w:p>
+    <w:p>
+      <w:pPr>
+        <w:rPr>
+          <w:sz w:val="32"/>
+          <w:szCs w:val="32"/>
+        </w:rPr>
+      </w:pPr>
+    </w:p>
+    <w:p>
+      <w:pPr>
+        <w:rPr>
+          <w:sz w:val="32"/>
+          <w:szCs w:val="32"/>
+        </w:rPr>
+      </w:pPr>
+      <w:proofErr w:type="spellStart"/>
+      <w:r>
+        <w:rPr>
+          <w:sz w:val="32"/>
+          <w:szCs w:val="32"/>
+        </w:rPr>
+        <w:t>Pyautogui</w:t>
+      </w:r>
+      <w:proofErr w:type="spellEnd"/>
+      <w:r>
+        <w:rPr>
+          <w:sz w:val="32"/>
+          <w:szCs w:val="32"/>
+        </w:rPr>
+        <w:t>: biblioteca para comandar seu teclado ou mouse</w:t>
+      </w:r>
+    </w:p>
+    <w:p>
+      <w:pPr>
+        <w:rPr>
+          <w:sz w:val="32"/>
+          <w:szCs w:val="32"/>
+        </w:rPr>
+      </w:pPr>
+      <w:proofErr w:type="gramStart"/>
+      <w:r>
+        <w:rPr>
+          <w:sz w:val="32"/>
+          <w:szCs w:val="32"/>
+        </w:rPr>
+        <w:t>.</w:t>
+      </w:r>
+      <w:proofErr w:type="spellStart"/>
+      <w:r>
+        <w:rPr>
+          <w:sz w:val="32"/>
+          <w:szCs w:val="32"/>
+        </w:rPr>
+        <w:t>hotkey</w:t>
+      </w:r>
+      <w:proofErr w:type="spellEnd"/>
+      <w:proofErr w:type="gramEnd"/>
+      <w:r>
+        <w:rPr>
+          <w:sz w:val="32"/>
+          <w:szCs w:val="32"/>
+        </w:rPr>
+        <w:t>(“escreve as teclas que você quer apertar usando virgula”) : serve para usar os comandos</w:t>
+      </w:r>
+    </w:p>
+    <w:p>
+      <w:pPr>
+        <w:rPr>
+          <w:sz w:val="32"/>
+          <w:szCs w:val="32"/>
+        </w:rPr>
+      </w:pPr>
+      <w:proofErr w:type="gramStart"/>
+      <w:r>
+        <w:rPr>
+          <w:sz w:val="32"/>
+          <w:szCs w:val="32"/>
+        </w:rPr>
+        <w:t>.</w:t>
+      </w:r>
+      <w:proofErr w:type="spellStart"/>
+      <w:r>
+        <w:rPr>
+          <w:sz w:val="32"/>
+          <w:szCs w:val="32"/>
+        </w:rPr>
+        <w:t>press</w:t>
+      </w:r>
+      <w:proofErr w:type="spellEnd"/>
+      <w:proofErr w:type="gramEnd"/>
+      <w:r>
+        <w:rPr>
+          <w:sz w:val="32"/>
+          <w:szCs w:val="32"/>
+        </w:rPr>
+        <w:t>( aperta uma tecla)</w:t>
+      </w:r>
+    </w:p>
+    <w:p>
+      <w:pPr>
+        <w:rPr>
+          <w:sz w:val="32"/>
+          <w:szCs w:val="32"/>
+        </w:rPr>
+      </w:pPr>
+      <w:proofErr w:type="gramStart"/>
+      <w:r>
+        <w:rPr>
+          <w:sz w:val="32"/>
+          <w:szCs w:val="32"/>
+        </w:rPr>
+        <w:t>.</w:t>
+      </w:r>
+      <w:proofErr w:type="spellStart"/>
+      <w:r>
+        <w:rPr>
+          <w:sz w:val="32"/>
+          <w:szCs w:val="32"/>
+        </w:rPr>
+        <w:t>write</w:t>
+      </w:r>
+      <w:proofErr w:type="spellEnd"/>
+      <w:proofErr w:type="gramEnd"/>
+      <w:r>
+        <w:rPr>
+          <w:sz w:val="32"/>
+          <w:szCs w:val="32"/>
+        </w:rPr>
+        <w:t>( escreve um texto)</w:t>
+      </w:r>
+    </w:p>
+    <w:p>
+      <w:pPr>
+        <w:rPr>
+          <w:sz w:val="32"/>
+          <w:szCs w:val="32"/>
+        </w:rPr>
+      </w:pPr>
+      <w:proofErr w:type="gramStart"/>
+      <w:r>
+        <w:rPr>
+          <w:sz w:val="32"/>
+          <w:szCs w:val="32"/>
+        </w:rPr>
+        <w:t>.PAUSE</w:t>
+      </w:r>
+      <w:proofErr w:type="gramEnd"/>
+      <w:r>
+        <w:rPr>
+          <w:sz w:val="32"/>
+          <w:szCs w:val="32"/>
+        </w:rPr>
+        <w:t xml:space="preserve">( serve para </w:t>
+      </w:r>
+      <w:proofErr w:type="spellStart"/>
+      <w:r>
+        <w:rPr>
+          <w:sz w:val="32"/>
+          <w:szCs w:val="32"/>
+        </w:rPr>
+        <w:t>da</w:t>
+      </w:r>
+      <w:proofErr w:type="spellEnd"/>
+      <w:r>
+        <w:rPr>
+          <w:sz w:val="32"/>
+          <w:szCs w:val="32"/>
+        </w:rPr>
+        <w:t xml:space="preserve"> um tempo no </w:t>
+      </w:r>
+      <w:proofErr w:type="spellStart"/>
+      <w:r>
+        <w:rPr>
+          <w:sz w:val="32"/>
+          <w:szCs w:val="32"/>
+        </w:rPr>
+        <w:t>codigo</w:t>
+      </w:r>
+      <w:proofErr w:type="spellEnd"/>
+      <w:r>
+        <w:rPr>
+          <w:sz w:val="32"/>
+          <w:szCs w:val="32"/>
         </w:rPr>
         <w:t>)</w:t>
       </w:r>
-      <w:r>
-        <w:t>: ele adiciona outra variável</w:t>
-      </w:r>
-    </w:p>
-    <w:p>
-      <w:pPr>
-        <w:spacing w:before="240"/>
-      </w:pPr>
-      <w:r>
-        <w:t>xxx</w:t>
-      </w:r>
-      <w:r>
-        <w:rPr>
-          <w:b/>
-          <w:bCs/>
-        </w:rPr>
-        <w:t>.drop(</w:t>
-      </w:r>
-      <w:r>
-        <w:t>xxx</w:t>
-      </w:r>
-      <w:r>
-        <w:t xml:space="preserve"> ou</w:t>
-      </w:r>
-      <w:r>
-        <w:t xml:space="preserve"> </w:t>
-      </w:r>
-      <w:r>
-        <w:rPr>
-          <w:b/>
-          <w:bCs/>
-        </w:rPr>
-        <w:t>colums</w:t>
-      </w:r>
-      <w:r>
-        <w:rPr>
-          <w:b/>
-          <w:bCs/>
-        </w:rPr>
-        <w:t xml:space="preserve">= </w:t>
-      </w:r>
-      <w:r>
-        <w:t>x</w:t>
-      </w:r>
-      <w:r>
-        <w:rPr>
-          <w:b/>
-          <w:bCs/>
-        </w:rPr>
-        <w:t>)</w:t>
-      </w:r>
-      <w:r>
-        <w:t>: serve para excluir uma coluna ou linha</w:t>
-      </w:r>
-    </w:p>
-    <w:p>
-      <w:pPr>
-        <w:spacing w:before="240"/>
-        <w:rPr>
-          <w:b/>
-          <w:bCs/>
-        </w:rPr>
-      </w:pPr>
-      <w:r>
-        <w:t>xxx</w:t>
-      </w:r>
-      <w:r>
-        <w:rPr>
-          <w:b/>
-          <w:bCs/>
-        </w:rPr>
-        <w:t>.dropna(how=’all’)</w:t>
-      </w:r>
-      <w:r>
-        <w:t>:exclui as linhas com valores vazios que são completamente vazios e se quiser colunas</w:t>
-      </w:r>
-      <w:r>
-        <w:t xml:space="preserve"> so colocar </w:t>
-      </w:r>
-      <w:r>
-        <w:rPr>
-          <w:b/>
-          <w:bCs/>
-        </w:rPr>
-        <w:t>akis = 1</w:t>
-      </w:r>
-    </w:p>
-    <w:p>
-      <w:r>
-        <w:t>xxx</w:t>
-      </w:r>
-      <w:r>
-        <w:rPr>
-          <w:b/>
-          <w:bCs/>
-        </w:rPr>
-        <w:t>.dropna():</w:t>
-      </w:r>
-      <w:r>
-        <w:t xml:space="preserve"> ele exclui aonde existe qualquer linha em branco</w:t>
-      </w:r>
-      <w:r>
-        <w:t>,não precisa ser a linha toda, mas qq espaço</w:t>
-      </w:r>
-    </w:p>
-    <w:p>
-      <w:r>
-        <w:t>xxx</w:t>
-      </w:r>
-      <w:r>
-        <w:rPr>
-          <w:b/>
-          <w:bCs/>
-        </w:rPr>
-        <w:t>.isnull()</w:t>
-      </w:r>
-      <w:r>
-        <w:t>:Serve para buscar os valores faltantes ou Nulos no dataframe</w:t>
-      </w:r>
-    </w:p>
-    <w:p>
-      <w:r>
-        <w:t>xxx</w:t>
-      </w:r>
-      <w:r>
-        <w:rPr>
-          <w:b/>
-          <w:bCs/>
-        </w:rPr>
-        <w:t>.dropna(inplace=True)</w:t>
-      </w:r>
-      <w:r>
-        <w:t>:Serve para pegar os espaços em branco e excluir da variavel</w:t>
-      </w:r>
-    </w:p>
-    <w:p>
-      <w:r>
-        <w:t>xxx[xxx]</w:t>
-      </w:r>
-      <w:r>
-        <w:rPr>
-          <w:b/>
-          <w:bCs/>
-        </w:rPr>
-        <w:t>.fillna(</w:t>
-      </w:r>
-      <w:r>
-        <w:t>x</w:t>
-      </w:r>
-      <w:r>
-        <w:rPr>
-          <w:b/>
-          <w:bCs/>
-        </w:rPr>
-        <w:t>)</w:t>
-      </w:r>
-      <w:r>
-        <w:t xml:space="preserve">: serve para preencher as colunas </w:t>
-      </w:r>
-      <w:r>
-        <w:t>v</w:t>
-      </w:r>
-      <w:r>
-        <w:t>azias com alguma coisa</w:t>
-      </w:r>
-    </w:p>
-    <w:p>
-      <w:r>
-        <w:t>xxx</w:t>
-      </w:r>
-      <w:r>
-        <w:rPr>
-          <w:b/>
-          <w:bCs/>
-        </w:rPr>
-        <w:t>.mean()</w:t>
-      </w:r>
-      <w:r>
-        <w:t>: serve para calcular a media de uma linha ou coluna</w:t>
-      </w:r>
-    </w:p>
-    <w:p>
-      <w:r>
-        <w:t>xxx</w:t>
-      </w:r>
-      <w:r>
-        <w:rPr>
-          <w:b/>
-          <w:bCs/>
-        </w:rPr>
-        <w:t>.fill():</w:t>
-      </w:r>
-      <w:r>
-        <w:t>serve para preencher um valor que esta logo a cima de cada coluna correspondente</w:t>
-      </w:r>
-    </w:p>
-    <w:p>
-      <w:r>
-        <w:t>xxx</w:t>
-      </w:r>
-      <w:r>
-        <w:rPr>
-          <w:b/>
-          <w:bCs/>
-        </w:rPr>
-        <w:t>info:</w:t>
-      </w:r>
-      <w:r>
-        <w:t>ele traz informações sobre a tabela</w:t>
-      </w:r>
-    </w:p>
-    <w:p>
-      <w:pPr>
-        <w:spacing w:before="240"/>
-      </w:pPr>
-      <w:r>
-        <w:t>xxx</w:t>
-      </w:r>
-      <w:r>
-        <w:rPr>
-          <w:b/>
-          <w:bCs/>
-        </w:rPr>
-        <w:t>.value_counts():</w:t>
-      </w:r>
-      <w:r>
-        <w:t xml:space="preserve"> serve para contar todos os valores de uma coluna as transações da coluna</w:t>
-      </w:r>
-    </w:p>
-    <w:p>
-      <w:pPr>
-        <w:spacing w:before="240"/>
-      </w:pPr>
-      <w:r>
-        <w:t>xxx</w:t>
-      </w:r>
-      <w:r>
-        <w:rPr>
-          <w:b/>
-          <w:bCs/>
-        </w:rPr>
-        <w:t>.count()</w:t>
-      </w:r>
-      <w:r>
-        <w:t>:Serve para contar as linhas de uma coluna que não estão em branco</w:t>
-      </w:r>
-    </w:p>
-    <w:p>
-      <w:pPr>
-        <w:spacing w:before="240"/>
-      </w:pPr>
-      <w:r>
-        <w:t>xxx</w:t>
-      </w:r>
-      <w:r>
-        <w:rPr>
-          <w:b/>
-          <w:bCs/>
-        </w:rPr>
-        <w:t>.size</w:t>
-      </w:r>
-      <w:r>
-        <w:t>: Serve para contar todas as linhas de uma coluna,incluindo as linhas em branco</w:t>
-      </w:r>
-    </w:p>
-    <w:p>
-      <w:pPr>
-        <w:spacing w:before="240"/>
-      </w:pPr>
-      <w:r>
-        <w:t>normalize=True: ele vai normalizar os valores, em vez de contar a quantidade ele vai mostrar o que aquilo representa sobre o total</w:t>
-      </w:r>
-    </w:p>
-    <w:p>
-      <w:r>
-        <w:t>xxx</w:t>
-      </w:r>
-      <w:r>
-        <w:rPr>
-          <w:b/>
-          <w:bCs/>
-        </w:rPr>
-        <w:t>.merge(</w:t>
-      </w:r>
-      <w:r>
-        <w:t>xxx)</w:t>
-      </w:r>
-      <w:r>
-        <w:t>: ela mescla uma tabela com a outr</w:t>
-      </w:r>
-      <w:r>
-        <w:t>a</w:t>
-      </w:r>
-      <w:r>
-        <w:t>, junta as tabelas</w:t>
-      </w:r>
-    </w:p>
-    <w:p>
-      <w:r>
-        <w:t>xxx</w:t>
-      </w:r>
-      <w:r>
-        <w:rPr>
-          <w:b/>
-          <w:bCs/>
-        </w:rPr>
-        <w:t>.plot.bar():</w:t>
-      </w:r>
-      <w:r>
-        <w:t xml:space="preserve"> serve para plotar qualquer gráfico</w:t>
-      </w:r>
-    </w:p>
-    <w:p>
-      <w:r>
-        <w:t>xxx</w:t>
-      </w:r>
-      <w:r>
-        <w:rPr>
-          <w:b/>
-          <w:bCs/>
-        </w:rPr>
-        <w:t>.min():</w:t>
-      </w:r>
-      <w:r>
-        <w:t>Serve para buscar o menor valor da variável</w:t>
-      </w:r>
-    </w:p>
-    <w:p>
-      <w:r>
-        <w:t>xxx</w:t>
-      </w:r>
-      <w:r>
-        <w:rPr>
-          <w:b/>
-          <w:bCs/>
-        </w:rPr>
-        <w:t>.max():</w:t>
-      </w:r>
-      <w:r>
-        <w:t>Serve para buscar o maior valor da variável</w:t>
-      </w:r>
-    </w:p>
-    <w:p>
-      <w:pPr>
-        <w:rPr>
-          <w:u w:val="single"/>
-        </w:rPr>
-      </w:pPr>
-      <w:r>
-        <w:rPr>
-          <w:u w:val="single"/>
-        </w:rPr>
-        <w:t>xxx</w:t>
-      </w:r>
-      <w:r>
-        <w:rPr>
-          <w:b/>
-          <w:bCs/>
-          <w:u w:val="single"/>
-        </w:rPr>
-        <w:t>.std():</w:t>
-      </w:r>
-      <w:r>
-        <w:rPr>
-          <w:u w:val="single"/>
-        </w:rPr>
-        <w:t>Serve para buscar o desvio padrão dos valores</w:t>
-      </w:r>
-    </w:p>
-    <w:p>
-      <w:r>
-        <w:t>xxx.</w:t>
-      </w:r>
-      <w:r>
-        <w:rPr>
-          <w:b/>
-          <w:bCs/>
-        </w:rPr>
-        <w:t>.hist()</w:t>
-      </w:r>
-      <w:r>
-        <w:t xml:space="preserve">:Serve para abrir um historiograma </w:t>
-      </w:r>
-    </w:p>
-    <w:p>
-      <w:r>
-        <w:t>xxx</w:t>
-      </w:r>
-      <w:r>
-        <w:rPr>
-          <w:b/>
-          <w:bCs/>
-        </w:rPr>
-        <w:t>, sheet_name=’</w:t>
-      </w:r>
-      <w:r>
-        <w:t xml:space="preserve">nome da aba </w:t>
-      </w:r>
-      <w:r>
-        <w:rPr>
-          <w:b/>
-          <w:bCs/>
-        </w:rPr>
-        <w:t>‘:</w:t>
-      </w:r>
-      <w:r>
-        <w:t>serve para selecionar uma aba expecifica do excel</w:t>
-      </w:r>
-    </w:p>
-    <w:p>
-      <w:r>
-        <w:t>xxx</w:t>
-      </w:r>
-      <w:r>
-        <w:rPr>
-          <w:b/>
-          <w:bCs/>
-        </w:rPr>
-        <w:t>, sheet_name=’</w:t>
-      </w:r>
-      <w:r>
-        <w:t>xxx’, header=1:Serve para tirar o cabeçalho da primeira linha</w:t>
-      </w:r>
-    </w:p>
-    <w:p>
-      <w:r>
-        <w:t>xxx,</w:t>
-      </w:r>
-      <w:r>
-        <w:rPr>
-          <w:b/>
-          <w:bCs/>
-        </w:rPr>
-        <w:t>skipfooter=</w:t>
-      </w:r>
-      <w:r>
-        <w:t>xx:Serve para skipar uma certa quantidade de linhas</w:t>
-      </w:r>
-    </w:p>
-    <w:p>
-      <w:r>
-        <w:t>xxx</w:t>
-      </w:r>
-      <w:r>
-        <w:rPr>
-          <w:b/>
-          <w:bCs/>
-        </w:rPr>
-        <w:t>.split(‘</w:t>
-      </w:r>
-      <w:r>
-        <w:t>x</w:t>
-      </w:r>
-      <w:r>
-        <w:rPr>
-          <w:b/>
-          <w:bCs/>
-        </w:rPr>
-        <w:t>’)</w:t>
-      </w:r>
-      <w:r>
-        <w:t>:Serve para dividir o conteúdo de uma string</w:t>
-      </w:r>
-    </w:p>
-    <w:p>
-      <w:r>
-        <w:t>xxx</w:t>
-      </w:r>
-      <w:r>
-        <w:rPr>
-          <w:b/>
-          <w:bCs/>
-        </w:rPr>
-        <w:t>.nunique()</w:t>
-      </w:r>
-      <w:r>
-        <w:t>: Serve para mostrar valores únicos que existem em cada coluna</w:t>
-      </w:r>
-    </w:p>
-    <w:p>
-      <w:r>
-        <w:lastRenderedPageBreak/>
+    </w:p>
+    <w:p>
+      <w:pPr>
+        <w:rPr>
+          <w:sz w:val="32"/>
+          <w:szCs w:val="32"/>
+        </w:rPr>
+      </w:pPr>
+      <w:proofErr w:type="gramStart"/>
+      <w:r>
+        <w:rPr>
+          <w:sz w:val="32"/>
+          <w:szCs w:val="32"/>
+        </w:rPr>
+        <w:t>.click</w:t>
+      </w:r>
+      <w:proofErr w:type="gramEnd"/>
+      <w:r>
+        <w:rPr>
+          <w:sz w:val="32"/>
+          <w:szCs w:val="32"/>
+        </w:rPr>
+        <w:t xml:space="preserve">( serve para clicar com o mouse, clicks = 2( serve para dar dois clicks) ) </w:t>
+      </w:r>
+    </w:p>
+    <w:p>
+      <w:pPr>
+        <w:rPr>
+          <w:sz w:val="32"/>
+          <w:szCs w:val="32"/>
+        </w:rPr>
+      </w:pPr>
+      <w:r>
+        <w:rPr>
+          <w:sz w:val="32"/>
+          <w:szCs w:val="32"/>
+        </w:rPr>
+        <w:t xml:space="preserve">Dica e usar o </w:t>
+      </w:r>
+      <w:proofErr w:type="spellStart"/>
+      <w:r>
+        <w:rPr>
+          <w:sz w:val="32"/>
+          <w:szCs w:val="32"/>
+        </w:rPr>
+        <w:t>sleep</w:t>
+      </w:r>
+      <w:proofErr w:type="spellEnd"/>
+      <w:r>
+        <w:rPr>
+          <w:sz w:val="32"/>
+          <w:szCs w:val="32"/>
+        </w:rPr>
+        <w:t xml:space="preserve"> para dar tempo de colocar o mouse no local</w:t>
+      </w:r>
+    </w:p>
+    <w:p>
+      <w:pPr>
+        <w:rPr>
+          <w:sz w:val="32"/>
+          <w:szCs w:val="32"/>
+        </w:rPr>
+      </w:pPr>
+      <w:proofErr w:type="gramStart"/>
+      <w:r>
+        <w:rPr>
+          <w:sz w:val="32"/>
+          <w:szCs w:val="32"/>
+        </w:rPr>
+        <w:t>.position</w:t>
+      </w:r>
+      <w:proofErr w:type="gramEnd"/>
+      <w:r>
+        <w:rPr>
+          <w:sz w:val="32"/>
+          <w:szCs w:val="32"/>
+        </w:rPr>
+        <w:t>() mostra a posição do seu mouse para usar no click</w:t>
+      </w:r>
+    </w:p>
+    <w:p>
+      <w:pPr>
+        <w:rPr>
+          <w:sz w:val="32"/>
+          <w:szCs w:val="32"/>
+        </w:rPr>
+      </w:pPr>
+      <w:proofErr w:type="spellStart"/>
+      <w:r>
+        <w:rPr>
+          <w:sz w:val="32"/>
+          <w:szCs w:val="32"/>
+        </w:rPr>
+        <w:t>Pyperclip.copy</w:t>
+      </w:r>
+      <w:proofErr w:type="spellEnd"/>
+      <w:proofErr w:type="gramStart"/>
+      <w:r>
+        <w:rPr>
+          <w:sz w:val="32"/>
+          <w:szCs w:val="32"/>
+        </w:rPr>
+        <w:t>( serve</w:t>
+      </w:r>
+      <w:proofErr w:type="gramEnd"/>
+      <w:r>
+        <w:rPr>
+          <w:sz w:val="32"/>
+          <w:szCs w:val="32"/>
+        </w:rPr>
+        <w:t xml:space="preserve"> para copiar algo</w:t>
+      </w:r>
+    </w:p>
+    <w:p>
+      <w:pPr>
+        <w:rPr>
+          <w:sz w:val="32"/>
+          <w:szCs w:val="32"/>
+        </w:rPr>
+      </w:pPr>
+    </w:p>
+    <w:p>
+      <w:pPr>
+        <w:rPr>
+          <w:sz w:val="32"/>
+          <w:szCs w:val="32"/>
+        </w:rPr>
+      </w:pPr>
+    </w:p>
+    <w:p>
+      <w:pPr>
+        <w:rPr>
+          <w:sz w:val="32"/>
+          <w:szCs w:val="32"/>
+        </w:rPr>
+      </w:pPr>
+      <w:r>
+        <w:rPr>
+          <w:sz w:val="32"/>
+          <w:szCs w:val="32"/>
+        </w:rPr>
         <w:t xml:space="preserve">~:Serve para </w:t>
       </w:r>
       <w:r>
         <w:rPr>
           <w:rFonts w:ascii="Arial" w:hAnsi="Arial" w:cs="Arial"/>
-          <w:sz w:val="21"/>
-          <w:szCs w:val="21"/>
+          <w:sz w:val="32"/>
+          <w:szCs w:val="32"/>
           <w:shd w:val="clear" w:color="auto" w:fill="FFFFFF"/>
         </w:rPr>
         <w:t>pegarmos o valor negativo de uma sequência de </w:t>
       </w:r>
+      <w:proofErr w:type="spellStart"/>
       <w:r>
         <w:rPr>
           <w:rStyle w:val="CdigoHTML"/>
           <w:rFonts w:ascii="Consolas" w:eastAsiaTheme="majorEastAsia" w:hAnsi="Consolas"/>
-          <w:sz w:val="21"/>
-          <w:szCs w:val="21"/>
+          <w:sz w:val="32"/>
+          <w:szCs w:val="32"/>
         </w:rPr>
         <w:t>True</w:t>
       </w:r>
+      <w:proofErr w:type="spellEnd"/>
       <w:r>
         <w:rPr>
           <w:rFonts w:ascii="Arial" w:hAnsi="Arial" w:cs="Arial"/>
-          <w:sz w:val="21"/>
-          <w:szCs w:val="21"/>
+          <w:sz w:val="32"/>
+          <w:szCs w:val="32"/>
           <w:shd w:val="clear" w:color="auto" w:fill="FFFFFF"/>
         </w:rPr>
         <w:t> ou </w:t>
@@ -982,54 +3769,220 @@
         <w:rPr>
           <w:rStyle w:val="CdigoHTML"/>
           <w:rFonts w:ascii="Consolas" w:eastAsiaTheme="majorEastAsia" w:hAnsi="Consolas"/>
-          <w:sz w:val="21"/>
-          <w:szCs w:val="21"/>
+          <w:sz w:val="32"/>
+          <w:szCs w:val="32"/>
         </w:rPr>
         <w:t>False</w:t>
       </w:r>
     </w:p>
     <w:p>
-      <w:r>
+      <w:pPr>
+        <w:rPr>
+          <w:sz w:val="32"/>
+          <w:szCs w:val="32"/>
+        </w:rPr>
+      </w:pPr>
+      <w:proofErr w:type="spellStart"/>
+      <w:r>
+        <w:rPr>
+          <w:sz w:val="32"/>
+          <w:szCs w:val="32"/>
+        </w:rPr>
+        <w:lastRenderedPageBreak/>
         <w:t>xxx</w:t>
       </w:r>
       <w:r>
         <w:rPr>
           <w:b/>
           <w:bCs/>
-        </w:rPr>
-        <w:t>.sort_values()</w:t>
-      </w:r>
-      <w:r>
-        <w:t xml:space="preserve">:Serve para ordernar um dataframe por COLUNAS </w:t>
-      </w:r>
-    </w:p>
-    <w:p>
-      <w:r>
+          <w:sz w:val="32"/>
+          <w:szCs w:val="32"/>
+        </w:rPr>
+        <w:t>.sort_</w:t>
+      </w:r>
+      <w:proofErr w:type="gramStart"/>
+      <w:r>
+        <w:rPr>
+          <w:b/>
+          <w:bCs/>
+          <w:sz w:val="32"/>
+          <w:szCs w:val="32"/>
+        </w:rPr>
+        <w:t>values</w:t>
+      </w:r>
+      <w:proofErr w:type="spellEnd"/>
+      <w:r>
+        <w:rPr>
+          <w:b/>
+          <w:bCs/>
+          <w:sz w:val="32"/>
+          <w:szCs w:val="32"/>
+        </w:rPr>
+        <w:t>(</w:t>
+      </w:r>
+      <w:proofErr w:type="gramEnd"/>
+      <w:r>
+        <w:rPr>
+          <w:b/>
+          <w:bCs/>
+          <w:sz w:val="32"/>
+          <w:szCs w:val="32"/>
+        </w:rPr>
+        <w:t>)</w:t>
+      </w:r>
+      <w:r>
+        <w:rPr>
+          <w:sz w:val="32"/>
+          <w:szCs w:val="32"/>
+        </w:rPr>
+        <w:t xml:space="preserve">:Serve para </w:t>
+      </w:r>
+      <w:proofErr w:type="spellStart"/>
+      <w:r>
+        <w:rPr>
+          <w:sz w:val="32"/>
+          <w:szCs w:val="32"/>
+        </w:rPr>
+        <w:t>ordernar</w:t>
+      </w:r>
+      <w:proofErr w:type="spellEnd"/>
+      <w:r>
+        <w:rPr>
+          <w:sz w:val="32"/>
+          <w:szCs w:val="32"/>
+        </w:rPr>
+        <w:t xml:space="preserve"> um </w:t>
+      </w:r>
+      <w:proofErr w:type="spellStart"/>
+      <w:r>
+        <w:rPr>
+          <w:sz w:val="32"/>
+          <w:szCs w:val="32"/>
+        </w:rPr>
+        <w:t>dataframe</w:t>
+      </w:r>
+      <w:proofErr w:type="spellEnd"/>
+      <w:r>
+        <w:rPr>
+          <w:sz w:val="32"/>
+          <w:szCs w:val="32"/>
+        </w:rPr>
+        <w:t xml:space="preserve"> por COLUNAS </w:t>
+      </w:r>
+    </w:p>
+    <w:p>
+      <w:pPr>
+        <w:rPr>
+          <w:sz w:val="32"/>
+          <w:szCs w:val="32"/>
+        </w:rPr>
+      </w:pPr>
+      <w:r>
+        <w:rPr>
+          <w:sz w:val="32"/>
+          <w:szCs w:val="32"/>
+        </w:rPr>
         <w:t>-</w:t>
       </w:r>
-      <w:r>
-        <w:rPr>
-          <w:b/>
-          <w:bCs/>
-        </w:rPr>
-        <w:t>by=</w:t>
-      </w:r>
-      <w:r>
+      <w:proofErr w:type="spellStart"/>
+      <w:proofErr w:type="gramStart"/>
+      <w:r>
+        <w:rPr>
+          <w:b/>
+          <w:bCs/>
+          <w:sz w:val="32"/>
+          <w:szCs w:val="32"/>
+        </w:rPr>
+        <w:t>by</w:t>
+      </w:r>
+      <w:proofErr w:type="spellEnd"/>
+      <w:proofErr w:type="gramEnd"/>
+      <w:r>
+        <w:rPr>
+          <w:b/>
+          <w:bCs/>
+          <w:sz w:val="32"/>
+          <w:szCs w:val="32"/>
+        </w:rPr>
+        <w:t>=</w:t>
+      </w:r>
+      <w:r>
+        <w:rPr>
+          <w:sz w:val="32"/>
+          <w:szCs w:val="32"/>
+        </w:rPr>
         <w:t>nome da coluna</w:t>
       </w:r>
     </w:p>
     <w:p>
-      <w:r>
-        <w:t xml:space="preserve">-ascending=False: Serve para pegarmos os itens em ordem decrescente </w:t>
-      </w:r>
-    </w:p>
-    <w:p>
-      <w:r>
-        <w:t>&amp;:Significa E, e | significa Ou</w:t>
-      </w:r>
-    </w:p>
-    <w:p>
-      <w:r>
+      <w:pPr>
+        <w:rPr>
+          <w:sz w:val="32"/>
+          <w:szCs w:val="32"/>
+        </w:rPr>
+      </w:pPr>
+      <w:r>
+        <w:rPr>
+          <w:sz w:val="32"/>
+          <w:szCs w:val="32"/>
+        </w:rPr>
+        <w:t>-</w:t>
+      </w:r>
+      <w:proofErr w:type="spellStart"/>
+      <w:proofErr w:type="gramStart"/>
+      <w:r>
+        <w:rPr>
+          <w:sz w:val="32"/>
+          <w:szCs w:val="32"/>
+        </w:rPr>
+        <w:t>ascending</w:t>
+      </w:r>
+      <w:proofErr w:type="spellEnd"/>
+      <w:proofErr w:type="gramEnd"/>
+      <w:r>
+        <w:rPr>
+          <w:sz w:val="32"/>
+          <w:szCs w:val="32"/>
+        </w:rPr>
+        <w:t xml:space="preserve">=False: Serve para pegarmos os itens em ordem decrescente </w:t>
+      </w:r>
+    </w:p>
+    <w:p>
+      <w:pPr>
+        <w:rPr>
+          <w:sz w:val="32"/>
+          <w:szCs w:val="32"/>
+        </w:rPr>
+      </w:pPr>
+      <w:r>
+        <w:rPr>
+          <w:sz w:val="32"/>
+          <w:szCs w:val="32"/>
+        </w:rPr>
+        <w:t xml:space="preserve">&amp;:Significa E, e | </w:t>
+      </w:r>
+      <w:proofErr w:type="gramStart"/>
+      <w:r>
+        <w:rPr>
+          <w:sz w:val="32"/>
+          <w:szCs w:val="32"/>
+        </w:rPr>
+        <w:t>significa Ou</w:t>
+      </w:r>
+      <w:proofErr w:type="gramEnd"/>
+    </w:p>
+    <w:p>
+      <w:pPr>
+        <w:rPr>
+          <w:sz w:val="32"/>
+          <w:szCs w:val="32"/>
+        </w:rPr>
+      </w:pPr>
+      <w:r>
+        <w:rPr>
+          <w:sz w:val="32"/>
+          <w:szCs w:val="32"/>
+        </w:rPr>
         <w:t>atalhos</w:t>
       </w:r>
     </w:p>
@@ -1057,21 +4010,33 @@
         <w:spacing w:after="240" w:line="240" w:lineRule="auto"/>
         <w:rPr>
           <w:rFonts w:ascii="Consolas" w:eastAsia="Times New Roman" w:hAnsi="Consolas" w:cs="Courier New"/>
-          <w:sz w:val="21"/>
-          <w:szCs w:val="21"/>
+          <w:sz w:val="32"/>
+          <w:szCs w:val="32"/>
           <w:bdr w:val="none" w:sz="0" w:space="0" w:color="auto" w:frame="1"/>
           <w:lang w:eastAsia="pt-BR"/>
         </w:rPr>
       </w:pPr>
+      <w:proofErr w:type="spellStart"/>
       <w:r>
         <w:rPr>
           <w:rFonts w:ascii="Consolas" w:eastAsia="Times New Roman" w:hAnsi="Consolas" w:cs="Courier New"/>
-          <w:sz w:val="21"/>
-          <w:szCs w:val="21"/>
+          <w:sz w:val="32"/>
+          <w:szCs w:val="32"/>
           <w:bdr w:val="none" w:sz="0" w:space="0" w:color="auto" w:frame="1"/>
           <w:lang w:eastAsia="pt-BR"/>
         </w:rPr>
-        <w:t>Esc' - Saí do modo edição da célula atual</w:t>
+        <w:t>Esc</w:t>
+      </w:r>
+      <w:proofErr w:type="spellEnd"/>
+      <w:r>
+        <w:rPr>
+          <w:rFonts w:ascii="Consolas" w:eastAsia="Times New Roman" w:hAnsi="Consolas" w:cs="Courier New"/>
+          <w:sz w:val="32"/>
+          <w:szCs w:val="32"/>
+          <w:bdr w:val="none" w:sz="0" w:space="0" w:color="auto" w:frame="1"/>
+          <w:lang w:eastAsia="pt-BR"/>
+        </w:rPr>
+        <w:t>' - Saí do modo edição da célula atual</w:t>
       </w:r>
     </w:p>
     <w:p>
@@ -1098,8 +4063,8 @@
         <w:spacing w:after="240" w:line="240" w:lineRule="auto"/>
         <w:rPr>
           <w:rFonts w:ascii="Consolas" w:eastAsia="Times New Roman" w:hAnsi="Consolas" w:cs="Courier New"/>
-          <w:sz w:val="21"/>
-          <w:szCs w:val="21"/>
+          <w:sz w:val="32"/>
+          <w:szCs w:val="32"/>
           <w:bdr w:val="none" w:sz="0" w:space="0" w:color="auto" w:frame="1"/>
           <w:lang w:eastAsia="pt-BR"/>
         </w:rPr>
@@ -1107,12 +4072,34 @@
       <w:r>
         <w:rPr>
           <w:rFonts w:ascii="Consolas" w:eastAsia="Times New Roman" w:hAnsi="Consolas" w:cs="Courier New"/>
-          <w:sz w:val="21"/>
-          <w:szCs w:val="21"/>
+          <w:sz w:val="32"/>
+          <w:szCs w:val="32"/>
           <w:bdr w:val="none" w:sz="0" w:space="0" w:color="auto" w:frame="1"/>
           <w:lang w:eastAsia="pt-BR"/>
         </w:rPr>
-        <w:t>1. 'Enter' - Edita a célula selecionada</w:t>
+        <w:t>1. '</w:t>
+      </w:r>
+      <w:proofErr w:type="spellStart"/>
+      <w:r>
+        <w:rPr>
+          <w:rFonts w:ascii="Consolas" w:eastAsia="Times New Roman" w:hAnsi="Consolas" w:cs="Courier New"/>
+          <w:sz w:val="32"/>
+          <w:szCs w:val="32"/>
+          <w:bdr w:val="none" w:sz="0" w:space="0" w:color="auto" w:frame="1"/>
+          <w:lang w:eastAsia="pt-BR"/>
+        </w:rPr>
+        <w:t>Enter</w:t>
+      </w:r>
+      <w:proofErr w:type="spellEnd"/>
+      <w:r>
+        <w:rPr>
+          <w:rFonts w:ascii="Consolas" w:eastAsia="Times New Roman" w:hAnsi="Consolas" w:cs="Courier New"/>
+          <w:sz w:val="32"/>
+          <w:szCs w:val="32"/>
+          <w:bdr w:val="none" w:sz="0" w:space="0" w:color="auto" w:frame="1"/>
+          <w:lang w:eastAsia="pt-BR"/>
+        </w:rPr>
+        <w:t>' - Edita a célula selecionada</w:t>
       </w:r>
     </w:p>
     <w:p>
@@ -1139,8 +4126,8 @@
         <w:spacing w:after="240" w:line="240" w:lineRule="auto"/>
         <w:rPr>
           <w:rFonts w:ascii="Consolas" w:eastAsia="Times New Roman" w:hAnsi="Consolas" w:cs="Courier New"/>
-          <w:sz w:val="21"/>
-          <w:szCs w:val="21"/>
+          <w:sz w:val="32"/>
+          <w:szCs w:val="32"/>
           <w:bdr w:val="none" w:sz="0" w:space="0" w:color="auto" w:frame="1"/>
           <w:lang w:eastAsia="pt-BR"/>
         </w:rPr>
@@ -1148,12 +4135,34 @@
       <w:r>
         <w:rPr>
           <w:rFonts w:ascii="Consolas" w:eastAsia="Times New Roman" w:hAnsi="Consolas" w:cs="Courier New"/>
-          <w:sz w:val="21"/>
-          <w:szCs w:val="21"/>
+          <w:sz w:val="32"/>
+          <w:szCs w:val="32"/>
           <w:bdr w:val="none" w:sz="0" w:space="0" w:color="auto" w:frame="1"/>
           <w:lang w:eastAsia="pt-BR"/>
         </w:rPr>
-        <w:t>2. 'Shift + Enter' - Executa a célula selecionada</w:t>
+        <w:t xml:space="preserve">2. 'Shift + </w:t>
+      </w:r>
+      <w:proofErr w:type="spellStart"/>
+      <w:r>
+        <w:rPr>
+          <w:rFonts w:ascii="Consolas" w:eastAsia="Times New Roman" w:hAnsi="Consolas" w:cs="Courier New"/>
+          <w:sz w:val="32"/>
+          <w:szCs w:val="32"/>
+          <w:bdr w:val="none" w:sz="0" w:space="0" w:color="auto" w:frame="1"/>
+          <w:lang w:eastAsia="pt-BR"/>
+        </w:rPr>
+        <w:t>Enter</w:t>
+      </w:r>
+      <w:proofErr w:type="spellEnd"/>
+      <w:r>
+        <w:rPr>
+          <w:rFonts w:ascii="Consolas" w:eastAsia="Times New Roman" w:hAnsi="Consolas" w:cs="Courier New"/>
+          <w:sz w:val="32"/>
+          <w:szCs w:val="32"/>
+          <w:bdr w:val="none" w:sz="0" w:space="0" w:color="auto" w:frame="1"/>
+          <w:lang w:eastAsia="pt-BR"/>
+        </w:rPr>
+        <w:t>' - Executa a célula selecionada</w:t>
       </w:r>
     </w:p>
     <w:p>
@@ -1180,8 +4189,8 @@
         <w:spacing w:after="240" w:line="240" w:lineRule="auto"/>
         <w:rPr>
           <w:rFonts w:ascii="Consolas" w:eastAsia="Times New Roman" w:hAnsi="Consolas" w:cs="Courier New"/>
-          <w:sz w:val="21"/>
-          <w:szCs w:val="21"/>
+          <w:sz w:val="32"/>
+          <w:szCs w:val="32"/>
           <w:bdr w:val="none" w:sz="0" w:space="0" w:color="auto" w:frame="1"/>
           <w:lang w:eastAsia="pt-BR"/>
         </w:rPr>
@@ -1189,8 +4198,8 @@
       <w:r>
         <w:rPr>
           <w:rFonts w:ascii="Consolas" w:eastAsia="Times New Roman" w:hAnsi="Consolas" w:cs="Courier New"/>
-          <w:sz w:val="21"/>
-          <w:szCs w:val="21"/>
+          <w:sz w:val="32"/>
+          <w:szCs w:val="32"/>
           <w:bdr w:val="none" w:sz="0" w:space="0" w:color="auto" w:frame="1"/>
           <w:lang w:eastAsia="pt-BR"/>
         </w:rPr>
@@ -1221,8 +4230,8 @@
         <w:spacing w:after="240" w:line="240" w:lineRule="auto"/>
         <w:rPr>
           <w:rFonts w:ascii="Consolas" w:eastAsia="Times New Roman" w:hAnsi="Consolas" w:cs="Courier New"/>
-          <w:sz w:val="21"/>
-          <w:szCs w:val="21"/>
+          <w:sz w:val="32"/>
+          <w:szCs w:val="32"/>
           <w:bdr w:val="none" w:sz="0" w:space="0" w:color="auto" w:frame="1"/>
           <w:lang w:eastAsia="pt-BR"/>
         </w:rPr>
@@ -1230,8 +4239,8 @@
       <w:r>
         <w:rPr>
           <w:rFonts w:ascii="Consolas" w:eastAsia="Times New Roman" w:hAnsi="Consolas" w:cs="Courier New"/>
-          <w:sz w:val="21"/>
-          <w:szCs w:val="21"/>
+          <w:sz w:val="32"/>
+          <w:szCs w:val="32"/>
           <w:bdr w:val="none" w:sz="0" w:space="0" w:color="auto" w:frame="1"/>
           <w:lang w:eastAsia="pt-BR"/>
         </w:rPr>
@@ -1262,8 +4271,8 @@
         <w:spacing w:after="240" w:line="240" w:lineRule="auto"/>
         <w:rPr>
           <w:rFonts w:ascii="Consolas" w:eastAsia="Times New Roman" w:hAnsi="Consolas" w:cs="Courier New"/>
-          <w:sz w:val="21"/>
-          <w:szCs w:val="21"/>
+          <w:sz w:val="32"/>
+          <w:szCs w:val="32"/>
           <w:bdr w:val="none" w:sz="0" w:space="0" w:color="auto" w:frame="1"/>
           <w:lang w:eastAsia="pt-BR"/>
         </w:rPr>
@@ -1271,8 +4280,8 @@
       <w:r>
         <w:rPr>
           <w:rFonts w:ascii="Consolas" w:eastAsia="Times New Roman" w:hAnsi="Consolas" w:cs="Courier New"/>
-          <w:sz w:val="21"/>
-          <w:szCs w:val="21"/>
+          <w:sz w:val="32"/>
+          <w:szCs w:val="32"/>
           <w:bdr w:val="none" w:sz="0" w:space="0" w:color="auto" w:frame="1"/>
           <w:lang w:eastAsia="pt-BR"/>
         </w:rPr>
@@ -1303,8 +4312,8 @@
         <w:spacing w:after="240" w:line="240" w:lineRule="auto"/>
         <w:rPr>
           <w:rFonts w:ascii="Consolas" w:eastAsia="Times New Roman" w:hAnsi="Consolas" w:cs="Courier New"/>
-          <w:sz w:val="21"/>
-          <w:szCs w:val="21"/>
+          <w:sz w:val="32"/>
+          <w:szCs w:val="32"/>
           <w:bdr w:val="none" w:sz="0" w:space="0" w:color="auto" w:frame="1"/>
           <w:lang w:eastAsia="pt-BR"/>
         </w:rPr>
@@ -1312,8 +4321,8 @@
       <w:r>
         <w:rPr>
           <w:rFonts w:ascii="Consolas" w:eastAsia="Times New Roman" w:hAnsi="Consolas" w:cs="Courier New"/>
-          <w:sz w:val="21"/>
-          <w:szCs w:val="21"/>
+          <w:sz w:val="32"/>
+          <w:szCs w:val="32"/>
           <w:bdr w:val="none" w:sz="0" w:space="0" w:color="auto" w:frame="1"/>
           <w:lang w:eastAsia="pt-BR"/>
         </w:rPr>
@@ -1344,8 +4353,8 @@
         <w:spacing w:after="240" w:line="240" w:lineRule="auto"/>
         <w:rPr>
           <w:rFonts w:ascii="Consolas" w:eastAsia="Times New Roman" w:hAnsi="Consolas" w:cs="Courier New"/>
-          <w:sz w:val="21"/>
-          <w:szCs w:val="21"/>
+          <w:sz w:val="32"/>
+          <w:szCs w:val="32"/>
           <w:bdr w:val="none" w:sz="0" w:space="0" w:color="auto" w:frame="1"/>
           <w:lang w:eastAsia="pt-BR"/>
         </w:rPr>
@@ -1353,12 +4362,34 @@
       <w:r>
         <w:rPr>
           <w:rFonts w:ascii="Consolas" w:eastAsia="Times New Roman" w:hAnsi="Consolas" w:cs="Courier New"/>
-          <w:sz w:val="21"/>
-          <w:szCs w:val="21"/>
+          <w:sz w:val="32"/>
+          <w:szCs w:val="32"/>
           <w:bdr w:val="none" w:sz="0" w:space="0" w:color="auto" w:frame="1"/>
           <w:lang w:eastAsia="pt-BR"/>
         </w:rPr>
-        <w:t>7. 'Ctrl + Z' - Desfaz as últimas edições</w:t>
+        <w:t>7. '</w:t>
+      </w:r>
+      <w:proofErr w:type="spellStart"/>
+      <w:r>
+        <w:rPr>
+          <w:rFonts w:ascii="Consolas" w:eastAsia="Times New Roman" w:hAnsi="Consolas" w:cs="Courier New"/>
+          <w:sz w:val="32"/>
+          <w:szCs w:val="32"/>
+          <w:bdr w:val="none" w:sz="0" w:space="0" w:color="auto" w:frame="1"/>
+          <w:lang w:eastAsia="pt-BR"/>
+        </w:rPr>
+        <w:t>Ctrl</w:t>
+      </w:r>
+      <w:proofErr w:type="spellEnd"/>
+      <w:r>
+        <w:rPr>
+          <w:rFonts w:ascii="Consolas" w:eastAsia="Times New Roman" w:hAnsi="Consolas" w:cs="Courier New"/>
+          <w:sz w:val="32"/>
+          <w:szCs w:val="32"/>
+          <w:bdr w:val="none" w:sz="0" w:space="0" w:color="auto" w:frame="1"/>
+          <w:lang w:eastAsia="pt-BR"/>
+        </w:rPr>
+        <w:t xml:space="preserve"> + Z' - Desfaz as últimas edições</w:t>
       </w:r>
     </w:p>
     <w:p>
@@ -1385,8 +4416,8 @@
         <w:spacing w:after="240" w:line="240" w:lineRule="auto"/>
         <w:rPr>
           <w:rFonts w:ascii="Consolas" w:eastAsia="Times New Roman" w:hAnsi="Consolas" w:cs="Courier New"/>
-          <w:sz w:val="21"/>
-          <w:szCs w:val="21"/>
+          <w:sz w:val="32"/>
+          <w:szCs w:val="32"/>
           <w:bdr w:val="none" w:sz="0" w:space="0" w:color="auto" w:frame="1"/>
           <w:lang w:eastAsia="pt-BR"/>
         </w:rPr>
@@ -1394,12 +4425,34 @@
       <w:r>
         <w:rPr>
           <w:rFonts w:ascii="Consolas" w:eastAsia="Times New Roman" w:hAnsi="Consolas" w:cs="Courier New"/>
-          <w:sz w:val="21"/>
-          <w:szCs w:val="21"/>
+          <w:sz w:val="32"/>
+          <w:szCs w:val="32"/>
           <w:bdr w:val="none" w:sz="0" w:space="0" w:color="auto" w:frame="1"/>
           <w:lang w:eastAsia="pt-BR"/>
         </w:rPr>
-        <w:t>8. 'Ctrl + Shift + Z' - Refaz o último comando de desfazer</w:t>
+        <w:t>8. '</w:t>
+      </w:r>
+      <w:proofErr w:type="spellStart"/>
+      <w:r>
+        <w:rPr>
+          <w:rFonts w:ascii="Consolas" w:eastAsia="Times New Roman" w:hAnsi="Consolas" w:cs="Courier New"/>
+          <w:sz w:val="32"/>
+          <w:szCs w:val="32"/>
+          <w:bdr w:val="none" w:sz="0" w:space="0" w:color="auto" w:frame="1"/>
+          <w:lang w:eastAsia="pt-BR"/>
+        </w:rPr>
+        <w:t>Ctrl</w:t>
+      </w:r>
+      <w:proofErr w:type="spellEnd"/>
+      <w:r>
+        <w:rPr>
+          <w:rFonts w:ascii="Consolas" w:eastAsia="Times New Roman" w:hAnsi="Consolas" w:cs="Courier New"/>
+          <w:sz w:val="32"/>
+          <w:szCs w:val="32"/>
+          <w:bdr w:val="none" w:sz="0" w:space="0" w:color="auto" w:frame="1"/>
+          <w:lang w:eastAsia="pt-BR"/>
+        </w:rPr>
+        <w:t xml:space="preserve"> + Shift + Z' - Refaz o último comando de desfazer</w:t>
       </w:r>
     </w:p>
     <w:p>
@@ -1426,8 +4479,8 @@
         <w:spacing w:after="240" w:line="240" w:lineRule="auto"/>
         <w:rPr>
           <w:rFonts w:ascii="Consolas" w:eastAsia="Times New Roman" w:hAnsi="Consolas" w:cs="Courier New"/>
-          <w:sz w:val="21"/>
-          <w:szCs w:val="21"/>
+          <w:sz w:val="32"/>
+          <w:szCs w:val="32"/>
           <w:bdr w:val="none" w:sz="0" w:space="0" w:color="auto" w:frame="1"/>
           <w:lang w:eastAsia="pt-BR"/>
         </w:rPr>
@@ -1435,8 +4488,8 @@
       <w:r>
         <w:rPr>
           <w:rFonts w:ascii="Consolas" w:eastAsia="Times New Roman" w:hAnsi="Consolas" w:cs="Courier New"/>
-          <w:sz w:val="21"/>
-          <w:szCs w:val="21"/>
+          <w:sz w:val="32"/>
+          <w:szCs w:val="32"/>
           <w:bdr w:val="none" w:sz="0" w:space="0" w:color="auto" w:frame="1"/>
           <w:lang w:eastAsia="pt-BR"/>
         </w:rPr>
@@ -1467,8 +4520,8 @@
         <w:spacing w:after="240" w:line="240" w:lineRule="auto"/>
         <w:rPr>
           <w:rFonts w:ascii="Consolas" w:eastAsia="Times New Roman" w:hAnsi="Consolas" w:cs="Courier New"/>
-          <w:sz w:val="21"/>
-          <w:szCs w:val="21"/>
+          <w:sz w:val="32"/>
+          <w:szCs w:val="32"/>
           <w:bdr w:val="none" w:sz="0" w:space="0" w:color="auto" w:frame="1"/>
           <w:lang w:eastAsia="pt-BR"/>
         </w:rPr>
@@ -1476,12 +4529,34 @@
       <w:r>
         <w:rPr>
           <w:rFonts w:ascii="Consolas" w:eastAsia="Times New Roman" w:hAnsi="Consolas" w:cs="Courier New"/>
-          <w:sz w:val="21"/>
-          <w:szCs w:val="21"/>
+          <w:sz w:val="32"/>
+          <w:szCs w:val="32"/>
           <w:bdr w:val="none" w:sz="0" w:space="0" w:color="auto" w:frame="1"/>
           <w:lang w:eastAsia="pt-BR"/>
         </w:rPr>
-        <w:t>10. 'Tab' - Faz sugestões para completar o código</w:t>
+        <w:t>10. '</w:t>
+      </w:r>
+      <w:proofErr w:type="spellStart"/>
+      <w:r>
+        <w:rPr>
+          <w:rFonts w:ascii="Consolas" w:eastAsia="Times New Roman" w:hAnsi="Consolas" w:cs="Courier New"/>
+          <w:sz w:val="32"/>
+          <w:szCs w:val="32"/>
+          <w:bdr w:val="none" w:sz="0" w:space="0" w:color="auto" w:frame="1"/>
+          <w:lang w:eastAsia="pt-BR"/>
+        </w:rPr>
+        <w:t>Tab</w:t>
+      </w:r>
+      <w:proofErr w:type="spellEnd"/>
+      <w:r>
+        <w:rPr>
+          <w:rFonts w:ascii="Consolas" w:eastAsia="Times New Roman" w:hAnsi="Consolas" w:cs="Courier New"/>
+          <w:sz w:val="32"/>
+          <w:szCs w:val="32"/>
+          <w:bdr w:val="none" w:sz="0" w:space="0" w:color="auto" w:frame="1"/>
+          <w:lang w:eastAsia="pt-BR"/>
+        </w:rPr>
+        <w:t>' - Faz sugestões para completar o código</w:t>
       </w:r>
     </w:p>
     <w:p>
@@ -1508,54 +4583,345 @@
         <w:spacing w:after="240" w:line="240" w:lineRule="auto"/>
         <w:rPr>
           <w:rFonts w:ascii="Consolas" w:eastAsia="Times New Roman" w:hAnsi="Consolas" w:cs="Courier New"/>
-          <w:sz w:val="21"/>
-          <w:szCs w:val="21"/>
+          <w:sz w:val="32"/>
+          <w:szCs w:val="32"/>
           <w:lang w:eastAsia="pt-BR"/>
         </w:rPr>
       </w:pPr>
       <w:r>
         <w:rPr>
           <w:rFonts w:ascii="Consolas" w:eastAsia="Times New Roman" w:hAnsi="Consolas" w:cs="Courier New"/>
-          <w:sz w:val="21"/>
-          <w:szCs w:val="21"/>
+          <w:sz w:val="32"/>
+          <w:szCs w:val="32"/>
           <w:bdr w:val="none" w:sz="0" w:space="0" w:color="auto" w:frame="1"/>
           <w:lang w:eastAsia="pt-BR"/>
         </w:rPr>
-        <w:t>11. '?função' - Mostra a documentação de uma dada função</w:t>
-      </w:r>
-    </w:p>
-    <w:p>
-      <w:r>
-        <w:t>%matplotlib inline</w:t>
-      </w:r>
-      <w:r>
-        <w:t>: comando para plotar(desenhar) os gráficos em todas as versões do Jupyter Notebook</w:t>
-      </w:r>
-      <w:r>
+        <w:lastRenderedPageBreak/>
+        <w:t xml:space="preserve">11. </w:t>
+      </w:r>
+      <w:proofErr w:type="gramStart"/>
+      <w:r>
+        <w:rPr>
+          <w:rFonts w:ascii="Consolas" w:eastAsia="Times New Roman" w:hAnsi="Consolas" w:cs="Courier New"/>
+          <w:sz w:val="32"/>
+          <w:szCs w:val="32"/>
+          <w:bdr w:val="none" w:sz="0" w:space="0" w:color="auto" w:frame="1"/>
+          <w:lang w:eastAsia="pt-BR"/>
+        </w:rPr>
+        <w:t>'?função</w:t>
+      </w:r>
+      <w:proofErr w:type="gramEnd"/>
+      <w:r>
+        <w:rPr>
+          <w:rFonts w:ascii="Consolas" w:eastAsia="Times New Roman" w:hAnsi="Consolas" w:cs="Courier New"/>
+          <w:sz w:val="32"/>
+          <w:szCs w:val="32"/>
+          <w:bdr w:val="none" w:sz="0" w:space="0" w:color="auto" w:frame="1"/>
+          <w:lang w:eastAsia="pt-BR"/>
+        </w:rPr>
+        <w:t>' - Mostra a documentação de uma dada função</w:t>
+      </w:r>
+    </w:p>
+    <w:p>
+      <w:pPr>
+        <w:rPr>
+          <w:sz w:val="32"/>
+          <w:szCs w:val="32"/>
+        </w:rPr>
+      </w:pPr>
+      <w:r>
+        <w:rPr>
+          <w:sz w:val="32"/>
+          <w:szCs w:val="32"/>
+        </w:rPr>
+        <w:t>%</w:t>
+      </w:r>
+      <w:proofErr w:type="spellStart"/>
+      <w:r>
+        <w:rPr>
+          <w:sz w:val="32"/>
+          <w:szCs w:val="32"/>
+        </w:rPr>
+        <w:t>matplotlib</w:t>
+      </w:r>
+      <w:proofErr w:type="spellEnd"/>
+      <w:r>
+        <w:rPr>
+          <w:sz w:val="32"/>
+          <w:szCs w:val="32"/>
+        </w:rPr>
+        <w:t xml:space="preserve"> </w:t>
+      </w:r>
+      <w:proofErr w:type="spellStart"/>
+      <w:r>
+        <w:rPr>
+          <w:sz w:val="32"/>
+          <w:szCs w:val="32"/>
+        </w:rPr>
+        <w:t>inline</w:t>
+      </w:r>
+      <w:proofErr w:type="spellEnd"/>
+      <w:r>
+        <w:rPr>
+          <w:sz w:val="32"/>
+          <w:szCs w:val="32"/>
+        </w:rPr>
+        <w:t xml:space="preserve">: comando para plotar(desenhar) os gráficos em todas as versões do </w:t>
+      </w:r>
+      <w:proofErr w:type="spellStart"/>
+      <w:r>
+        <w:rPr>
+          <w:sz w:val="32"/>
+          <w:szCs w:val="32"/>
+        </w:rPr>
+        <w:t>Jupyter</w:t>
+      </w:r>
+      <w:proofErr w:type="spellEnd"/>
+      <w:r>
+        <w:rPr>
+          <w:sz w:val="32"/>
+          <w:szCs w:val="32"/>
+        </w:rPr>
+        <w:t xml:space="preserve"> Notebook</w:t>
+      </w:r>
+      <w:r>
+        <w:rPr>
+          <w:sz w:val="32"/>
+          <w:szCs w:val="32"/>
+        </w:rPr>
         <w:br/>
       </w:r>
-      <w:r>
-        <w:t>sns.kdeplot(</w:t>
-      </w:r>
-      <w:r>
-        <w:rPr>
-          <w:b/>
-          <w:bCs/>
+      <w:proofErr w:type="spellStart"/>
+      <w:r>
+        <w:rPr>
+          <w:sz w:val="32"/>
+          <w:szCs w:val="32"/>
+        </w:rPr>
+        <w:t>sns.kdeplot</w:t>
+      </w:r>
+      <w:proofErr w:type="spellEnd"/>
+      <w:r>
+        <w:rPr>
+          <w:sz w:val="32"/>
+          <w:szCs w:val="32"/>
+        </w:rPr>
+        <w:t>(</w:t>
+      </w:r>
+      <w:r>
+        <w:rPr>
+          <w:b/>
+          <w:bCs/>
+          <w:sz w:val="32"/>
+          <w:szCs w:val="32"/>
         </w:rPr>
         <w:t>XXX</w:t>
       </w:r>
       <w:r>
+        <w:rPr>
+          <w:sz w:val="32"/>
+          <w:szCs w:val="32"/>
+        </w:rPr>
         <w:t>):Serve para plotar a ferramenta de gráficos</w:t>
       </w:r>
     </w:p>
-    <w:p/>
+    <w:p>
+      <w:pPr>
+        <w:rPr>
+          <w:sz w:val="32"/>
+          <w:szCs w:val="32"/>
+        </w:rPr>
+      </w:pPr>
+    </w:p>
+    <w:p>
+      <w:pPr>
+        <w:rPr>
+          <w:sz w:val="32"/>
+          <w:szCs w:val="32"/>
+        </w:rPr>
+      </w:pPr>
+      <w:proofErr w:type="spellStart"/>
+      <w:r>
+        <w:rPr>
+          <w:sz w:val="32"/>
+          <w:szCs w:val="32"/>
+        </w:rPr>
+        <w:t>Plotly.express</w:t>
+      </w:r>
+      <w:proofErr w:type="spellEnd"/>
+      <w:r>
+        <w:rPr>
+          <w:sz w:val="32"/>
+          <w:szCs w:val="32"/>
+        </w:rPr>
+        <w:t xml:space="preserve"> as </w:t>
+      </w:r>
+      <w:proofErr w:type="spellStart"/>
+      <w:r>
+        <w:rPr>
+          <w:sz w:val="32"/>
+          <w:szCs w:val="32"/>
+        </w:rPr>
+        <w:t>px</w:t>
+      </w:r>
+      <w:proofErr w:type="spellEnd"/>
+      <w:r>
+        <w:rPr>
+          <w:sz w:val="32"/>
+          <w:szCs w:val="32"/>
+        </w:rPr>
+        <w:t xml:space="preserve"> gráfico </w:t>
+      </w:r>
+    </w:p>
+    <w:p>
+      <w:pPr>
+        <w:rPr>
+          <w:sz w:val="32"/>
+          <w:szCs w:val="32"/>
+        </w:rPr>
+      </w:pPr>
+      <w:proofErr w:type="spellStart"/>
+      <w:proofErr w:type="gramStart"/>
+      <w:r>
+        <w:rPr>
+          <w:sz w:val="32"/>
+          <w:szCs w:val="32"/>
+        </w:rPr>
+        <w:t>Px.histogram</w:t>
+      </w:r>
+      <w:proofErr w:type="spellEnd"/>
+      <w:proofErr w:type="gramEnd"/>
+      <w:r>
+        <w:rPr>
+          <w:sz w:val="32"/>
+          <w:szCs w:val="32"/>
+        </w:rPr>
+        <w:t xml:space="preserve"> cria o gráfico padrão</w:t>
+      </w:r>
+    </w:p>
+    <w:p>
+      <w:pPr>
+        <w:rPr>
+          <w:sz w:val="32"/>
+          <w:szCs w:val="32"/>
+        </w:rPr>
+      </w:pPr>
+      <w:proofErr w:type="spellStart"/>
+      <w:proofErr w:type="gramStart"/>
+      <w:r>
+        <w:rPr>
+          <w:sz w:val="32"/>
+          <w:szCs w:val="32"/>
+        </w:rPr>
+        <w:t>Px.histogram</w:t>
+      </w:r>
+      <w:proofErr w:type="spellEnd"/>
+      <w:proofErr w:type="gramEnd"/>
+      <w:r>
+        <w:rPr>
+          <w:sz w:val="32"/>
+          <w:szCs w:val="32"/>
+        </w:rPr>
+        <w:t xml:space="preserve">( </w:t>
+      </w:r>
+      <w:proofErr w:type="spellStart"/>
+      <w:r>
+        <w:rPr>
+          <w:sz w:val="32"/>
+          <w:szCs w:val="32"/>
+        </w:rPr>
+        <w:t>xxx</w:t>
+      </w:r>
+      <w:proofErr w:type="spellEnd"/>
+      <w:r>
+        <w:rPr>
+          <w:sz w:val="32"/>
+          <w:szCs w:val="32"/>
+        </w:rPr>
+        <w:t xml:space="preserve">, x=(coluna x), color = </w:t>
+      </w:r>
+      <w:proofErr w:type="spellStart"/>
+      <w:r>
+        <w:rPr>
+          <w:sz w:val="32"/>
+          <w:szCs w:val="32"/>
+        </w:rPr>
+        <w:t>xxx</w:t>
+      </w:r>
+      <w:proofErr w:type="spellEnd"/>
+      <w:r>
+        <w:rPr>
+          <w:sz w:val="32"/>
+          <w:szCs w:val="32"/>
+        </w:rPr>
+        <w:t>(comparar com outra cor)</w:t>
+      </w:r>
+    </w:p>
+    <w:p>
+      <w:pPr>
+        <w:rPr>
+          <w:sz w:val="32"/>
+          <w:szCs w:val="32"/>
+        </w:rPr>
+      </w:pPr>
+      <w:proofErr w:type="spellStart"/>
+      <w:r>
+        <w:rPr>
+          <w:sz w:val="32"/>
+          <w:szCs w:val="32"/>
+        </w:rPr>
+        <w:t>Gráfico.show</w:t>
+      </w:r>
+      <w:proofErr w:type="spellEnd"/>
+      <w:r>
+        <w:rPr>
+          <w:sz w:val="32"/>
+          <w:szCs w:val="32"/>
+        </w:rPr>
+        <w:t xml:space="preserve">() mostra o </w:t>
+      </w:r>
+      <w:proofErr w:type="spellStart"/>
+      <w:r>
+        <w:rPr>
+          <w:sz w:val="32"/>
+          <w:szCs w:val="32"/>
+        </w:rPr>
+        <w:t>grafico</w:t>
+      </w:r>
+      <w:proofErr w:type="spellEnd"/>
+    </w:p>
+    <w:p>
+      <w:pPr>
+        <w:rPr>
+          <w:sz w:val="32"/>
+          <w:szCs w:val="32"/>
+        </w:rPr>
+      </w:pPr>
+    </w:p>
     <w:p>
       <w:pPr>
         <w:spacing w:before="240"/>
-      </w:pPr>
-    </w:p>
-    <w:p/>
-    <w:p/>
+        <w:rPr>
+          <w:sz w:val="32"/>
+          <w:szCs w:val="32"/>
+        </w:rPr>
+      </w:pPr>
+    </w:p>
+    <w:p>
+      <w:pPr>
+        <w:rPr>
+          <w:sz w:val="32"/>
+          <w:szCs w:val="32"/>
+        </w:rPr>
+      </w:pPr>
+    </w:p>
+    <w:p>
+      <w:pPr>
+        <w:rPr>
+          <w:sz w:val="32"/>
+          <w:szCs w:val="32"/>
+        </w:rPr>
+      </w:pPr>
+    </w:p>
     <w:sectPr>
       <w:pgSz w:w="11906" w:h="16838"/>
       <w:pgMar w:top="1417" w:right="1701" w:bottom="1417" w:left="1701" w:header="708" w:footer="708" w:gutter="0"/>
